--- a/lessons/1-4/downloads/1-4-notes.docx
+++ b/lessons/1-4/downloads/1-4-notes.docx
@@ -349,6 +349,232 @@
           <w:szCs w:val="19"/>
         </w:rPr>
         <w:t xml:space="preserve">1,344 ÷ 12: first 12 × 100 = 1,200, then 12 × 12 = 144. Quotient = 100 + 12 = 112</w:t>
+      </w:r>
+    </w:p>
+    <w:p>
+      <w:pPr>
+        <w:pStyle w:val="Heading2"/>
+        <w:pBdr>
+          <w:left w:val="single" w:color="1FA6A2" w:sz="18" w:space="8"/>
+        </w:pBdr>
+        <w:spacing w:after="100" w:before="200"/>
+      </w:pPr>
+      <w:r>
+        <w:rPr>
+          <w:b/>
+          <w:bCs/>
+          <w:color w:val="1FA6A2"/>
+          <w:sz w:val="26"/>
+          <w:szCs w:val="26"/>
+        </w:rPr>
+        <w:t xml:space="preserve">Turn &amp; Talk — Discussion Points  (Level 1 support · Level 2)</w:t>
+      </w:r>
+    </w:p>
+    <w:p>
+      <w:pPr>
+        <w:spacing w:after="60"/>
+      </w:pPr>
+      <w:r>
+        <w:rPr>
+          <w:i/>
+          <w:iCs/>
+          <w:color w:val="5F6F80"/>
+          <w:sz w:val="19"/>
+          <w:szCs w:val="19"/>
+        </w:rPr>
+        <w:t xml:space="preserve">Talk with a partner. Use the Level 1 stems if you need help getting started; try the Level 2 question when you are ready for more.</w:t>
+      </w:r>
+    </w:p>
+    <w:p>
+      <w:pPr>
+        <w:spacing w:after="60"/>
+      </w:pPr>
+      <w:r>
+        <w:rPr>
+          <w:b/>
+          <w:bCs/>
+          <w:color w:val="12355B"/>
+          <w:sz w:val="21"/>
+          <w:szCs w:val="21"/>
+        </w:rPr>
+        <w:t xml:space="preserve">1. [Explore] </w:t>
+      </w:r>
+      <w:r>
+        <w:rPr>
+          <w:b/>
+          <w:bCs/>
+          <w:sz w:val="21"/>
+          <w:szCs w:val="21"/>
+        </w:rPr>
+        <w:t xml:space="preserve">What steps did you use to divide the large numbers?</w:t>
+      </w:r>
+    </w:p>
+    <w:p>
+      <w:pPr>
+        <w:spacing w:after="60"/>
+      </w:pPr>
+      <w:r>
+        <w:rPr>
+          <w:sz w:val="21"/>
+          <w:szCs w:val="21"/>
+        </w:rPr>
+        <w:t xml:space="preserve">First I ___, then I ___.</w:t>
+      </w:r>
+      <w:r>
+        <w:rPr>
+          <w:i/>
+          <w:iCs/>
+          <w:color w:val="5F6F80"/>
+          <w:sz w:val="19"/>
+          <w:szCs w:val="19"/>
+        </w:rPr>
+        <w:br/>
+        <w:t xml:space="preserve">
+Primero ___, luego ___.</w:t>
+      </w:r>
+    </w:p>
+    <w:p>
+      <w:pPr>
+        <w:spacing w:after="60"/>
+      </w:pPr>
+      <w:r>
+        <w:rPr>
+          <w:sz w:val="21"/>
+          <w:szCs w:val="21"/>
+        </w:rPr>
+        <w:t xml:space="preserve">The quotient is ___ because ___.</w:t>
+      </w:r>
+      <w:r>
+        <w:rPr>
+          <w:i/>
+          <w:iCs/>
+          <w:color w:val="5F6F80"/>
+          <w:sz w:val="19"/>
+          <w:szCs w:val="19"/>
+        </w:rPr>
+        <w:br/>
+        <w:t xml:space="preserve">
+El cociente es ___ porque ___.</w:t>
+      </w:r>
+    </w:p>
+    <w:p>
+      <w:pPr>
+        <w:spacing w:after="60"/>
+      </w:pPr>
+      <w:r>
+        <w:rPr>
+          <w:sz w:val="21"/>
+          <w:szCs w:val="21"/>
+        </w:rPr>
+        <w:t xml:space="preserve">I would divide to ___.</w:t>
+      </w:r>
+      <w:r>
+        <w:rPr>
+          <w:i/>
+          <w:iCs/>
+          <w:color w:val="5F6F80"/>
+          <w:sz w:val="19"/>
+          <w:szCs w:val="19"/>
+        </w:rPr>
+        <w:br/>
+        <w:t xml:space="preserve">
+Dividiría para ___.</w:t>
+      </w:r>
+    </w:p>
+    <w:p>
+      <w:pPr>
+        <w:spacing w:after="60"/>
+      </w:pPr>
+      <w:r>
+        <w:rPr>
+          <w:b/>
+          <w:bCs/>
+          <w:color w:val="12355B"/>
+          <w:sz w:val="21"/>
+          <w:szCs w:val="21"/>
+        </w:rPr>
+        <w:t xml:space="preserve">2. [Connect] </w:t>
+      </w:r>
+      <w:r>
+        <w:rPr>
+          <w:b/>
+          <w:bCs/>
+          <w:sz w:val="21"/>
+          <w:szCs w:val="21"/>
+        </w:rPr>
+        <w:t xml:space="preserve">When might you need to divide large numbers in real life?</w:t>
+      </w:r>
+    </w:p>
+    <w:p>
+      <w:pPr>
+        <w:spacing w:after="60"/>
+      </w:pPr>
+      <w:r>
+        <w:rPr>
+          <w:sz w:val="21"/>
+          <w:szCs w:val="21"/>
+        </w:rPr>
+        <w:t xml:space="preserve">First I ___, then I ___.</w:t>
+      </w:r>
+      <w:r>
+        <w:rPr>
+          <w:i/>
+          <w:iCs/>
+          <w:color w:val="5F6F80"/>
+          <w:sz w:val="19"/>
+          <w:szCs w:val="19"/>
+        </w:rPr>
+        <w:br/>
+        <w:t xml:space="preserve">
+Primero ___, luego ___.</w:t>
+      </w:r>
+    </w:p>
+    <w:p>
+      <w:pPr>
+        <w:spacing w:after="60"/>
+      </w:pPr>
+      <w:r>
+        <w:rPr>
+          <w:sz w:val="21"/>
+          <w:szCs w:val="21"/>
+        </w:rPr>
+        <w:t xml:space="preserve">The quotient is ___ because ___.</w:t>
+      </w:r>
+      <w:r>
+        <w:rPr>
+          <w:i/>
+          <w:iCs/>
+          <w:color w:val="5F6F80"/>
+          <w:sz w:val="19"/>
+          <w:szCs w:val="19"/>
+        </w:rPr>
+        <w:br/>
+        <w:t xml:space="preserve">
+El cociente es ___ porque ___.</w:t>
+      </w:r>
+    </w:p>
+    <w:p>
+      <w:pPr>
+        <w:spacing w:after="60"/>
+      </w:pPr>
+      <w:r>
+        <w:rPr>
+          <w:sz w:val="21"/>
+          <w:szCs w:val="21"/>
+        </w:rPr>
+        <w:t xml:space="preserve">I would divide to ___.</w:t>
+      </w:r>
+      <w:r>
+        <w:rPr>
+          <w:i/>
+          <w:iCs/>
+          <w:color w:val="5F6F80"/>
+          <w:sz w:val="19"/>
+          <w:szCs w:val="19"/>
+        </w:rPr>
+        <w:br/>
+        <w:t xml:space="preserve">
+Dividiría para ___.</w:t>
       </w:r>
     </w:p>
     <w:p>

--- a/lessons/1-4/downloads/1-4-notes.docx
+++ b/lessons/1-4/downloads/1-4-notes.docx
@@ -397,28 +397,50 @@
           <w:sz w:val="21"/>
           <w:szCs w:val="21"/>
         </w:rPr>
-        <w:t xml:space="preserve">1. [Explore] </w:t>
-      </w:r>
-      <w:r>
-        <w:rPr>
-          <w:b/>
-          <w:bCs/>
-          <w:sz w:val="21"/>
-          <w:szCs w:val="21"/>
-        </w:rPr>
-        <w:t xml:space="preserve">What steps did you use to divide the large numbers?</w:t>
-      </w:r>
-    </w:p>
-    <w:p>
-      <w:pPr>
-        <w:spacing w:after="60"/>
-      </w:pPr>
-      <w:r>
-        <w:rPr>
-          <w:sz w:val="21"/>
-          <w:szCs w:val="21"/>
-        </w:rPr>
-        <w:t xml:space="preserve">First I ___, then I ___.</w:t>
+        <w:t xml:space="preserve">1. [Launch] </w:t>
+      </w:r>
+      <w:r>
+        <w:rPr>
+          <w:b/>
+          <w:bCs/>
+          <w:sz w:val="21"/>
+          <w:szCs w:val="21"/>
+        </w:rPr>
+        <w:t xml:space="preserve">The station must divide 1,344 nutrition bars equally among 12 crew sections. Before dividing, about how many bars should each section get, and how do you know?</w:t>
+      </w:r>
+    </w:p>
+    <w:p>
+      <w:pPr>
+        <w:spacing w:after="60"/>
+      </w:pPr>
+      <w:r>
+        <w:rPr>
+          <w:b/>
+          <w:bCs/>
+          <w:color w:val="1FA6A2"/>
+          <w:sz w:val="20"/>
+          <w:szCs w:val="20"/>
+        </w:rPr>
+        <w:t xml:space="preserve">Level 1 — Start here: </w:t>
+      </w:r>
+      <w:r>
+        <w:rPr>
+          <w:sz w:val="20"/>
+          <w:szCs w:val="20"/>
+        </w:rPr>
+        <w:t xml:space="preserve">Estimating with friendly numbers checks whether the quotient is reasonable.</w:t>
+      </w:r>
+    </w:p>
+    <w:p>
+      <w:pPr>
+        <w:spacing w:after="60"/>
+      </w:pPr>
+      <w:r>
+        <w:rPr>
+          <w:sz w:val="21"/>
+          <w:szCs w:val="21"/>
+        </w:rPr>
+        <w:t xml:space="preserve">Each section gets about ___ bars because 1,344 is close to ___.</w:t>
       </w:r>
       <w:r>
         <w:rPr>
@@ -430,19 +452,19 @@
         </w:rPr>
         <w:br/>
         <w:t xml:space="preserve">
-Primero ___, luego ___.</w:t>
-      </w:r>
-    </w:p>
-    <w:p>
-      <w:pPr>
-        <w:spacing w:after="60"/>
-      </w:pPr>
-      <w:r>
-        <w:rPr>
-          <w:sz w:val="21"/>
-          <w:szCs w:val="21"/>
-        </w:rPr>
-        <w:t xml:space="preserve">The quotient is ___ because ___.</w:t>
+Cada sección recibe unas ___ barras porque 1,344 está cerca de ___.</w:t>
+      </w:r>
+    </w:p>
+    <w:p>
+      <w:pPr>
+        <w:spacing w:after="60"/>
+      </w:pPr>
+      <w:r>
+        <w:rPr>
+          <w:sz w:val="21"/>
+          <w:szCs w:val="21"/>
+        </w:rPr>
+        <w:t xml:space="preserve">I estimated by ___.</w:t>
       </w:r>
       <w:r>
         <w:rPr>
@@ -454,19 +476,161 @@
         </w:rPr>
         <w:br/>
         <w:t xml:space="preserve">
-El cociente es ___ porque ___.</w:t>
-      </w:r>
-    </w:p>
-    <w:p>
-      <w:pPr>
-        <w:spacing w:after="60"/>
-      </w:pPr>
-      <w:r>
-        <w:rPr>
-          <w:sz w:val="21"/>
-          <w:szCs w:val="21"/>
-        </w:rPr>
-        <w:t xml:space="preserve">I would divide to ___.</w:t>
+Estimé al ___.</w:t>
+      </w:r>
+    </w:p>
+    <w:p>
+      <w:pPr>
+        <w:spacing w:after="60"/>
+      </w:pPr>
+      <w:r>
+        <w:rPr>
+          <w:b/>
+          <w:bCs/>
+          <w:color w:val="12355B"/>
+          <w:sz w:val="20"/>
+          <w:szCs w:val="20"/>
+        </w:rPr>
+        <w:t xml:space="preserve">Word bank: </w:t>
+      </w:r>
+      <w:r>
+        <w:rPr>
+          <w:color w:val="1FA6A2"/>
+          <w:sz w:val="20"/>
+          <w:szCs w:val="20"/>
+        </w:rPr>
+        <w:t xml:space="preserve">dividend, divisor, quotient, estimate, partial quotients</w:t>
+      </w:r>
+    </w:p>
+    <w:p>
+      <w:pPr>
+        <w:spacing w:after="60"/>
+      </w:pPr>
+      <w:r>
+        <w:rPr>
+          <w:b/>
+          <w:bCs/>
+          <w:color w:val="12355B"/>
+          <w:sz w:val="19"/>
+          <w:szCs w:val="19"/>
+        </w:rPr>
+        <w:t xml:space="preserve">Listen for: </w:t>
+      </w:r>
+      <w:r>
+        <w:rPr>
+          <w:i/>
+          <w:iCs/>
+          <w:color w:val="5F6F80"/>
+          <w:sz w:val="19"/>
+          <w:szCs w:val="19"/>
+        </w:rPr>
+        <w:t xml:space="preserve">Students estimate using 1,200 ÷ 12 = 100 (or similar) to predict roughly 100+ bars per section, identifying 1,344 as the dividend and 12 as the divisor.</w:t>
+      </w:r>
+    </w:p>
+    <w:p>
+      <w:pPr>
+        <w:spacing w:after="60"/>
+      </w:pPr>
+      <w:r>
+        <w:rPr>
+          <w:b/>
+          <w:bCs/>
+          <w:color w:val="9A6B12"/>
+          <w:sz w:val="20"/>
+          <w:szCs w:val="20"/>
+        </w:rPr>
+        <w:t xml:space="preserve">Level 2: </w:t>
+      </w:r>
+      <w:r>
+        <w:rPr>
+          <w:sz w:val="20"/>
+          <w:szCs w:val="20"/>
+        </w:rPr>
+        <w:t xml:space="preserve">Will 1,344 divide evenly by 12, or will there be a remainder? Predict before computing and justify your reasoning.</w:t>
+      </w:r>
+    </w:p>
+    <w:p>
+      <w:pPr>
+        <w:spacing w:after="60"/>
+        <w:ind w:left="360"/>
+      </w:pPr>
+      <w:r>
+        <w:rPr>
+          <w:sz w:val="20"/>
+          <w:szCs w:val="20"/>
+        </w:rPr>
+        <w:t xml:space="preserve">• I predict the remainder is ___ because ___.</w:t>
+      </w:r>
+    </w:p>
+    <w:p>
+      <w:pPr>
+        <w:spacing w:after="60"/>
+        <w:ind w:left="360"/>
+      </w:pPr>
+      <w:r>
+        <w:rPr>
+          <w:sz w:val="20"/>
+          <w:szCs w:val="20"/>
+        </w:rPr>
+        <w:t xml:space="preserve">• 1,344 is divisible by 12 since ___.</w:t>
+      </w:r>
+    </w:p>
+    <w:p>
+      <w:pPr>
+        <w:spacing w:after="60"/>
+      </w:pPr>
+      <w:r>
+        <w:rPr>
+          <w:b/>
+          <w:bCs/>
+          <w:color w:val="12355B"/>
+          <w:sz w:val="21"/>
+          <w:szCs w:val="21"/>
+        </w:rPr>
+        <w:t xml:space="preserve">2. [Explore] </w:t>
+      </w:r>
+      <w:r>
+        <w:rPr>
+          <w:b/>
+          <w:bCs/>
+          <w:sz w:val="21"/>
+          <w:szCs w:val="21"/>
+        </w:rPr>
+        <w:t xml:space="preserve">You used partial quotients for 1,344 ÷ 12. What steps did you use, and how do they build to the final quotient?</w:t>
+      </w:r>
+    </w:p>
+    <w:p>
+      <w:pPr>
+        <w:spacing w:after="60"/>
+      </w:pPr>
+      <w:r>
+        <w:rPr>
+          <w:b/>
+          <w:bCs/>
+          <w:color w:val="1FA6A2"/>
+          <w:sz w:val="20"/>
+          <w:szCs w:val="20"/>
+        </w:rPr>
+        <w:t xml:space="preserve">Level 1 — Start here: </w:t>
+      </w:r>
+      <w:r>
+        <w:rPr>
+          <w:sz w:val="20"/>
+          <w:szCs w:val="20"/>
+        </w:rPr>
+        <w:t xml:space="preserve">Partial quotients break a hard division into easy chunks you add together.</w:t>
+      </w:r>
+    </w:p>
+    <w:p>
+      <w:pPr>
+        <w:spacing w:after="60"/>
+      </w:pPr>
+      <w:r>
+        <w:rPr>
+          <w:sz w:val="21"/>
+          <w:szCs w:val="21"/>
+        </w:rPr>
+        <w:t xml:space="preserve">First I took 12 × ___ = 1,200, then 12 × ___ = 144.</w:t>
       </w:r>
       <w:r>
         <w:rPr>
@@ -478,43 +642,19 @@
         </w:rPr>
         <w:br/>
         <w:t xml:space="preserve">
-Dividiría para ___.</w:t>
-      </w:r>
-    </w:p>
-    <w:p>
-      <w:pPr>
-        <w:spacing w:after="60"/>
-      </w:pPr>
-      <w:r>
-        <w:rPr>
-          <w:b/>
-          <w:bCs/>
-          <w:color w:val="12355B"/>
-          <w:sz w:val="21"/>
-          <w:szCs w:val="21"/>
-        </w:rPr>
-        <w:t xml:space="preserve">2. [Connect] </w:t>
-      </w:r>
-      <w:r>
-        <w:rPr>
-          <w:b/>
-          <w:bCs/>
-          <w:sz w:val="21"/>
-          <w:szCs w:val="21"/>
-        </w:rPr>
-        <w:t xml:space="preserve">When might you need to divide large numbers in real life?</w:t>
-      </w:r>
-    </w:p>
-    <w:p>
-      <w:pPr>
-        <w:spacing w:after="60"/>
-      </w:pPr>
-      <w:r>
-        <w:rPr>
-          <w:sz w:val="21"/>
-          <w:szCs w:val="21"/>
-        </w:rPr>
-        <w:t xml:space="preserve">First I ___, then I ___.</w:t>
+Primero usé 12 × ___ = 1,200, luego 12 × ___ = 144.</w:t>
+      </w:r>
+    </w:p>
+    <w:p>
+      <w:pPr>
+        <w:spacing w:after="60"/>
+      </w:pPr>
+      <w:r>
+        <w:rPr>
+          <w:sz w:val="21"/>
+          <w:szCs w:val="21"/>
+        </w:rPr>
+        <w:t xml:space="preserve">The quotient is ___ because I added the partial quotients ___.</w:t>
       </w:r>
       <w:r>
         <w:rPr>
@@ -526,19 +666,161 @@
         </w:rPr>
         <w:br/>
         <w:t xml:space="preserve">
-Primero ___, luego ___.</w:t>
-      </w:r>
-    </w:p>
-    <w:p>
-      <w:pPr>
-        <w:spacing w:after="60"/>
-      </w:pPr>
-      <w:r>
-        <w:rPr>
-          <w:sz w:val="21"/>
-          <w:szCs w:val="21"/>
-        </w:rPr>
-        <w:t xml:space="preserve">The quotient is ___ because ___.</w:t>
+El cociente es ___ porque sumé los cocientes parciales ___.</w:t>
+      </w:r>
+    </w:p>
+    <w:p>
+      <w:pPr>
+        <w:spacing w:after="60"/>
+      </w:pPr>
+      <w:r>
+        <w:rPr>
+          <w:b/>
+          <w:bCs/>
+          <w:color w:val="12355B"/>
+          <w:sz w:val="20"/>
+          <w:szCs w:val="20"/>
+        </w:rPr>
+        <w:t xml:space="preserve">Word bank: </w:t>
+      </w:r>
+      <w:r>
+        <w:rPr>
+          <w:color w:val="1FA6A2"/>
+          <w:sz w:val="20"/>
+          <w:szCs w:val="20"/>
+        </w:rPr>
+        <w:t xml:space="preserve">partial quotients, dividend, divisor, quotient, remainder</w:t>
+      </w:r>
+    </w:p>
+    <w:p>
+      <w:pPr>
+        <w:spacing w:after="60"/>
+      </w:pPr>
+      <w:r>
+        <w:rPr>
+          <w:b/>
+          <w:bCs/>
+          <w:color w:val="12355B"/>
+          <w:sz w:val="19"/>
+          <w:szCs w:val="19"/>
+        </w:rPr>
+        <w:t xml:space="preserve">Listen for: </w:t>
+      </w:r>
+      <w:r>
+        <w:rPr>
+          <w:i/>
+          <w:iCs/>
+          <w:color w:val="5F6F80"/>
+          <w:sz w:val="19"/>
+          <w:szCs w:val="19"/>
+        </w:rPr>
+        <w:t xml:space="preserve">Students explain 12 × 100 = 1,200, then 144 left, 12 × 12 = 144, so the quotient is 100 + 12 = 112 with no remainder.</w:t>
+      </w:r>
+    </w:p>
+    <w:p>
+      <w:pPr>
+        <w:spacing w:after="60"/>
+      </w:pPr>
+      <w:r>
+        <w:rPr>
+          <w:b/>
+          <w:bCs/>
+          <w:color w:val="9A6B12"/>
+          <w:sz w:val="20"/>
+          <w:szCs w:val="20"/>
+        </w:rPr>
+        <w:t xml:space="preserve">Level 2: </w:t>
+      </w:r>
+      <w:r>
+        <w:rPr>
+          <w:sz w:val="20"/>
+          <w:szCs w:val="20"/>
+        </w:rPr>
+        <w:t xml:space="preserve">Why does it not matter whether you start with 12 × 100 or 12 × 50 in partial quotients? Will you reach the same quotient?</w:t>
+      </w:r>
+    </w:p>
+    <w:p>
+      <w:pPr>
+        <w:spacing w:after="60"/>
+        <w:ind w:left="360"/>
+      </w:pPr>
+      <w:r>
+        <w:rPr>
+          <w:sz w:val="20"/>
+          <w:szCs w:val="20"/>
+        </w:rPr>
+        <w:t xml:space="preserve">• It does not matter where I start because ___.</w:t>
+      </w:r>
+    </w:p>
+    <w:p>
+      <w:pPr>
+        <w:spacing w:after="60"/>
+        <w:ind w:left="360"/>
+      </w:pPr>
+      <w:r>
+        <w:rPr>
+          <w:sz w:val="20"/>
+          <w:szCs w:val="20"/>
+        </w:rPr>
+        <w:t xml:space="preserve">• Different first chunks still give 112 since ___.</w:t>
+      </w:r>
+    </w:p>
+    <w:p>
+      <w:pPr>
+        <w:spacing w:after="60"/>
+      </w:pPr>
+      <w:r>
+        <w:rPr>
+          <w:b/>
+          <w:bCs/>
+          <w:color w:val="12355B"/>
+          <w:sz w:val="21"/>
+          <w:szCs w:val="21"/>
+        </w:rPr>
+        <w:t xml:space="preserve">3. [Connect] </w:t>
+      </w:r>
+      <w:r>
+        <w:rPr>
+          <w:b/>
+          <w:bCs/>
+          <w:sz w:val="21"/>
+          <w:szCs w:val="21"/>
+        </w:rPr>
+        <w:t xml:space="preserve">A school divides 1,680 pencils equally among 24 classrooms. How does multi-digit division tell each classroom's share, and how can you check it?</w:t>
+      </w:r>
+    </w:p>
+    <w:p>
+      <w:pPr>
+        <w:spacing w:after="60"/>
+      </w:pPr>
+      <w:r>
+        <w:rPr>
+          <w:b/>
+          <w:bCs/>
+          <w:color w:val="1FA6A2"/>
+          <w:sz w:val="20"/>
+          <w:szCs w:val="20"/>
+        </w:rPr>
+        <w:t xml:space="preserve">Level 1 — Start here: </w:t>
+      </w:r>
+      <w:r>
+        <w:rPr>
+          <w:sz w:val="20"/>
+          <w:szCs w:val="20"/>
+        </w:rPr>
+        <w:t xml:space="preserve">Dividing 1,680 by 24 gives each classroom's count; multiply back to check.</w:t>
+      </w:r>
+    </w:p>
+    <w:p>
+      <w:pPr>
+        <w:spacing w:after="60"/>
+      </w:pPr>
+      <w:r>
+        <w:rPr>
+          <w:sz w:val="21"/>
+          <w:szCs w:val="21"/>
+        </w:rPr>
+        <w:t xml:space="preserve">Each classroom gets ___ pencils because 1,680 ÷ 24 = ___.</w:t>
       </w:r>
       <w:r>
         <w:rPr>
@@ -550,19 +832,19 @@
         </w:rPr>
         <w:br/>
         <w:t xml:space="preserve">
-El cociente es ___ porque ___.</w:t>
-      </w:r>
-    </w:p>
-    <w:p>
-      <w:pPr>
-        <w:spacing w:after="60"/>
-      </w:pPr>
-      <w:r>
-        <w:rPr>
-          <w:sz w:val="21"/>
-          <w:szCs w:val="21"/>
-        </w:rPr>
-        <w:t xml:space="preserve">I would divide to ___.</w:t>
+Cada salón recibe ___ lápices porque 1,680 ÷ 24 = ___.</w:t>
+      </w:r>
+    </w:p>
+    <w:p>
+      <w:pPr>
+        <w:spacing w:after="60"/>
+      </w:pPr>
+      <w:r>
+        <w:rPr>
+          <w:sz w:val="21"/>
+          <w:szCs w:val="21"/>
+        </w:rPr>
+        <w:t xml:space="preserve">I can check by multiplying ___ × ___ = 1,680.</w:t>
       </w:r>
       <w:r>
         <w:rPr>
@@ -574,7 +856,293 @@
         </w:rPr>
         <w:br/>
         <w:t xml:space="preserve">
-Dividiría para ___.</w:t>
+Puedo comprobar multiplicando ___ × ___ = 1,680.</w:t>
+      </w:r>
+    </w:p>
+    <w:p>
+      <w:pPr>
+        <w:spacing w:after="60"/>
+      </w:pPr>
+      <w:r>
+        <w:rPr>
+          <w:b/>
+          <w:bCs/>
+          <w:color w:val="12355B"/>
+          <w:sz w:val="20"/>
+          <w:szCs w:val="20"/>
+        </w:rPr>
+        <w:t xml:space="preserve">Word bank: </w:t>
+      </w:r>
+      <w:r>
+        <w:rPr>
+          <w:color w:val="1FA6A2"/>
+          <w:sz w:val="20"/>
+          <w:szCs w:val="20"/>
+        </w:rPr>
+        <w:t xml:space="preserve">dividend, divisor, quotient, partial quotients, equally</w:t>
+      </w:r>
+    </w:p>
+    <w:p>
+      <w:pPr>
+        <w:spacing w:after="60"/>
+      </w:pPr>
+      <w:r>
+        <w:rPr>
+          <w:b/>
+          <w:bCs/>
+          <w:color w:val="12355B"/>
+          <w:sz w:val="19"/>
+          <w:szCs w:val="19"/>
+        </w:rPr>
+        <w:t xml:space="preserve">Listen for: </w:t>
+      </w:r>
+      <w:r>
+        <w:rPr>
+          <w:i/>
+          <w:iCs/>
+          <w:color w:val="5F6F80"/>
+          <w:sz w:val="19"/>
+          <w:szCs w:val="19"/>
+        </w:rPr>
+        <w:t xml:space="preserve">Students compute 1,680 ÷ 24 = 70 and verify with 24 × 70 = 1,680, explaining the quotient is the per-classroom amount.</w:t>
+      </w:r>
+    </w:p>
+    <w:p>
+      <w:pPr>
+        <w:spacing w:after="60"/>
+      </w:pPr>
+      <w:r>
+        <w:rPr>
+          <w:b/>
+          <w:bCs/>
+          <w:color w:val="9A6B12"/>
+          <w:sz w:val="20"/>
+          <w:szCs w:val="20"/>
+        </w:rPr>
+        <w:t xml:space="preserve">Level 2: </w:t>
+      </w:r>
+      <w:r>
+        <w:rPr>
+          <w:sz w:val="20"/>
+          <w:szCs w:val="20"/>
+        </w:rPr>
+        <w:t xml:space="preserve">If the school had 1,700 pencils instead, what would the quotient and remainder be, and what would the remainder mean in this situation?</w:t>
+      </w:r>
+    </w:p>
+    <w:p>
+      <w:pPr>
+        <w:spacing w:after="60"/>
+        <w:ind w:left="360"/>
+      </w:pPr>
+      <w:r>
+        <w:rPr>
+          <w:sz w:val="20"/>
+          <w:szCs w:val="20"/>
+        </w:rPr>
+        <w:t xml:space="preserve">• With 1,700 pencils the quotient is ___ and the remainder is ___.</w:t>
+      </w:r>
+    </w:p>
+    <w:p>
+      <w:pPr>
+        <w:spacing w:after="60"/>
+        <w:ind w:left="360"/>
+      </w:pPr>
+      <w:r>
+        <w:rPr>
+          <w:sz w:val="20"/>
+          <w:szCs w:val="20"/>
+        </w:rPr>
+        <w:t xml:space="preserve">• The remainder means ___ in real life because ___.</w:t>
+      </w:r>
+    </w:p>
+    <w:p>
+      <w:pPr>
+        <w:spacing w:after="60"/>
+      </w:pPr>
+      <w:r>
+        <w:rPr>
+          <w:b/>
+          <w:bCs/>
+          <w:color w:val="12355B"/>
+          <w:sz w:val="21"/>
+          <w:szCs w:val="21"/>
+        </w:rPr>
+        <w:t xml:space="preserve">4. [Reflect] </w:t>
+      </w:r>
+      <w:r>
+        <w:rPr>
+          <w:b/>
+          <w:bCs/>
+          <w:sz w:val="21"/>
+          <w:szCs w:val="21"/>
+        </w:rPr>
+        <w:t xml:space="preserve">In a division problem, what is the difference between the quotient and the remainder, and what does each one tell you?</w:t>
+      </w:r>
+    </w:p>
+    <w:p>
+      <w:pPr>
+        <w:spacing w:after="60"/>
+      </w:pPr>
+      <w:r>
+        <w:rPr>
+          <w:b/>
+          <w:bCs/>
+          <w:color w:val="1FA6A2"/>
+          <w:sz w:val="20"/>
+          <w:szCs w:val="20"/>
+        </w:rPr>
+        <w:t xml:space="preserve">Level 1 — Start here: </w:t>
+      </w:r>
+      <w:r>
+        <w:rPr>
+          <w:sz w:val="20"/>
+          <w:szCs w:val="20"/>
+        </w:rPr>
+        <w:t xml:space="preserve">The quotient is the size of each equal share; the remainder is what is left over.</w:t>
+      </w:r>
+    </w:p>
+    <w:p>
+      <w:pPr>
+        <w:spacing w:after="60"/>
+      </w:pPr>
+      <w:r>
+        <w:rPr>
+          <w:sz w:val="21"/>
+          <w:szCs w:val="21"/>
+        </w:rPr>
+        <w:t xml:space="preserve">The quotient tells me ___, and the remainder tells me ___.</w:t>
+      </w:r>
+      <w:r>
+        <w:rPr>
+          <w:i/>
+          <w:iCs/>
+          <w:color w:val="5F6F80"/>
+          <w:sz w:val="19"/>
+          <w:szCs w:val="19"/>
+        </w:rPr>
+        <w:br/>
+        <w:t xml:space="preserve">
+El cociente me dice ___, y el residuo me dice ___.</w:t>
+      </w:r>
+    </w:p>
+    <w:p>
+      <w:pPr>
+        <w:spacing w:after="60"/>
+      </w:pPr>
+      <w:r>
+        <w:rPr>
+          <w:sz w:val="21"/>
+          <w:szCs w:val="21"/>
+        </w:rPr>
+        <w:t xml:space="preserve">A remainder of 0 means ___.</w:t>
+      </w:r>
+      <w:r>
+        <w:rPr>
+          <w:i/>
+          <w:iCs/>
+          <w:color w:val="5F6F80"/>
+          <w:sz w:val="19"/>
+          <w:szCs w:val="19"/>
+        </w:rPr>
+        <w:br/>
+        <w:t xml:space="preserve">
+Un residuo de 0 significa ___.</w:t>
+      </w:r>
+    </w:p>
+    <w:p>
+      <w:pPr>
+        <w:spacing w:after="60"/>
+      </w:pPr>
+      <w:r>
+        <w:rPr>
+          <w:b/>
+          <w:bCs/>
+          <w:color w:val="12355B"/>
+          <w:sz w:val="20"/>
+          <w:szCs w:val="20"/>
+        </w:rPr>
+        <w:t xml:space="preserve">Word bank: </w:t>
+      </w:r>
+      <w:r>
+        <w:rPr>
+          <w:color w:val="1FA6A2"/>
+          <w:sz w:val="20"/>
+          <w:szCs w:val="20"/>
+        </w:rPr>
+        <w:t xml:space="preserve">quotient, remainder, dividend, divisor, divide</w:t>
+      </w:r>
+    </w:p>
+    <w:p>
+      <w:pPr>
+        <w:spacing w:after="60"/>
+      </w:pPr>
+      <w:r>
+        <w:rPr>
+          <w:b/>
+          <w:bCs/>
+          <w:color w:val="12355B"/>
+          <w:sz w:val="19"/>
+          <w:szCs w:val="19"/>
+        </w:rPr>
+        <w:t xml:space="preserve">Listen for: </w:t>
+      </w:r>
+      <w:r>
+        <w:rPr>
+          <w:i/>
+          <w:iCs/>
+          <w:color w:val="5F6F80"/>
+          <w:sz w:val="19"/>
+          <w:szCs w:val="19"/>
+        </w:rPr>
+        <w:t xml:space="preserve">Students explain the quotient is the number in each group while the remainder is the amount left that cannot be shared equally, and a remainder of 0 means it divides evenly.</w:t>
+      </w:r>
+    </w:p>
+    <w:p>
+      <w:pPr>
+        <w:spacing w:after="60"/>
+      </w:pPr>
+      <w:r>
+        <w:rPr>
+          <w:b/>
+          <w:bCs/>
+          <w:color w:val="9A6B12"/>
+          <w:sz w:val="20"/>
+          <w:szCs w:val="20"/>
+        </w:rPr>
+        <w:t xml:space="preserve">Level 2: </w:t>
+      </w:r>
+      <w:r>
+        <w:rPr>
+          <w:sz w:val="20"/>
+          <w:szCs w:val="20"/>
+        </w:rPr>
+        <w:t xml:space="preserve">When is it correct to round a quotient UP because of a remainder, and when should you drop the remainder? Give an example of each.</w:t>
+      </w:r>
+    </w:p>
+    <w:p>
+      <w:pPr>
+        <w:spacing w:after="60"/>
+        <w:ind w:left="360"/>
+      </w:pPr>
+      <w:r>
+        <w:rPr>
+          <w:sz w:val="20"/>
+          <w:szCs w:val="20"/>
+        </w:rPr>
+        <w:t xml:space="preserve">• I round up when ___, for example ___.</w:t>
+      </w:r>
+    </w:p>
+    <w:p>
+      <w:pPr>
+        <w:spacing w:after="60"/>
+        <w:ind w:left="360"/>
+      </w:pPr>
+      <w:r>
+        <w:rPr>
+          <w:sz w:val="20"/>
+          <w:szCs w:val="20"/>
+        </w:rPr>
+        <w:t xml:space="preserve">• I drop the remainder when ___, for example ___.</w:t>
       </w:r>
     </w:p>
     <w:p>
@@ -1161,7 +1729,7 @@
           <w:sz w:val="21"/>
           <w:szCs w:val="21"/>
         </w:rPr>
-        <w:t xml:space="preserve">First I ___, then I ___.</w:t>
+        <w:t xml:space="preserve">Each section gets about ___ bars because 1,344 is close to ___.</w:t>
       </w:r>
       <w:r>
         <w:rPr>
@@ -1173,19 +1741,19 @@
         </w:rPr>
         <w:br/>
         <w:t xml:space="preserve">
-Primero ___, luego ___.</w:t>
-      </w:r>
-    </w:p>
-    <w:p>
-      <w:pPr>
-        <w:spacing w:after="60"/>
-      </w:pPr>
-      <w:r>
-        <w:rPr>
-          <w:sz w:val="21"/>
-          <w:szCs w:val="21"/>
-        </w:rPr>
-        <w:t xml:space="preserve">The quotient is ___ because ___.</w:t>
+Cada sección recibe unas ___ barras porque 1,344 está cerca de ___.</w:t>
+      </w:r>
+    </w:p>
+    <w:p>
+      <w:pPr>
+        <w:spacing w:after="60"/>
+      </w:pPr>
+      <w:r>
+        <w:rPr>
+          <w:sz w:val="21"/>
+          <w:szCs w:val="21"/>
+        </w:rPr>
+        <w:t xml:space="preserve">I estimated by ___.</w:t>
       </w:r>
       <w:r>
         <w:rPr>
@@ -1197,19 +1765,19 @@
         </w:rPr>
         <w:br/>
         <w:t xml:space="preserve">
-El cociente es ___ porque ___.</w:t>
-      </w:r>
-    </w:p>
-    <w:p>
-      <w:pPr>
-        <w:spacing w:after="60"/>
-      </w:pPr>
-      <w:r>
-        <w:rPr>
-          <w:sz w:val="21"/>
-          <w:szCs w:val="21"/>
-        </w:rPr>
-        <w:t xml:space="preserve">I would divide to ___.</w:t>
+Estimé al ___.</w:t>
+      </w:r>
+    </w:p>
+    <w:p>
+      <w:pPr>
+        <w:spacing w:after="60"/>
+      </w:pPr>
+      <w:r>
+        <w:rPr>
+          <w:sz w:val="21"/>
+          <w:szCs w:val="21"/>
+        </w:rPr>
+        <w:t xml:space="preserve">First I took 12 × ___ = 1,200, then 12 × ___ = 144.</w:t>
       </w:r>
       <w:r>
         <w:rPr>
@@ -1221,7 +1789,7 @@
         </w:rPr>
         <w:br/>
         <w:t xml:space="preserve">
-Dividiría para ___.</w:t>
+Primero usé 12 × ___ = 1,200, luego 12 × ___ = 144.</w:t>
       </w:r>
     </w:p>
     <w:p>

--- a/lessons/1-4/downloads/1-4-notes.docx
+++ b/lessons/1-4/downloads/1-4-notes.docx
@@ -437,6 +437,43 @@
       </w:pPr>
       <w:r>
         <w:rPr>
+          <w:b/>
+          <w:bCs/>
+          <w:color w:val="1FA6A2"/>
+          <w:sz w:val="20"/>
+          <w:szCs w:val="20"/>
+        </w:rPr>
+        <w:t xml:space="preserve">Hint (optional): </w:t>
+      </w:r>
+      <w:r>
+        <w:rPr>
+          <w:sz w:val="20"/>
+          <w:szCs w:val="20"/>
+        </w:rPr>
+        <w:t xml:space="preserve">Try starting with the word "dividend" or "divisor". Re-read the question and underline what it is asking you to compare or find. Use one number or word from the problem as your evidence.</w:t>
+      </w:r>
+    </w:p>
+    <w:p>
+      <w:pPr>
+        <w:spacing w:after="60"/>
+      </w:pPr>
+      <w:r>
+        <w:rPr>
+          <w:b/>
+          <w:bCs/>
+          <w:color w:val="12355B"/>
+          <w:sz w:val="19"/>
+          <w:szCs w:val="19"/>
+        </w:rPr>
+        <w:t xml:space="preserve">Sentence starters (optional)</w:t>
+      </w:r>
+    </w:p>
+    <w:p>
+      <w:pPr>
+        <w:spacing w:after="60"/>
+      </w:pPr>
+      <w:r>
+        <w:rPr>
           <w:sz w:val="21"/>
           <w:szCs w:val="21"/>
         </w:rPr>
@@ -627,6 +664,43 @@
       </w:pPr>
       <w:r>
         <w:rPr>
+          <w:b/>
+          <w:bCs/>
+          <w:color w:val="1FA6A2"/>
+          <w:sz w:val="20"/>
+          <w:szCs w:val="20"/>
+        </w:rPr>
+        <w:t xml:space="preserve">Hint (optional): </w:t>
+      </w:r>
+      <w:r>
+        <w:rPr>
+          <w:sz w:val="20"/>
+          <w:szCs w:val="20"/>
+        </w:rPr>
+        <w:t xml:space="preserve">Try starting with the word "partial quotients" or "dividend". Re-read the question and underline what it is asking you to compare or find. Use one number or word from the problem as your evidence.</w:t>
+      </w:r>
+    </w:p>
+    <w:p>
+      <w:pPr>
+        <w:spacing w:after="60"/>
+      </w:pPr>
+      <w:r>
+        <w:rPr>
+          <w:b/>
+          <w:bCs/>
+          <w:color w:val="12355B"/>
+          <w:sz w:val="19"/>
+          <w:szCs w:val="19"/>
+        </w:rPr>
+        <w:t xml:space="preserve">Sentence starters (optional)</w:t>
+      </w:r>
+    </w:p>
+    <w:p>
+      <w:pPr>
+        <w:spacing w:after="60"/>
+      </w:pPr>
+      <w:r>
+        <w:rPr>
           <w:sz w:val="21"/>
           <w:szCs w:val="21"/>
         </w:rPr>
@@ -817,6 +891,43 @@
       </w:pPr>
       <w:r>
         <w:rPr>
+          <w:b/>
+          <w:bCs/>
+          <w:color w:val="1FA6A2"/>
+          <w:sz w:val="20"/>
+          <w:szCs w:val="20"/>
+        </w:rPr>
+        <w:t xml:space="preserve">Hint (optional): </w:t>
+      </w:r>
+      <w:r>
+        <w:rPr>
+          <w:sz w:val="20"/>
+          <w:szCs w:val="20"/>
+        </w:rPr>
+        <w:t xml:space="preserve">Try starting with the word "dividend" or "divisor". Re-read the question and underline what it is asking you to compare or find. Use one number or word from the problem as your evidence.</w:t>
+      </w:r>
+    </w:p>
+    <w:p>
+      <w:pPr>
+        <w:spacing w:after="60"/>
+      </w:pPr>
+      <w:r>
+        <w:rPr>
+          <w:b/>
+          <w:bCs/>
+          <w:color w:val="12355B"/>
+          <w:sz w:val="19"/>
+          <w:szCs w:val="19"/>
+        </w:rPr>
+        <w:t xml:space="preserve">Sentence starters (optional)</w:t>
+      </w:r>
+    </w:p>
+    <w:p>
+      <w:pPr>
+        <w:spacing w:after="60"/>
+      </w:pPr>
+      <w:r>
+        <w:rPr>
           <w:sz w:val="21"/>
           <w:szCs w:val="21"/>
         </w:rPr>
@@ -999,6 +1110,43 @@
           <w:szCs w:val="20"/>
         </w:rPr>
         <w:t xml:space="preserve">The quotient is the size of each equal share; the remainder is what is left over.</w:t>
+      </w:r>
+    </w:p>
+    <w:p>
+      <w:pPr>
+        <w:spacing w:after="60"/>
+      </w:pPr>
+      <w:r>
+        <w:rPr>
+          <w:b/>
+          <w:bCs/>
+          <w:color w:val="1FA6A2"/>
+          <w:sz w:val="20"/>
+          <w:szCs w:val="20"/>
+        </w:rPr>
+        <w:t xml:space="preserve">Hint (optional): </w:t>
+      </w:r>
+      <w:r>
+        <w:rPr>
+          <w:sz w:val="20"/>
+          <w:szCs w:val="20"/>
+        </w:rPr>
+        <w:t xml:space="preserve">Try starting with the word "quotient" or "remainder". Re-read the question and underline what it is asking you to compare or find. Use one number or word from the problem as your evidence.</w:t>
+      </w:r>
+    </w:p>
+    <w:p>
+      <w:pPr>
+        <w:spacing w:after="60"/>
+      </w:pPr>
+      <w:r>
+        <w:rPr>
+          <w:b/>
+          <w:bCs/>
+          <w:color w:val="12355B"/>
+          <w:sz w:val="19"/>
+          <w:szCs w:val="19"/>
+        </w:rPr>
+        <w:t xml:space="preserve">Sentence starters (optional)</w:t>
       </w:r>
     </w:p>
     <w:p>

--- a/lessons/1-4/downloads/1-4-notes.docx
+++ b/lessons/1-4/downloads/1-4-notes.docx
@@ -97,6 +97,69 @@
       </w:pPr>
       <w:r>
         <w:rPr>
+          <w:i/>
+          <w:iCs/>
+          <w:color w:val="5F6F80"/>
+          <w:sz w:val="19"/>
+          <w:szCs w:val="19"/>
+        </w:rPr>
+        <w:t xml:space="preserve">Picture first, then the word, then a plain-language meaning.</w:t>
+      </w:r>
+    </w:p>
+    <w:p>
+      <w:pPr>
+        <w:keepNext/>
+        <w:spacing w:after="20" w:before="120"/>
+        <w:jc w:val="center"/>
+      </w:pPr>
+      <w:r>
+        <w:drawing>
+          <wp:inline distT="0" distB="0" distL="0" distR="0">
+            <wp:extent cx="1238250" cy="933450"/>
+            <wp:effectExtent t="0" r="0" b="0" l="0"/>
+            <wp:docPr id="1" name="" descr="" title=""/>
+            <wp:cNvGraphicFramePr>
+              <a:graphicFrameLocks xmlns:a="http://schemas.openxmlformats.org/drawingml/2006/main" noChangeAspect="1"/>
+            </wp:cNvGraphicFramePr>
+            <a:graphic xmlns:a="http://schemas.openxmlformats.org/drawingml/2006/main">
+              <a:graphicData uri="http://schemas.openxmlformats.org/drawingml/2006/picture">
+                <pic:pic xmlns:pic="http://schemas.openxmlformats.org/drawingml/2006/picture">
+                  <pic:nvPicPr>
+                    <pic:cNvPr id="0" name="" descr=""/>
+                    <pic:cNvPicPr>
+                      <a:picLocks noChangeAspect="1" noChangeArrowheads="1"/>
+                    </pic:cNvPicPr>
+                  </pic:nvPicPr>
+                  <pic:blipFill>
+                    <a:blip r:embed="rId9" cstate="none"/>
+                    <a:srcRect/>
+                    <a:stretch>
+                      <a:fillRect/>
+                    </a:stretch>
+                  </pic:blipFill>
+                  <pic:spPr bwMode="auto">
+                    <a:xfrm>
+                      <a:off x="0" y="0"/>
+                      <a:ext cx="1238250" cy="933450"/>
+                    </a:xfrm>
+                    <a:prstGeom prst="rect">
+                      <a:avLst/>
+                    </a:prstGeom>
+                  </pic:spPr>
+                </pic:pic>
+              </a:graphicData>
+            </a:graphic>
+          </wp:inline>
+        </w:drawing>
+      </w:r>
+    </w:p>
+    <w:p>
+      <w:pPr>
+        <w:keepNext/>
+        <w:spacing w:after="20"/>
+      </w:pPr>
+      <w:r>
+        <w:rPr>
           <w:b/>
           <w:bCs/>
           <w:color w:val="12355B"/>
@@ -118,7 +181,7 @@
     </w:p>
     <w:p>
       <w:pPr>
-        <w:spacing w:after="60"/>
+        <w:spacing w:after="160"/>
       </w:pPr>
       <w:r>
         <w:rPr>
@@ -130,22 +193,55 @@
     </w:p>
     <w:p>
       <w:pPr>
-        <w:spacing w:after="60"/>
-      </w:pPr>
-      <w:r>
-        <w:rPr>
-          <w:i/>
-          <w:iCs/>
-          <w:color w:val="5F6F80"/>
-          <w:sz w:val="19"/>
-          <w:szCs w:val="19"/>
-        </w:rPr>
-        <w:t xml:space="preserve">In 156 ÷ 12 = 13, the dividend is 156 — it is the total being split up</w:t>
-      </w:r>
-    </w:p>
-    <w:p>
-      <w:pPr>
-        <w:spacing w:after="60"/>
+        <w:keepNext/>
+        <w:spacing w:after="20" w:before="120"/>
+        <w:jc w:val="center"/>
+      </w:pPr>
+      <w:r>
+        <w:drawing>
+          <wp:inline distT="0" distB="0" distL="0" distR="0">
+            <wp:extent cx="1238250" cy="933450"/>
+            <wp:effectExtent t="0" r="0" b="0" l="0"/>
+            <wp:docPr id="1" name="" descr="" title=""/>
+            <wp:cNvGraphicFramePr>
+              <a:graphicFrameLocks xmlns:a="http://schemas.openxmlformats.org/drawingml/2006/main" noChangeAspect="1"/>
+            </wp:cNvGraphicFramePr>
+            <a:graphic xmlns:a="http://schemas.openxmlformats.org/drawingml/2006/main">
+              <a:graphicData uri="http://schemas.openxmlformats.org/drawingml/2006/picture">
+                <pic:pic xmlns:pic="http://schemas.openxmlformats.org/drawingml/2006/picture">
+                  <pic:nvPicPr>
+                    <pic:cNvPr id="0" name="" descr=""/>
+                    <pic:cNvPicPr>
+                      <a:picLocks noChangeAspect="1" noChangeArrowheads="1"/>
+                    </pic:cNvPicPr>
+                  </pic:nvPicPr>
+                  <pic:blipFill>
+                    <a:blip r:embed="rId9" cstate="none"/>
+                    <a:srcRect/>
+                    <a:stretch>
+                      <a:fillRect/>
+                    </a:stretch>
+                  </pic:blipFill>
+                  <pic:spPr bwMode="auto">
+                    <a:xfrm>
+                      <a:off x="0" y="0"/>
+                      <a:ext cx="1238250" cy="933450"/>
+                    </a:xfrm>
+                    <a:prstGeom prst="rect">
+                      <a:avLst/>
+                    </a:prstGeom>
+                  </pic:spPr>
+                </pic:pic>
+              </a:graphicData>
+            </a:graphic>
+          </wp:inline>
+        </w:drawing>
+      </w:r>
+    </w:p>
+    <w:p>
+      <w:pPr>
+        <w:keepNext/>
+        <w:spacing w:after="20"/>
       </w:pPr>
       <w:r>
         <w:rPr>
@@ -170,7 +266,7 @@
     </w:p>
     <w:p>
       <w:pPr>
-        <w:spacing w:after="60"/>
+        <w:spacing w:after="160"/>
       </w:pPr>
       <w:r>
         <w:rPr>
@@ -182,22 +278,55 @@
     </w:p>
     <w:p>
       <w:pPr>
-        <w:spacing w:after="60"/>
-      </w:pPr>
-      <w:r>
-        <w:rPr>
-          <w:i/>
-          <w:iCs/>
-          <w:color w:val="5F6F80"/>
-          <w:sz w:val="19"/>
-          <w:szCs w:val="19"/>
-        </w:rPr>
-        <w:t xml:space="preserve">In 156 ÷ 12 = 13, the divisor is 12 — it is the size of each group</w:t>
-      </w:r>
-    </w:p>
-    <w:p>
-      <w:pPr>
-        <w:spacing w:after="60"/>
+        <w:keepNext/>
+        <w:spacing w:after="20" w:before="120"/>
+        <w:jc w:val="center"/>
+      </w:pPr>
+      <w:r>
+        <w:drawing>
+          <wp:inline distT="0" distB="0" distL="0" distR="0">
+            <wp:extent cx="1238250" cy="933450"/>
+            <wp:effectExtent t="0" r="0" b="0" l="0"/>
+            <wp:docPr id="1" name="" descr="" title=""/>
+            <wp:cNvGraphicFramePr>
+              <a:graphicFrameLocks xmlns:a="http://schemas.openxmlformats.org/drawingml/2006/main" noChangeAspect="1"/>
+            </wp:cNvGraphicFramePr>
+            <a:graphic xmlns:a="http://schemas.openxmlformats.org/drawingml/2006/main">
+              <a:graphicData uri="http://schemas.openxmlformats.org/drawingml/2006/picture">
+                <pic:pic xmlns:pic="http://schemas.openxmlformats.org/drawingml/2006/picture">
+                  <pic:nvPicPr>
+                    <pic:cNvPr id="0" name="" descr=""/>
+                    <pic:cNvPicPr>
+                      <a:picLocks noChangeAspect="1" noChangeArrowheads="1"/>
+                    </pic:cNvPicPr>
+                  </pic:nvPicPr>
+                  <pic:blipFill>
+                    <a:blip r:embed="rId9" cstate="none"/>
+                    <a:srcRect/>
+                    <a:stretch>
+                      <a:fillRect/>
+                    </a:stretch>
+                  </pic:blipFill>
+                  <pic:spPr bwMode="auto">
+                    <a:xfrm>
+                      <a:off x="0" y="0"/>
+                      <a:ext cx="1238250" cy="933450"/>
+                    </a:xfrm>
+                    <a:prstGeom prst="rect">
+                      <a:avLst/>
+                    </a:prstGeom>
+                  </pic:spPr>
+                </pic:pic>
+              </a:graphicData>
+            </a:graphic>
+          </wp:inline>
+        </w:drawing>
+      </w:r>
+    </w:p>
+    <w:p>
+      <w:pPr>
+        <w:keepNext/>
+        <w:spacing w:after="20"/>
       </w:pPr>
       <w:r>
         <w:rPr>
@@ -222,7 +351,7 @@
     </w:p>
     <w:p>
       <w:pPr>
-        <w:spacing w:after="60"/>
+        <w:spacing w:after="160"/>
       </w:pPr>
       <w:r>
         <w:rPr>
@@ -234,22 +363,55 @@
     </w:p>
     <w:p>
       <w:pPr>
-        <w:spacing w:after="60"/>
-      </w:pPr>
-      <w:r>
-        <w:rPr>
-          <w:i/>
-          <w:iCs/>
-          <w:color w:val="5F6F80"/>
-          <w:sz w:val="19"/>
-          <w:szCs w:val="19"/>
-        </w:rPr>
-        <w:t xml:space="preserve">In 156 ÷ 12 = 13, the quotient is 13 — there are 13 groups</w:t>
-      </w:r>
-    </w:p>
-    <w:p>
-      <w:pPr>
-        <w:spacing w:after="60"/>
+        <w:keepNext/>
+        <w:spacing w:after="20" w:before="120"/>
+        <w:jc w:val="center"/>
+      </w:pPr>
+      <w:r>
+        <w:drawing>
+          <wp:inline distT="0" distB="0" distL="0" distR="0">
+            <wp:extent cx="1238250" cy="933450"/>
+            <wp:effectExtent t="0" r="0" b="0" l="0"/>
+            <wp:docPr id="1" name="" descr="" title=""/>
+            <wp:cNvGraphicFramePr>
+              <a:graphicFrameLocks xmlns:a="http://schemas.openxmlformats.org/drawingml/2006/main" noChangeAspect="1"/>
+            </wp:cNvGraphicFramePr>
+            <a:graphic xmlns:a="http://schemas.openxmlformats.org/drawingml/2006/main">
+              <a:graphicData uri="http://schemas.openxmlformats.org/drawingml/2006/picture">
+                <pic:pic xmlns:pic="http://schemas.openxmlformats.org/drawingml/2006/picture">
+                  <pic:nvPicPr>
+                    <pic:cNvPr id="0" name="" descr=""/>
+                    <pic:cNvPicPr>
+                      <a:picLocks noChangeAspect="1" noChangeArrowheads="1"/>
+                    </pic:cNvPicPr>
+                  </pic:nvPicPr>
+                  <pic:blipFill>
+                    <a:blip r:embed="rId9" cstate="none"/>
+                    <a:srcRect/>
+                    <a:stretch>
+                      <a:fillRect/>
+                    </a:stretch>
+                  </pic:blipFill>
+                  <pic:spPr bwMode="auto">
+                    <a:xfrm>
+                      <a:off x="0" y="0"/>
+                      <a:ext cx="1238250" cy="933450"/>
+                    </a:xfrm>
+                    <a:prstGeom prst="rect">
+                      <a:avLst/>
+                    </a:prstGeom>
+                  </pic:spPr>
+                </pic:pic>
+              </a:graphicData>
+            </a:graphic>
+          </wp:inline>
+        </w:drawing>
+      </w:r>
+    </w:p>
+    <w:p>
+      <w:pPr>
+        <w:keepNext/>
+        <w:spacing w:after="20"/>
       </w:pPr>
       <w:r>
         <w:rPr>
@@ -274,7 +436,7 @@
     </w:p>
     <w:p>
       <w:pPr>
-        <w:spacing w:after="60"/>
+        <w:spacing w:after="160"/>
       </w:pPr>
       <w:r>
         <w:rPr>
@@ -286,22 +448,55 @@
     </w:p>
     <w:p>
       <w:pPr>
-        <w:spacing w:after="60"/>
-      </w:pPr>
-      <w:r>
-        <w:rPr>
-          <w:i/>
-          <w:iCs/>
-          <w:color w:val="5F6F80"/>
-          <w:sz w:val="19"/>
-          <w:szCs w:val="19"/>
-        </w:rPr>
-        <w:t xml:space="preserve">17 ÷ 5 = 3 R 2 means 3 groups of 5 with 2 left over</w:t>
-      </w:r>
-    </w:p>
-    <w:p>
-      <w:pPr>
-        <w:spacing w:after="60"/>
+        <w:keepNext/>
+        <w:spacing w:after="20" w:before="120"/>
+        <w:jc w:val="center"/>
+      </w:pPr>
+      <w:r>
+        <w:drawing>
+          <wp:inline distT="0" distB="0" distL="0" distR="0">
+            <wp:extent cx="1238250" cy="933450"/>
+            <wp:effectExtent t="0" r="0" b="0" l="0"/>
+            <wp:docPr id="1" name="" descr="" title=""/>
+            <wp:cNvGraphicFramePr>
+              <a:graphicFrameLocks xmlns:a="http://schemas.openxmlformats.org/drawingml/2006/main" noChangeAspect="1"/>
+            </wp:cNvGraphicFramePr>
+            <a:graphic xmlns:a="http://schemas.openxmlformats.org/drawingml/2006/main">
+              <a:graphicData uri="http://schemas.openxmlformats.org/drawingml/2006/picture">
+                <pic:pic xmlns:pic="http://schemas.openxmlformats.org/drawingml/2006/picture">
+                  <pic:nvPicPr>
+                    <pic:cNvPr id="0" name="" descr=""/>
+                    <pic:cNvPicPr>
+                      <a:picLocks noChangeAspect="1" noChangeArrowheads="1"/>
+                    </pic:cNvPicPr>
+                  </pic:nvPicPr>
+                  <pic:blipFill>
+                    <a:blip r:embed="rId9" cstate="none"/>
+                    <a:srcRect/>
+                    <a:stretch>
+                      <a:fillRect/>
+                    </a:stretch>
+                  </pic:blipFill>
+                  <pic:spPr bwMode="auto">
+                    <a:xfrm>
+                      <a:off x="0" y="0"/>
+                      <a:ext cx="1238250" cy="933450"/>
+                    </a:xfrm>
+                    <a:prstGeom prst="rect">
+                      <a:avLst/>
+                    </a:prstGeom>
+                  </pic:spPr>
+                </pic:pic>
+              </a:graphicData>
+            </a:graphic>
+          </wp:inline>
+        </w:drawing>
+      </w:r>
+    </w:p>
+    <w:p>
+      <w:pPr>
+        <w:keepNext/>
+        <w:spacing w:after="20"/>
       </w:pPr>
       <w:r>
         <w:rPr>
@@ -326,7 +521,7 @@
     </w:p>
     <w:p>
       <w:pPr>
-        <w:spacing w:after="60"/>
+        <w:spacing w:after="160"/>
       </w:pPr>
       <w:r>
         <w:rPr>
@@ -334,21 +529,6 @@
           <w:szCs w:val="21"/>
         </w:rPr>
         <w:t xml:space="preserve">A way to divide by breaking the problem into smaller, easier steps.</w:t>
-      </w:r>
-    </w:p>
-    <w:p>
-      <w:pPr>
-        <w:spacing w:after="60"/>
-      </w:pPr>
-      <w:r>
-        <w:rPr>
-          <w:i/>
-          <w:iCs/>
-          <w:color w:val="5F6F80"/>
-          <w:sz w:val="19"/>
-          <w:szCs w:val="19"/>
-        </w:rPr>
-        <w:t xml:space="preserve">1,344 ÷ 12: first 12 × 100 = 1,200, then 12 × 12 = 144. Quotient = 100 + 12 = 112</w:t>
       </w:r>
     </w:p>
     <w:p>

--- a/lessons/1-4/downloads/1-4-notes.docx
+++ b/lessons/1-4/downloads/1-4-notes.docx
@@ -1210,7 +1210,7 @@
           <w:sz w:val="24"/>
           <w:szCs w:val="24"/>
         </w:rPr>
-        <w:t xml:space="preserve">Try the Model</w:t>
+        <w:t xml:space="preserve">Solved Example</w:t>
       </w:r>
       <w:r>
         <w:rPr>
@@ -1220,90 +1220,152 @@
           <w:sz w:val="19"/>
           <w:szCs w:val="19"/>
         </w:rPr>
-        <w:t xml:space="preserve">   step through it together</w:t>
-      </w:r>
-    </w:p>
-    <w:p>
-      <w:pPr>
-        <w:spacing w:after="80"/>
-      </w:pPr>
-      <w:r>
-        <w:rPr>
-          <w:sz w:val="21"/>
-          <w:szCs w:val="21"/>
-        </w:rPr>
-        <w:t xml:space="preserve">Break apart the division 1,344 ÷ 12 using partial quotients. Sort each partial product — does it help build toward the answer, or is it NOT a step in this division?</w:t>
-      </w:r>
-    </w:p>
-    <w:p>
-      <w:pPr>
+        <w:t xml:space="preserve">   I Do — watch each step</w:t>
+      </w:r>
+    </w:p>
+    <w:p>
+      <w:pPr>
+        <w:keepNext/>
         <w:spacing w:after="40"/>
       </w:pPr>
       <w:r>
-        <w:t xml:space="preserve"/>
-      </w:r>
-    </w:p>
-    <w:tbl>
-      <w:tblPr>
-        <w:tblW w:type="pct" w:w="100%"/>
-        <w:tblBorders>
-          <w:top w:val="single" w:color="C7D2DD" w:sz="6"/>
-          <w:left w:val="single" w:color="C7D2DD" w:sz="6"/>
-          <w:bottom w:val="single" w:color="C7D2DD" w:sz="6"/>
-          <w:right w:val="single" w:color="C7D2DD" w:sz="6"/>
-          <w:insideH w:val="single" w:color="auto" w:sz="4"/>
-          <w:insideV w:val="single" w:color="auto" w:sz="4"/>
-        </w:tblBorders>
-      </w:tblPr>
-      <w:tblGrid>
-        <w:gridCol w:w="100"/>
-      </w:tblGrid>
-      <w:tr>
-        <w:tc>
-          <w:tcPr>
-            <w:shd w:fill="E6F4F3" w:color="auto" w:val="clear"/>
-            <w:tcMar>
-              <w:top w:type="dxa" w:w="60"/>
-              <w:left w:type="dxa" w:w="120"/>
-              <w:bottom w:type="dxa" w:w="60"/>
-              <w:right w:type="dxa" w:w="120"/>
-            </w:tcMar>
-          </w:tcPr>
-          <w:p>
-            <w:pPr>
-              <w:spacing w:after="0" w:line="320"/>
-            </w:pPr>
-            <w:r>
-              <w:t xml:space="preserve"/>
-            </w:r>
-          </w:p>
-          <w:p>
-            <w:pPr>
-              <w:spacing w:after="0" w:line="320"/>
-            </w:pPr>
-            <w:r>
-              <w:t xml:space="preserve"/>
-            </w:r>
-          </w:p>
-          <w:p>
-            <w:pPr>
-              <w:spacing w:after="0" w:line="320"/>
-            </w:pPr>
-            <w:r>
-              <w:t xml:space="preserve"/>
-            </w:r>
-          </w:p>
-          <w:p>
-            <w:pPr>
-              <w:spacing w:after="0" w:line="320"/>
-            </w:pPr>
-            <w:r>
-              <w:t xml:space="preserve"/>
-            </w:r>
-          </w:p>
-        </w:tc>
-      </w:tr>
-    </w:tbl>
+        <w:rPr>
+          <w:b/>
+          <w:bCs/>
+          <w:color w:val="12355B"/>
+          <w:sz w:val="21"/>
+          <w:szCs w:val="21"/>
+        </w:rPr>
+        <w:t xml:space="preserve">Problem:  </w:t>
+      </w:r>
+      <w:r>
+        <w:rPr>
+          <w:sz w:val="21"/>
+          <w:szCs w:val="21"/>
+        </w:rPr>
+        <w:t xml:space="preserve">What is 936 ÷ 12?</w:t>
+      </w:r>
+    </w:p>
+    <w:p>
+      <w:pPr>
+        <w:spacing w:after="30"/>
+        <w:ind w:left="420"/>
+      </w:pPr>
+      <w:r>
+        <w:rPr>
+          <w:sz w:val="20"/>
+          <w:szCs w:val="20"/>
+        </w:rPr>
+        <w:t xml:space="preserve">A)  78</w:t>
+      </w:r>
+    </w:p>
+    <w:p>
+      <w:pPr>
+        <w:spacing w:after="30"/>
+        <w:ind w:left="420"/>
+      </w:pPr>
+      <w:r>
+        <w:rPr>
+          <w:sz w:val="20"/>
+          <w:szCs w:val="20"/>
+        </w:rPr>
+        <w:t xml:space="preserve">B)  87</w:t>
+      </w:r>
+    </w:p>
+    <w:p>
+      <w:pPr>
+        <w:spacing w:after="30"/>
+        <w:ind w:left="420"/>
+      </w:pPr>
+      <w:r>
+        <w:rPr>
+          <w:sz w:val="20"/>
+          <w:szCs w:val="20"/>
+        </w:rPr>
+        <w:t xml:space="preserve">C)  68</w:t>
+      </w:r>
+    </w:p>
+    <w:p>
+      <w:pPr>
+        <w:spacing w:after="30"/>
+        <w:ind w:left="420"/>
+      </w:pPr>
+      <w:r>
+        <w:rPr>
+          <w:sz w:val="20"/>
+          <w:szCs w:val="20"/>
+        </w:rPr>
+        <w:t xml:space="preserve">D)  76</w:t>
+      </w:r>
+    </w:p>
+    <w:p>
+      <w:pPr>
+        <w:spacing w:after="20" w:before="50"/>
+      </w:pPr>
+      <w:r>
+        <w:rPr>
+          <w:b/>
+          <w:bCs/>
+          <w:color w:val="1FA6A2"/>
+          <w:sz w:val="21"/>
+          <w:szCs w:val="21"/>
+        </w:rPr>
+        <w:t xml:space="preserve">Step 1:  </w:t>
+      </w:r>
+      <w:r>
+        <w:rPr>
+          <w:sz w:val="21"/>
+          <w:szCs w:val="21"/>
+        </w:rPr>
+        <w:t xml:space="preserve">12 × 78 = 936.</w:t>
+      </w:r>
+    </w:p>
+    <w:p>
+      <w:pPr>
+        <w:spacing w:after="20" w:before="50"/>
+      </w:pPr>
+      <w:r>
+        <w:rPr>
+          <w:b/>
+          <w:bCs/>
+          <w:color w:val="1FA6A2"/>
+          <w:sz w:val="21"/>
+          <w:szCs w:val="21"/>
+        </w:rPr>
+        <w:t xml:space="preserve">Step 2:  </w:t>
+      </w:r>
+      <w:r>
+        <w:rPr>
+          <w:sz w:val="21"/>
+          <w:szCs w:val="21"/>
+        </w:rPr>
+        <w:t xml:space="preserve">You can verify: 12 × 70 = 840, 12 × 8 = 96, 840 + 96 = 936.</w:t>
+      </w:r>
+    </w:p>
+    <w:p>
+      <w:pPr>
+        <w:spacing w:after="40" w:before="60"/>
+      </w:pPr>
+      <w:r>
+        <w:rPr>
+          <w:b/>
+          <w:bCs/>
+          <w:color w:val="12355B"/>
+          <w:sz w:val="21"/>
+          <w:szCs w:val="21"/>
+        </w:rPr>
+        <w:t xml:space="preserve">Answer:  </w:t>
+      </w:r>
+      <w:r>
+        <w:rPr>
+          <w:b/>
+          <w:bCs/>
+          <w:sz w:val="21"/>
+          <w:szCs w:val="21"/>
+        </w:rPr>
+        <w:t xml:space="preserve">A. 78</w:t>
+      </w:r>
+    </w:p>
     <w:p>
       <w:pPr>
         <w:pStyle w:val="Heading1"/>
@@ -1348,6 +1410,170 @@
           <w:szCs w:val="19"/>
         </w:rPr>
         <w:t xml:space="preserve">   We Do — work with your class</w:t>
+      </w:r>
+    </w:p>
+    <w:p>
+      <w:pPr>
+        <w:keepNext/>
+        <w:spacing w:after="40" w:before="40"/>
+      </w:pPr>
+      <w:r>
+        <w:rPr>
+          <w:b/>
+          <w:bCs/>
+          <w:color w:val="12355B"/>
+          <w:sz w:val="21"/>
+          <w:szCs w:val="21"/>
+        </w:rPr>
+        <w:t xml:space="preserve">Problem:  </w:t>
+      </w:r>
+      <w:r>
+        <w:rPr>
+          <w:sz w:val="21"/>
+          <w:szCs w:val="21"/>
+        </w:rPr>
+        <w:t xml:space="preserve">What is 2,485 ÷ 5?</w:t>
+      </w:r>
+    </w:p>
+    <w:p>
+      <w:pPr>
+        <w:spacing w:after="30"/>
+        <w:ind w:left="420"/>
+      </w:pPr>
+      <w:r>
+        <w:rPr>
+          <w:sz w:val="20"/>
+          <w:szCs w:val="20"/>
+        </w:rPr>
+        <w:t xml:space="preserve">A)  497</w:t>
+      </w:r>
+    </w:p>
+    <w:p>
+      <w:pPr>
+        <w:spacing w:after="30"/>
+        <w:ind w:left="420"/>
+      </w:pPr>
+      <w:r>
+        <w:rPr>
+          <w:sz w:val="20"/>
+          <w:szCs w:val="20"/>
+        </w:rPr>
+        <w:t xml:space="preserve">B)  487</w:t>
+      </w:r>
+    </w:p>
+    <w:p>
+      <w:pPr>
+        <w:spacing w:after="30"/>
+        <w:ind w:left="420"/>
+      </w:pPr>
+      <w:r>
+        <w:rPr>
+          <w:sz w:val="20"/>
+          <w:szCs w:val="20"/>
+        </w:rPr>
+        <w:t xml:space="preserve">C)  507</w:t>
+      </w:r>
+    </w:p>
+    <w:p>
+      <w:pPr>
+        <w:spacing w:after="30"/>
+        <w:ind w:left="420"/>
+      </w:pPr>
+      <w:r>
+        <w:rPr>
+          <w:sz w:val="20"/>
+          <w:szCs w:val="20"/>
+        </w:rPr>
+        <w:t xml:space="preserve">D)  496</w:t>
+      </w:r>
+    </w:p>
+    <w:p>
+      <w:pPr>
+        <w:keepNext/>
+        <w:spacing w:after="0" w:before="50"/>
+      </w:pPr>
+      <w:r>
+        <w:rPr>
+          <w:b/>
+          <w:bCs/>
+          <w:color w:val="6B4FA0"/>
+          <w:sz w:val="21"/>
+          <w:szCs w:val="21"/>
+        </w:rPr>
+        <w:t xml:space="preserve">Step 1:</w:t>
+      </w:r>
+    </w:p>
+    <w:p>
+      <w:pPr>
+        <w:pBdr>
+          <w:bottom w:val="single" w:color="AFBECC" w:sz="6"/>
+        </w:pBdr>
+        <w:spacing w:after="30" w:before="150"/>
+      </w:pPr>
+      <w:r>
+        <w:t xml:space="preserve"/>
+      </w:r>
+    </w:p>
+    <w:p>
+      <w:pPr>
+        <w:keepNext/>
+        <w:spacing w:after="0" w:before="50"/>
+      </w:pPr>
+      <w:r>
+        <w:rPr>
+          <w:b/>
+          <w:bCs/>
+          <w:color w:val="6B4FA0"/>
+          <w:sz w:val="21"/>
+          <w:szCs w:val="21"/>
+        </w:rPr>
+        <w:t xml:space="preserve">Step 2:</w:t>
+      </w:r>
+    </w:p>
+    <w:p>
+      <w:pPr>
+        <w:pBdr>
+          <w:bottom w:val="single" w:color="AFBECC" w:sz="6"/>
+        </w:pBdr>
+        <w:spacing w:after="30" w:before="150"/>
+      </w:pPr>
+      <w:r>
+        <w:t xml:space="preserve"/>
+      </w:r>
+    </w:p>
+    <w:p>
+      <w:pPr>
+        <w:keepNext/>
+        <w:spacing w:after="0" w:before="60"/>
+      </w:pPr>
+      <w:r>
+        <w:rPr>
+          <w:b/>
+          <w:bCs/>
+          <w:color w:val="12355B"/>
+          <w:sz w:val="21"/>
+          <w:szCs w:val="21"/>
+        </w:rPr>
+        <w:t xml:space="preserve">Answer:</w:t>
+      </w:r>
+    </w:p>
+    <w:p>
+      <w:pPr>
+        <w:pBdr>
+          <w:bottom w:val="single" w:color="AFBECC" w:sz="6"/>
+        </w:pBdr>
+        <w:spacing w:after="30" w:before="150"/>
+      </w:pPr>
+      <w:r>
+        <w:t xml:space="preserve"/>
+      </w:r>
+    </w:p>
+    <w:p>
+      <w:pPr>
+        <w:spacing w:after="80"/>
+      </w:pPr>
+      <w:r>
+        <w:t xml:space="preserve"/>
       </w:r>
     </w:p>
     <w:tbl>
@@ -1948,7 +2174,7 @@
           <w:sz w:val="21"/>
           <w:szCs w:val="21"/>
         </w:rPr>
-        <w:t xml:space="preserve">What is 936 ÷ 12?</w:t>
+        <w:t xml:space="preserve">What is 756 ÷ 9?</w:t>
       </w:r>
     </w:p>
     <w:p>
@@ -1961,7 +2187,7 @@
           <w:sz w:val="20"/>
           <w:szCs w:val="20"/>
         </w:rPr>
-        <w:t xml:space="preserve">A)  78</w:t>
+        <w:t xml:space="preserve">A)  84</w:t>
       </w:r>
     </w:p>
     <w:p>
@@ -1974,7 +2200,7 @@
           <w:sz w:val="20"/>
           <w:szCs w:val="20"/>
         </w:rPr>
-        <w:t xml:space="preserve">B)  87</w:t>
+        <w:t xml:space="preserve">B)  83</w:t>
       </w:r>
     </w:p>
     <w:p>
@@ -1987,7 +2213,7 @@
           <w:sz w:val="20"/>
           <w:szCs w:val="20"/>
         </w:rPr>
-        <w:t xml:space="preserve">C)  68</w:t>
+        <w:t xml:space="preserve">C)  94</w:t>
       </w:r>
     </w:p>
     <w:p>
@@ -2000,7 +2226,7 @@
           <w:sz w:val="20"/>
           <w:szCs w:val="20"/>
         </w:rPr>
-        <w:t xml:space="preserve">D)  76</w:t>
+        <w:t xml:space="preserve">D)  86</w:t>
       </w:r>
     </w:p>
     <w:p>
@@ -2078,7 +2304,7 @@
           <w:sz w:val="21"/>
           <w:szCs w:val="21"/>
         </w:rPr>
-        <w:t xml:space="preserve">What is 2,485 ÷ 5?</w:t>
+        <w:t xml:space="preserve">What is 1,125 ÷ 9?</w:t>
       </w:r>
     </w:p>
     <w:p>
@@ -2091,7 +2317,7 @@
           <w:sz w:val="20"/>
           <w:szCs w:val="20"/>
         </w:rPr>
-        <w:t xml:space="preserve">A)  497</w:t>
+        <w:t xml:space="preserve">A)  125</w:t>
       </w:r>
     </w:p>
     <w:p>
@@ -2104,7 +2330,7 @@
           <w:sz w:val="20"/>
           <w:szCs w:val="20"/>
         </w:rPr>
-        <w:t xml:space="preserve">B)  487</w:t>
+        <w:t xml:space="preserve">B)  115</w:t>
       </w:r>
     </w:p>
     <w:p>
@@ -2117,7 +2343,7 @@
           <w:sz w:val="20"/>
           <w:szCs w:val="20"/>
         </w:rPr>
-        <w:t xml:space="preserve">C)  507</w:t>
+        <w:t xml:space="preserve">C)  135</w:t>
       </w:r>
     </w:p>
     <w:p>
@@ -2130,7 +2356,7 @@
           <w:sz w:val="20"/>
           <w:szCs w:val="20"/>
         </w:rPr>
-        <w:t xml:space="preserve">D)  496</w:t>
+        <w:t xml:space="preserve">D)  124</w:t>
       </w:r>
     </w:p>
     <w:p>
@@ -2208,7 +2434,7 @@
           <w:sz w:val="21"/>
           <w:szCs w:val="21"/>
         </w:rPr>
-        <w:t xml:space="preserve">What is 756 ÷ 9?</w:t>
+        <w:t xml:space="preserve">A warehouse has 2,184 items to pack into boxes of 14. How many boxes are needed?</w:t>
       </w:r>
     </w:p>
     <w:p>
@@ -2221,7 +2447,7 @@
           <w:sz w:val="20"/>
           <w:szCs w:val="20"/>
         </w:rPr>
-        <w:t xml:space="preserve">A)  84</w:t>
+        <w:t xml:space="preserve">A)  156 boxes</w:t>
       </w:r>
     </w:p>
     <w:p>
@@ -2234,7 +2460,7 @@
           <w:sz w:val="20"/>
           <w:szCs w:val="20"/>
         </w:rPr>
-        <w:t xml:space="preserve">B)  83</w:t>
+        <w:t xml:space="preserve">B)  146 boxes</w:t>
       </w:r>
     </w:p>
     <w:p>
@@ -2247,7 +2473,7 @@
           <w:sz w:val="20"/>
           <w:szCs w:val="20"/>
         </w:rPr>
-        <w:t xml:space="preserve">C)  94</w:t>
+        <w:t xml:space="preserve">C)  166 boxes</w:t>
       </w:r>
     </w:p>
     <w:p>
@@ -2260,7 +2486,7 @@
           <w:sz w:val="20"/>
           <w:szCs w:val="20"/>
         </w:rPr>
-        <w:t xml:space="preserve">D)  86</w:t>
+        <w:t xml:space="preserve">D)  155 boxes</w:t>
       </w:r>
     </w:p>
     <w:p>
@@ -2338,7 +2564,7 @@
           <w:sz w:val="21"/>
           <w:szCs w:val="21"/>
         </w:rPr>
-        <w:t xml:space="preserve">What is 1,125 ÷ 9?</w:t>
+        <w:t xml:space="preserve">What is 4,896 ÷ 12?</w:t>
       </w:r>
     </w:p>
     <w:p>
@@ -2351,7 +2577,7 @@
           <w:sz w:val="20"/>
           <w:szCs w:val="20"/>
         </w:rPr>
-        <w:t xml:space="preserve">A)  125</w:t>
+        <w:t xml:space="preserve">A)  408</w:t>
       </w:r>
     </w:p>
     <w:p>
@@ -2364,7 +2590,7 @@
           <w:sz w:val="20"/>
           <w:szCs w:val="20"/>
         </w:rPr>
-        <w:t xml:space="preserve">B)  115</w:t>
+        <w:t xml:space="preserve">B)  48</w:t>
       </w:r>
     </w:p>
     <w:p>
@@ -2377,7 +2603,7 @@
           <w:sz w:val="20"/>
           <w:szCs w:val="20"/>
         </w:rPr>
-        <w:t xml:space="preserve">C)  135</w:t>
+        <w:t xml:space="preserve">C)  480</w:t>
       </w:r>
     </w:p>
     <w:p>
@@ -2390,7 +2616,7 @@
           <w:sz w:val="20"/>
           <w:szCs w:val="20"/>
         </w:rPr>
-        <w:t xml:space="preserve">D)  124</w:t>
+        <w:t xml:space="preserve">D)  380</w:t>
       </w:r>
     </w:p>
     <w:p>
@@ -3103,6 +3329,64 @@
           <w:sz w:val="24"/>
           <w:szCs w:val="24"/>
         </w:rPr>
+        <w:t xml:space="preserve">Worked Notes (I Do / We Do)</w:t>
+      </w:r>
+    </w:p>
+    <w:p>
+      <w:pPr>
+        <w:spacing w:after="80"/>
+      </w:pPr>
+      <w:r>
+        <w:rPr>
+          <w:b/>
+          <w:bCs/>
+          <w:sz w:val="21"/>
+          <w:szCs w:val="21"/>
+        </w:rPr>
+        <w:t xml:space="preserve">I Do:  </w:t>
+      </w:r>
+      <w:r>
+        <w:rPr>
+          <w:sz w:val="21"/>
+          <w:szCs w:val="21"/>
+        </w:rPr>
+        <w:t xml:space="preserve">A. 78</w:t>
+      </w:r>
+    </w:p>
+    <w:p>
+      <w:pPr>
+        <w:spacing w:after="80"/>
+      </w:pPr>
+      <w:r>
+        <w:rPr>
+          <w:b/>
+          <w:bCs/>
+          <w:sz w:val="21"/>
+          <w:szCs w:val="21"/>
+        </w:rPr>
+        <w:t xml:space="preserve">We Do:  </w:t>
+      </w:r>
+      <w:r>
+        <w:rPr>
+          <w:sz w:val="21"/>
+          <w:szCs w:val="21"/>
+        </w:rPr>
+        <w:t xml:space="preserve">A. 497</w:t>
+      </w:r>
+    </w:p>
+    <w:p>
+      <w:pPr>
+        <w:pStyle w:val="Heading2"/>
+        <w:spacing w:after="80" w:before="180"/>
+      </w:pPr>
+      <w:r>
+        <w:rPr>
+          <w:b/>
+          <w:bCs/>
+          <w:color w:val="12355B"/>
+          <w:sz w:val="24"/>
+          <w:szCs w:val="24"/>
+        </w:rPr>
         <w:t xml:space="preserve">Independent Practice</w:t>
       </w:r>
     </w:p>
@@ -3124,7 +3408,7 @@
           <w:sz w:val="21"/>
           <w:szCs w:val="21"/>
         </w:rPr>
-        <w:t xml:space="preserve">A)  78</w:t>
+        <w:t xml:space="preserve">A)  84</w:t>
       </w:r>
       <w:r>
         <w:rPr>
@@ -3134,7 +3418,7 @@
           <w:sz w:val="19"/>
           <w:szCs w:val="19"/>
         </w:rPr>
-        <w:t xml:space="preserve">  — 12 × 78 = 936. You can verify: 12 × 70 = 840, 12 × 8 = 96, 840 + 96 = 936.</w:t>
+        <w:t xml:space="preserve">  — 9 × 84 = 756. Check: 9 × 80 = 720, 9 × 4 = 36, 720 + 36 = 756.</w:t>
       </w:r>
     </w:p>
     <w:p>
@@ -3155,7 +3439,7 @@
           <w:sz w:val="21"/>
           <w:szCs w:val="21"/>
         </w:rPr>
-        <w:t xml:space="preserve">A)  497</w:t>
+        <w:t xml:space="preserve">A)  125</w:t>
       </w:r>
       <w:r>
         <w:rPr>
@@ -3165,7 +3449,7 @@
           <w:sz w:val="19"/>
           <w:szCs w:val="19"/>
         </w:rPr>
-        <w:t xml:space="preserve">  — 5 × 497 = 2,485. Check: 5 × 400 = 2,000, 5 × 90 = 450, 5 × 7 = 35. 2,000 + 450 + 35 = 2,485.</w:t>
+        <w:t xml:space="preserve">  — 9 × 125 = 1,125. Check: 9 × 100 = 900, 9 × 25 = 225, 900 + 225 = 1,125.</w:t>
       </w:r>
     </w:p>
     <w:p>
@@ -3186,7 +3470,7 @@
           <w:sz w:val="21"/>
           <w:szCs w:val="21"/>
         </w:rPr>
-        <w:t xml:space="preserve">A)  84</w:t>
+        <w:t xml:space="preserve">A)  156 boxes</w:t>
       </w:r>
       <w:r>
         <w:rPr>
@@ -3196,7 +3480,7 @@
           <w:sz w:val="19"/>
           <w:szCs w:val="19"/>
         </w:rPr>
-        <w:t xml:space="preserve">  — 9 × 84 = 756. Check: 9 × 80 = 720, 9 × 4 = 36, 720 + 36 = 756.</w:t>
+        <w:t xml:space="preserve">  — 2,184 ÷ 14 = 156. Check: 14 × 156 = 14 × 150 + 14 × 6 = 2,100 + 84 = 2,184.</w:t>
       </w:r>
     </w:p>
     <w:p>
@@ -3217,7 +3501,7 @@
           <w:sz w:val="21"/>
           <w:szCs w:val="21"/>
         </w:rPr>
-        <w:t xml:space="preserve">A)  125</w:t>
+        <w:t xml:space="preserve">A)  408</w:t>
       </w:r>
       <w:r>
         <w:rPr>
@@ -3227,7 +3511,7 @@
           <w:sz w:val="19"/>
           <w:szCs w:val="19"/>
         </w:rPr>
-        <w:t xml:space="preserve">  — 9 × 125 = 1,125. Check: 9 × 100 = 900, 9 × 25 = 225, 900 + 225 = 1,125.</w:t>
+        <w:t xml:space="preserve">  — 12 × 408 = 4,896.</w:t>
       </w:r>
     </w:p>
     <w:p>

--- a/lessons/1-4/downloads/1-4-notes.docx
+++ b/lessons/1-4/downloads/1-4-notes.docx
@@ -1023,6 +1023,216 @@
     <w:p>
       <w:pPr>
         <w:pStyle w:val="Heading1"/>
+        <w:pBdr>
+          <w:bottom w:val="single" w:color="1FA6A2" w:sz="14" w:space="6"/>
+        </w:pBdr>
+        <w:spacing w:after="140" w:before="260"/>
+      </w:pPr>
+      <w:r>
+        <w:rPr>
+          <w:b/>
+          <w:bCs/>
+          <w:color w:val="12355B"/>
+          <w:sz w:val="30"/>
+          <w:szCs w:val="30"/>
+        </w:rPr>
+        <w:t xml:space="preserve">Guided Notes</w:t>
+      </w:r>
+    </w:p>
+    <w:p>
+      <w:pPr>
+        <w:spacing w:after="100"/>
+      </w:pPr>
+      <w:r>
+        <w:rPr>
+          <w:i/>
+          <w:iCs/>
+          <w:color w:val="5F6F80"/>
+          <w:sz w:val="19"/>
+          <w:szCs w:val="19"/>
+        </w:rPr>
+        <w:t xml:space="preserve">Fill in each blank as we go. Use the Word Bank to help you.</w:t>
+      </w:r>
+    </w:p>
+    <w:tbl>
+      <w:tblPr>
+        <w:tblW w:type="pct" w:w="100%"/>
+        <w:tblBorders>
+          <w:top w:val="single" w:color="BBD0DE" w:sz="8"/>
+          <w:left w:val="single" w:color="BBD0DE" w:sz="8"/>
+          <w:bottom w:val="single" w:color="BBD0DE" w:sz="8"/>
+          <w:right w:val="single" w:color="BBD0DE" w:sz="8"/>
+          <w:insideH w:val="single" w:color="auto" w:sz="4"/>
+          <w:insideV w:val="single" w:color="auto" w:sz="4"/>
+        </w:tblBorders>
+      </w:tblPr>
+      <w:tblGrid>
+        <w:gridCol w:w="100"/>
+      </w:tblGrid>
+      <w:tr>
+        <w:tc>
+          <w:tcPr>
+            <w:shd w:fill="EEF4F8" w:color="auto" w:val="clear"/>
+            <w:tcMar>
+              <w:top w:type="dxa" w:w="120"/>
+              <w:left w:type="dxa" w:w="180"/>
+              <w:bottom w:type="dxa" w:w="120"/>
+              <w:right w:type="dxa" w:w="180"/>
+            </w:tcMar>
+          </w:tcPr>
+          <w:p>
+            <w:pPr>
+              <w:spacing w:after="40"/>
+            </w:pPr>
+            <w:r>
+              <w:rPr>
+                <w:b/>
+                <w:bCs/>
+                <w:color w:val="1FA6A2"/>
+                <w:sz w:val="18"/>
+                <w:szCs w:val="18"/>
+              </w:rPr>
+              <w:t xml:space="preserve">WORD BANK</w:t>
+            </w:r>
+          </w:p>
+          <w:p>
+            <w:pPr>
+              <w:spacing w:after="80"/>
+            </w:pPr>
+            <w:r>
+              <w:rPr>
+                <w:b/>
+                <w:bCs/>
+                <w:sz w:val="21"/>
+                <w:szCs w:val="21"/>
+              </w:rPr>
+              <w:t xml:space="preserve">Dividend      •      Divisor      •      Quotient      •      Remainder      •      Partial quotients</w:t>
+            </w:r>
+          </w:p>
+        </w:tc>
+      </w:tr>
+    </w:tbl>
+    <w:p>
+      <w:pPr>
+        <w:spacing w:after="80"/>
+      </w:pPr>
+      <w:r>
+        <w:t xml:space="preserve"/>
+      </w:r>
+    </w:p>
+    <w:p>
+      <w:pPr>
+        <w:spacing w:after="120" w:before="80"/>
+      </w:pPr>
+      <w:r>
+        <w:rPr>
+          <w:b/>
+          <w:bCs/>
+          <w:color w:val="12355B"/>
+          <w:sz w:val="22"/>
+          <w:szCs w:val="22"/>
+        </w:rPr>
+        <w:t xml:space="preserve">1.  </w:t>
+      </w:r>
+      <w:r>
+        <w:rPr>
+          <w:sz w:val="22"/>
+          <w:szCs w:val="22"/>
+        </w:rPr>
+        <w:t xml:space="preserve">In 84 ÷ 7, the number 84 being divided is the ___.</w:t>
+      </w:r>
+    </w:p>
+    <w:p>
+      <w:pPr>
+        <w:spacing w:after="120" w:before="80"/>
+      </w:pPr>
+      <w:r>
+        <w:rPr>
+          <w:b/>
+          <w:bCs/>
+          <w:color w:val="12355B"/>
+          <w:sz w:val="22"/>
+          <w:szCs w:val="22"/>
+        </w:rPr>
+        <w:t xml:space="preserve">2.  </w:t>
+      </w:r>
+      <w:r>
+        <w:rPr>
+          <w:sz w:val="22"/>
+          <w:szCs w:val="22"/>
+        </w:rPr>
+        <w:t xml:space="preserve">In 84 ÷ 7, the number 7 that we divide by is the ___.</w:t>
+      </w:r>
+    </w:p>
+    <w:p>
+      <w:pPr>
+        <w:spacing w:after="120" w:before="80"/>
+      </w:pPr>
+      <w:r>
+        <w:rPr>
+          <w:b/>
+          <w:bCs/>
+          <w:color w:val="12355B"/>
+          <w:sz w:val="22"/>
+          <w:szCs w:val="22"/>
+        </w:rPr>
+        <w:t xml:space="preserve">3.  </w:t>
+      </w:r>
+      <w:r>
+        <w:rPr>
+          <w:sz w:val="22"/>
+          <w:szCs w:val="22"/>
+        </w:rPr>
+        <w:t xml:space="preserve">The answer to a division problem is called the ___.</w:t>
+      </w:r>
+    </w:p>
+    <w:p>
+      <w:pPr>
+        <w:spacing w:after="120" w:before="80"/>
+      </w:pPr>
+      <w:r>
+        <w:rPr>
+          <w:b/>
+          <w:bCs/>
+          <w:color w:val="12355B"/>
+          <w:sz w:val="22"/>
+          <w:szCs w:val="22"/>
+        </w:rPr>
+        <w:t xml:space="preserve">4.  </w:t>
+      </w:r>
+      <w:r>
+        <w:rPr>
+          <w:sz w:val="22"/>
+          <w:szCs w:val="22"/>
+        </w:rPr>
+        <w:t xml:space="preserve">When a number does not divide evenly, the amount left over is the ___.</w:t>
+      </w:r>
+    </w:p>
+    <w:p>
+      <w:pPr>
+        <w:spacing w:after="120" w:before="80"/>
+      </w:pPr>
+      <w:r>
+        <w:rPr>
+          <w:b/>
+          <w:bCs/>
+          <w:color w:val="12355B"/>
+          <w:sz w:val="22"/>
+          <w:szCs w:val="22"/>
+        </w:rPr>
+        <w:t xml:space="preserve">5.  </w:t>
+      </w:r>
+      <w:r>
+        <w:rPr>
+          <w:sz w:val="22"/>
+          <w:szCs w:val="22"/>
+        </w:rPr>
+        <w:t xml:space="preserve">Breaking division into easier chunks and adding the pieces uses ___.</w:t>
+      </w:r>
+    </w:p>
+    <w:p>
+      <w:pPr>
+        <w:pStyle w:val="Heading1"/>
         <w:pageBreakBefore/>
         <w:pBdr>
           <w:bottom w:val="single" w:color="1FA6A2" w:sz="14" w:space="6"/>
@@ -2093,6 +2303,87 @@
     </w:p>
     <w:p>
       <w:pPr>
+        <w:spacing w:after="40" w:before="80"/>
+      </w:pPr>
+      <w:r>
+        <w:rPr>
+          <w:b/>
+          <w:bCs/>
+          <w:color w:val="12355B"/>
+          <w:sz w:val="21"/>
+          <w:szCs w:val="21"/>
+        </w:rPr>
+        <w:t xml:space="preserve">5. </w:t>
+      </w:r>
+      <w:r>
+        <w:rPr>
+          <w:b/>
+          <w:bCs/>
+          <w:color w:val="6B4FA0"/>
+          <w:sz w:val="19"/>
+          <w:szCs w:val="19"/>
+        </w:rPr>
+        <w:t xml:space="preserve">[Practice] </w:t>
+      </w:r>
+      <w:r>
+        <w:rPr>
+          <w:b/>
+          <w:bCs/>
+          <w:sz w:val="21"/>
+          <w:szCs w:val="21"/>
+        </w:rPr>
+        <w:t xml:space="preserve">During practice on Divide Multi-Digit Numbers, what strategy did you use when a problem felt tricky?</w:t>
+      </w:r>
+    </w:p>
+    <w:p>
+      <w:pPr>
+        <w:spacing w:after="60"/>
+      </w:pPr>
+      <w:r>
+        <w:rPr>
+          <w:color w:val="1A2733"/>
+          <w:sz w:val="21"/>
+          <w:szCs w:val="21"/>
+        </w:rPr>
+        <w:t xml:space="preserve">Start with:  First I took 12 × ___ = 1,200, then 12 × ___ = 144.</w:t>
+      </w:r>
+      <w:r>
+        <w:rPr>
+          <w:i/>
+          <w:iCs/>
+          <w:color w:val="5F6F80"/>
+          <w:sz w:val="19"/>
+          <w:szCs w:val="19"/>
+        </w:rPr>
+        <w:br/>
+        <w:t xml:space="preserve">Primero usé 12 × ___ = 1,200, luego 12 × ___ = 144.</w:t>
+      </w:r>
+    </w:p>
+    <w:p>
+      <w:pPr>
+        <w:spacing w:after="80"/>
+      </w:pPr>
+      <w:r>
+        <w:rPr>
+          <w:b/>
+          <w:bCs/>
+          <w:color w:val="12355B"/>
+          <w:sz w:val="19"/>
+          <w:szCs w:val="19"/>
+        </w:rPr>
+        <w:t xml:space="preserve">Word bank:  </w:t>
+      </w:r>
+      <w:r>
+        <w:rPr>
+          <w:color w:val="1FA6A2"/>
+          <w:sz w:val="19"/>
+          <w:szCs w:val="19"/>
+        </w:rPr>
+        <w:t xml:space="preserve">Dividend,  Divisor,  Quotient,  Remainder</w:t>
+      </w:r>
+    </w:p>
+    <w:p>
+      <w:pPr>
         <w:pStyle w:val="Heading1"/>
         <w:pageBreakBefore/>
         <w:pBdr>
@@ -2689,33 +2980,7 @@
           <w:sz w:val="30"/>
           <w:szCs w:val="30"/>
         </w:rPr>
-        <w:t xml:space="preserve">Write About the Math</w:t>
-      </w:r>
-    </w:p>
-    <w:p>
-      <w:pPr>
-        <w:pStyle w:val="Heading2"/>
-        <w:spacing w:after="80" w:before="180"/>
-      </w:pPr>
-      <w:r>
-        <w:rPr>
-          <w:b/>
-          <w:bCs/>
-          <w:color w:val="12355B"/>
-          <w:sz w:val="24"/>
-          <w:szCs w:val="24"/>
-        </w:rPr>
-        <w:t xml:space="preserve">Build Strong Sentences</w:t>
-      </w:r>
-      <w:r>
-        <w:rPr>
-          <w:i/>
-          <w:iCs/>
-          <w:color w:val="B97A12"/>
-          <w:sz w:val="19"/>
-          <w:szCs w:val="19"/>
-        </w:rPr>
-        <w:t xml:space="preserve">   The Writing Revolution</w:t>
+        <w:t xml:space="preserve">Exit Ticket</w:t>
       </w:r>
     </w:p>
     <w:p>
@@ -2730,435 +2995,86 @@
           <w:sz w:val="19"/>
           <w:szCs w:val="19"/>
         </w:rPr>
-        <w:t xml:space="preserve">I can explain my division using the words dividend, divisor, quotient, and remainder.</w:t>
-      </w:r>
-    </w:p>
-    <w:p>
-      <w:pPr>
-        <w:pStyle w:val="Heading2"/>
-        <w:spacing w:after="80" w:before="180"/>
-      </w:pPr>
-      <w:r>
-        <w:rPr>
-          <w:b/>
-          <w:bCs/>
-          <w:color w:val="12355B"/>
-          <w:sz w:val="24"/>
-          <w:szCs w:val="24"/>
-        </w:rPr>
-        <w:t xml:space="preserve">1. Kernel Sentence</w:t>
-      </w:r>
-      <w:r>
-        <w:rPr>
-          <w:i/>
-          <w:iCs/>
-          <w:color w:val="1FA6A2"/>
-          <w:sz w:val="19"/>
-          <w:szCs w:val="19"/>
-        </w:rPr>
-        <w:t xml:space="preserve">   subject + verb</w:t>
-      </w:r>
-    </w:p>
-    <w:tbl>
-      <w:tblPr>
-        <w:tblW w:type="pct" w:w="100%"/>
-        <w:tblBorders>
-          <w:top w:val="single" w:color="B97A12" w:sz="8"/>
-          <w:left w:val="single" w:color="B97A12" w:sz="8"/>
-          <w:bottom w:val="single" w:color="B97A12" w:sz="8"/>
-          <w:right w:val="single" w:color="B97A12" w:sz="8"/>
-          <w:insideH w:val="single" w:color="auto" w:sz="4"/>
-          <w:insideV w:val="single" w:color="auto" w:sz="4"/>
-        </w:tblBorders>
-      </w:tblPr>
-      <w:tblGrid>
-        <w:gridCol w:w="100"/>
-      </w:tblGrid>
-      <w:tr>
-        <w:tc>
-          <w:tcPr>
-            <w:shd w:fill="FBF3E2" w:color="auto" w:val="clear"/>
-            <w:tcMar>
-              <w:top w:type="dxa" w:w="120"/>
-              <w:left w:type="dxa" w:w="180"/>
-              <w:bottom w:type="dxa" w:w="120"/>
-              <w:right w:type="dxa" w:w="180"/>
-            </w:tcMar>
-          </w:tcPr>
-          <w:p>
-            <w:pPr>
-              <w:spacing w:after="0"/>
-            </w:pPr>
-            <w:r>
-              <w:rPr>
-                <w:b/>
-                <w:bCs/>
-                <w:color w:val="1FA6A2"/>
-                <w:sz w:val="20"/>
-                <w:szCs w:val="20"/>
-              </w:rPr>
-              <w:t xml:space="preserve">Model:  </w:t>
-            </w:r>
-            <w:r>
-              <w:rPr>
-                <w:sz w:val="20"/>
-                <w:szCs w:val="20"/>
-              </w:rPr>
-              <w:t xml:space="preserve">Partial quotients is a way to divide by breaking the problem into smaller, easier steps.</w:t>
-            </w:r>
-          </w:p>
-        </w:tc>
-      </w:tr>
-    </w:tbl>
+        <w:t xml:space="preserve">Answer on your own. This shows what you learned today.</w:t>
+      </w:r>
+    </w:p>
+    <w:p>
+      <w:pPr>
+        <w:spacing w:after="80" w:before="80"/>
+      </w:pPr>
+      <w:r>
+        <w:rPr>
+          <w:color w:val="B97A12"/>
+          <w:sz w:val="22"/>
+          <w:szCs w:val="22"/>
+        </w:rPr>
+        <w:t xml:space="preserve">★  </w:t>
+      </w:r>
+      <w:r>
+        <w:rPr>
+          <w:b/>
+          <w:bCs/>
+          <w:sz w:val="22"/>
+          <w:szCs w:val="22"/>
+        </w:rPr>
+        <w:t xml:space="preserve">What is 2,352 ÷ 16?</w:t>
+      </w:r>
+    </w:p>
+    <w:p>
+      <w:pPr>
+        <w:spacing w:after="60"/>
+        <w:ind w:left="420"/>
+      </w:pPr>
+      <w:r>
+        <w:rPr>
+          <w:sz w:val="21"/>
+          <w:szCs w:val="21"/>
+        </w:rPr>
+        <w:t xml:space="preserve">A)  147</w:t>
+      </w:r>
+    </w:p>
+    <w:p>
+      <w:pPr>
+        <w:spacing w:after="60"/>
+        <w:ind w:left="420"/>
+      </w:pPr>
+      <w:r>
+        <w:rPr>
+          <w:sz w:val="21"/>
+          <w:szCs w:val="21"/>
+        </w:rPr>
+        <w:t xml:space="preserve">B)  137</w:t>
+      </w:r>
+    </w:p>
+    <w:p>
+      <w:pPr>
+        <w:spacing w:after="60"/>
+        <w:ind w:left="420"/>
+      </w:pPr>
+      <w:r>
+        <w:rPr>
+          <w:sz w:val="21"/>
+          <w:szCs w:val="21"/>
+        </w:rPr>
+        <w:t xml:space="preserve">C)  157</w:t>
+      </w:r>
+    </w:p>
+    <w:p>
+      <w:pPr>
+        <w:spacing w:after="60"/>
+        <w:ind w:left="420"/>
+      </w:pPr>
+      <w:r>
+        <w:rPr>
+          <w:sz w:val="21"/>
+          <w:szCs w:val="21"/>
+        </w:rPr>
+        <w:t xml:space="preserve">D)  146</w:t>
+      </w:r>
+    </w:p>
     <w:p>
       <w:pPr>
         <w:spacing w:after="40"/>
-      </w:pPr>
-      <w:r>
-        <w:t xml:space="preserve"/>
-      </w:r>
-    </w:p>
-    <w:p>
-      <w:pPr>
-        <w:spacing w:after="60"/>
-      </w:pPr>
-      <w:r>
-        <w:rPr>
-          <w:color w:val="1A2733"/>
-          <w:sz w:val="21"/>
-          <w:szCs w:val="21"/>
-        </w:rPr>
-        <w:t xml:space="preserve">Write a kernel sentence about partial quotients. Use a subject and a verb.</w:t>
-      </w:r>
-      <w:r>
-        <w:rPr>
-          <w:i/>
-          <w:iCs/>
-          <w:color w:val="5F6F80"/>
-          <w:sz w:val="19"/>
-          <w:szCs w:val="19"/>
-        </w:rPr>
-        <w:br/>
-        <w:t xml:space="preserve">Escribe una oración base sobre cocientes parciales. Usa un sujeto y un verbo.</w:t>
-      </w:r>
-    </w:p>
-    <w:p>
-      <w:pPr>
-        <w:pBdr>
-          <w:bottom w:val="single" w:color="AFBECC" w:sz="6"/>
-        </w:pBdr>
-        <w:spacing w:after="30" w:before="150"/>
-      </w:pPr>
-      <w:r>
-        <w:t xml:space="preserve"/>
-      </w:r>
-    </w:p>
-    <w:p>
-      <w:pPr>
-        <w:pBdr>
-          <w:bottom w:val="single" w:color="AFBECC" w:sz="6"/>
-        </w:pBdr>
-        <w:spacing w:after="30" w:before="150"/>
-      </w:pPr>
-      <w:r>
-        <w:t xml:space="preserve"/>
-      </w:r>
-    </w:p>
-    <w:p>
-      <w:pPr>
-        <w:pStyle w:val="Heading2"/>
-        <w:spacing w:after="80" w:before="180"/>
-      </w:pPr>
-      <w:r>
-        <w:rPr>
-          <w:b/>
-          <w:bCs/>
-          <w:color w:val="12355B"/>
-          <w:sz w:val="24"/>
-          <w:szCs w:val="24"/>
-        </w:rPr>
-        <w:t xml:space="preserve">2. Sentence Expansion</w:t>
-      </w:r>
-      <w:r>
-        <w:rPr>
-          <w:i/>
-          <w:iCs/>
-          <w:color w:val="1FA6A2"/>
-          <w:sz w:val="19"/>
-          <w:szCs w:val="19"/>
-        </w:rPr>
-        <w:t xml:space="preserve">   because · but · so</w:t>
-      </w:r>
-    </w:p>
-    <w:p>
-      <w:pPr>
-        <w:spacing w:after="80"/>
-      </w:pPr>
-      <w:r>
-        <w:rPr>
-          <w:b/>
-          <w:bCs/>
-          <w:color w:val="1FA6A2"/>
-          <w:sz w:val="20"/>
-          <w:szCs w:val="20"/>
-        </w:rPr>
-        <w:t xml:space="preserve">Kernel:  </w:t>
-      </w:r>
-      <w:r>
-        <w:rPr>
-          <w:sz w:val="20"/>
-          <w:szCs w:val="20"/>
-        </w:rPr>
-        <w:t xml:space="preserve">Partial quotients matters in math</w:t>
-      </w:r>
-    </w:p>
-    <w:p>
-      <w:pPr>
-        <w:spacing w:after="80"/>
-      </w:pPr>
-      <w:r>
-        <w:rPr>
-          <w:b/>
-          <w:bCs/>
-          <w:color w:val="12355B"/>
-          <w:sz w:val="21"/>
-          <w:szCs w:val="21"/>
-        </w:rPr>
-        <w:t xml:space="preserve">because  </w:t>
-      </w:r>
-      <w:r>
-        <w:rPr>
-          <w:sz w:val="21"/>
-          <w:szCs w:val="21"/>
-        </w:rPr>
-        <w:t xml:space="preserve">Partial quotients matters in math because ___.</w:t>
-      </w:r>
-      <w:r>
-        <w:rPr>
-          <w:i/>
-          <w:iCs/>
-          <w:color w:val="5F6F80"/>
-          <w:sz w:val="19"/>
-          <w:szCs w:val="19"/>
-        </w:rPr>
-        <w:br/>
-        <w:t xml:space="preserve">Cocientes parciales importa en matemáticas porque ___.</w:t>
-      </w:r>
-    </w:p>
-    <w:p>
-      <w:pPr>
-        <w:pBdr>
-          <w:bottom w:val="single" w:color="AFBECC" w:sz="6"/>
-        </w:pBdr>
-        <w:spacing w:after="30" w:before="150"/>
-      </w:pPr>
-      <w:r>
-        <w:t xml:space="preserve"/>
-      </w:r>
-    </w:p>
-    <w:p>
-      <w:pPr>
-        <w:spacing w:after="80"/>
-      </w:pPr>
-      <w:r>
-        <w:rPr>
-          <w:b/>
-          <w:bCs/>
-          <w:color w:val="12355B"/>
-          <w:sz w:val="21"/>
-          <w:szCs w:val="21"/>
-        </w:rPr>
-        <w:t xml:space="preserve">but  </w:t>
-      </w:r>
-      <w:r>
-        <w:rPr>
-          <w:sz w:val="21"/>
-          <w:szCs w:val="21"/>
-        </w:rPr>
-        <w:t xml:space="preserve">Partial quotients matters in math, but ___.</w:t>
-      </w:r>
-      <w:r>
-        <w:rPr>
-          <w:i/>
-          <w:iCs/>
-          <w:color w:val="5F6F80"/>
-          <w:sz w:val="19"/>
-          <w:szCs w:val="19"/>
-        </w:rPr>
-        <w:br/>
-        <w:t xml:space="preserve">Cocientes parciales importa en matemáticas, pero ___.</w:t>
-      </w:r>
-    </w:p>
-    <w:p>
-      <w:pPr>
-        <w:pBdr>
-          <w:bottom w:val="single" w:color="AFBECC" w:sz="6"/>
-        </w:pBdr>
-        <w:spacing w:after="30" w:before="150"/>
-      </w:pPr>
-      <w:r>
-        <w:t xml:space="preserve"/>
-      </w:r>
-    </w:p>
-    <w:p>
-      <w:pPr>
-        <w:spacing w:after="80"/>
-      </w:pPr>
-      <w:r>
-        <w:rPr>
-          <w:b/>
-          <w:bCs/>
-          <w:color w:val="12355B"/>
-          <w:sz w:val="21"/>
-          <w:szCs w:val="21"/>
-        </w:rPr>
-        <w:t xml:space="preserve">so  </w:t>
-      </w:r>
-      <w:r>
-        <w:rPr>
-          <w:sz w:val="21"/>
-          <w:szCs w:val="21"/>
-        </w:rPr>
-        <w:t xml:space="preserve">Partial quotients matters in math, so ___.</w:t>
-      </w:r>
-      <w:r>
-        <w:rPr>
-          <w:i/>
-          <w:iCs/>
-          <w:color w:val="5F6F80"/>
-          <w:sz w:val="19"/>
-          <w:szCs w:val="19"/>
-        </w:rPr>
-        <w:br/>
-        <w:t xml:space="preserve">Cocientes parciales importa en matemáticas, entonces ___.</w:t>
-      </w:r>
-    </w:p>
-    <w:p>
-      <w:pPr>
-        <w:pBdr>
-          <w:bottom w:val="single" w:color="AFBECC" w:sz="6"/>
-        </w:pBdr>
-        <w:spacing w:after="30" w:before="150"/>
-      </w:pPr>
-      <w:r>
-        <w:t xml:space="preserve"/>
-      </w:r>
-    </w:p>
-    <w:p>
-      <w:pPr>
-        <w:pStyle w:val="Heading2"/>
-        <w:spacing w:after="80" w:before="180"/>
-      </w:pPr>
-      <w:r>
-        <w:rPr>
-          <w:b/>
-          <w:bCs/>
-          <w:color w:val="12355B"/>
-          <w:sz w:val="24"/>
-          <w:szCs w:val="24"/>
-        </w:rPr>
-        <w:t xml:space="preserve">3. Explain Your Reasoning</w:t>
-      </w:r>
-      <w:r>
-        <w:rPr>
-          <w:i/>
-          <w:iCs/>
-          <w:color w:val="1FA6A2"/>
-          <w:sz w:val="19"/>
-          <w:szCs w:val="19"/>
-        </w:rPr>
-        <w:t xml:space="preserve">   use a sentence starter</w:t>
-      </w:r>
-    </w:p>
-    <w:p>
-      <w:pPr>
-        <w:spacing w:after="60"/>
-      </w:pPr>
-      <w:r>
-        <w:rPr>
-          <w:color w:val="1A2733"/>
-          <w:sz w:val="21"/>
-          <w:szCs w:val="21"/>
-        </w:rPr>
-        <w:t xml:space="preserve">Each section gets about ___ bars because 1,344 is close to ___.</w:t>
-      </w:r>
-      <w:r>
-        <w:rPr>
-          <w:i/>
-          <w:iCs/>
-          <w:color w:val="5F6F80"/>
-          <w:sz w:val="19"/>
-          <w:szCs w:val="19"/>
-        </w:rPr>
-        <w:br/>
-        <w:t xml:space="preserve">Cada sección recibe unas ___ barras porque 1,344 está cerca de ___.</w:t>
-      </w:r>
-    </w:p>
-    <w:p>
-      <w:pPr>
-        <w:spacing w:after="60"/>
-      </w:pPr>
-      <w:r>
-        <w:rPr>
-          <w:color w:val="1A2733"/>
-          <w:sz w:val="21"/>
-          <w:szCs w:val="21"/>
-        </w:rPr>
-        <w:t xml:space="preserve">I estimated by ___.</w:t>
-      </w:r>
-      <w:r>
-        <w:rPr>
-          <w:i/>
-          <w:iCs/>
-          <w:color w:val="5F6F80"/>
-          <w:sz w:val="19"/>
-          <w:szCs w:val="19"/>
-        </w:rPr>
-        <w:br/>
-        <w:t xml:space="preserve">Estimé al ___.</w:t>
-      </w:r>
-    </w:p>
-    <w:p>
-      <w:pPr>
-        <w:spacing w:after="60"/>
-      </w:pPr>
-      <w:r>
-        <w:rPr>
-          <w:color w:val="1A2733"/>
-          <w:sz w:val="21"/>
-          <w:szCs w:val="21"/>
-        </w:rPr>
-        <w:t xml:space="preserve">First I took 12 × ___ = 1,200, then 12 × ___ = 144.</w:t>
-      </w:r>
-      <w:r>
-        <w:rPr>
-          <w:i/>
-          <w:iCs/>
-          <w:color w:val="5F6F80"/>
-          <w:sz w:val="19"/>
-          <w:szCs w:val="19"/>
-        </w:rPr>
-        <w:br/>
-        <w:t xml:space="preserve">Primero usé 12 × ___ = 1,200, luego 12 × ___ = 144.</w:t>
-      </w:r>
-    </w:p>
-    <w:p>
-      <w:pPr>
-        <w:pBdr>
-          <w:bottom w:val="single" w:color="AFBECC" w:sz="6"/>
-        </w:pBdr>
-        <w:spacing w:after="30" w:before="150"/>
-      </w:pPr>
-      <w:r>
-        <w:t xml:space="preserve"/>
-      </w:r>
-    </w:p>
-    <w:p>
-      <w:pPr>
-        <w:pBdr>
-          <w:bottom w:val="single" w:color="AFBECC" w:sz="6"/>
-        </w:pBdr>
-        <w:spacing w:after="30" w:before="150"/>
       </w:pPr>
       <w:r>
         <w:t xml:space="preserve"/>
@@ -3181,7 +3097,7 @@
           <w:sz w:val="30"/>
           <w:szCs w:val="30"/>
         </w:rPr>
-        <w:t xml:space="preserve">Exit Ticket</w:t>
+        <w:t xml:space="preserve">Answer Key &amp; Teacher Guide</w:t>
       </w:r>
     </w:p>
     <w:p>
@@ -3196,115 +3112,224 @@
           <w:sz w:val="19"/>
           <w:szCs w:val="19"/>
         </w:rPr>
-        <w:t xml:space="preserve">Answer on your own. This shows what you learned today.</w:t>
-      </w:r>
-    </w:p>
-    <w:p>
-      <w:pPr>
-        <w:spacing w:after="80" w:before="80"/>
-      </w:pPr>
-      <w:r>
-        <w:rPr>
-          <w:color w:val="B97A12"/>
-          <w:sz w:val="22"/>
-          <w:szCs w:val="22"/>
-        </w:rPr>
-        <w:t xml:space="preserve">★  </w:t>
-      </w:r>
-      <w:r>
-        <w:rPr>
-          <w:b/>
-          <w:bCs/>
-          <w:sz w:val="22"/>
-          <w:szCs w:val="22"/>
-        </w:rPr>
-        <w:t xml:space="preserve">What is 2,352 ÷ 16?</w:t>
-      </w:r>
-    </w:p>
-    <w:p>
-      <w:pPr>
-        <w:spacing w:after="60"/>
-        <w:ind w:left="420"/>
-      </w:pPr>
-      <w:r>
-        <w:rPr>
-          <w:sz w:val="21"/>
-          <w:szCs w:val="21"/>
-        </w:rPr>
-        <w:t xml:space="preserve">A)  147</w:t>
-      </w:r>
-    </w:p>
-    <w:p>
-      <w:pPr>
-        <w:spacing w:after="60"/>
-        <w:ind w:left="420"/>
-      </w:pPr>
-      <w:r>
-        <w:rPr>
-          <w:sz w:val="21"/>
-          <w:szCs w:val="21"/>
-        </w:rPr>
-        <w:t xml:space="preserve">B)  137</w:t>
-      </w:r>
-    </w:p>
-    <w:p>
-      <w:pPr>
-        <w:spacing w:after="60"/>
-        <w:ind w:left="420"/>
-      </w:pPr>
-      <w:r>
-        <w:rPr>
-          <w:sz w:val="21"/>
-          <w:szCs w:val="21"/>
-        </w:rPr>
-        <w:t xml:space="preserve">C)  157</w:t>
-      </w:r>
-    </w:p>
-    <w:p>
-      <w:pPr>
-        <w:spacing w:after="60"/>
-        <w:ind w:left="420"/>
-      </w:pPr>
-      <w:r>
-        <w:rPr>
-          <w:sz w:val="21"/>
-          <w:szCs w:val="21"/>
-        </w:rPr>
-        <w:t xml:space="preserve">D)  146</w:t>
-      </w:r>
-    </w:p>
-    <w:p>
-      <w:pPr>
-        <w:spacing w:after="40"/>
-      </w:pPr>
-      <w:r>
-        <w:t xml:space="preserve"/>
-      </w:r>
-    </w:p>
-    <w:p>
-      <w:pPr>
-        <w:pStyle w:val="Heading1"/>
-        <w:pageBreakBefore/>
-        <w:pBdr>
-          <w:bottom w:val="single" w:color="1FA6A2" w:sz="14" w:space="6"/>
-        </w:pBdr>
-        <w:spacing w:after="140" w:before="0"/>
-      </w:pPr>
-      <w:r>
-        <w:rPr>
-          <w:b/>
-          <w:bCs/>
-          <w:color w:val="12355B"/>
-          <w:sz w:val="30"/>
-          <w:szCs w:val="30"/>
-        </w:rPr>
-        <w:t xml:space="preserve">Answer Key &amp; Teacher Guide</w:t>
-      </w:r>
-    </w:p>
-    <w:p>
-      <w:pPr>
-        <w:spacing w:after="100"/>
-      </w:pPr>
+        <w:t xml:space="preserve">Teacher reference — remove or fold back before distributing to students.</w:t>
+      </w:r>
+    </w:p>
+    <w:p>
+      <w:pPr>
+        <w:pStyle w:val="Heading2"/>
+        <w:spacing w:after="80" w:before="180"/>
+      </w:pPr>
+      <w:r>
+        <w:rPr>
+          <w:b/>
+          <w:bCs/>
+          <w:color w:val="12355B"/>
+          <w:sz w:val="24"/>
+          <w:szCs w:val="24"/>
+        </w:rPr>
+        <w:t xml:space="preserve">Guided Notes (Fill-in)</w:t>
+      </w:r>
+    </w:p>
+    <w:p>
+      <w:pPr>
+        <w:spacing w:after="80"/>
+      </w:pPr>
+      <w:r>
+        <w:rPr>
+          <w:b/>
+          <w:bCs/>
+          <w:sz w:val="21"/>
+          <w:szCs w:val="21"/>
+        </w:rPr>
+        <w:t xml:space="preserve">Notes 1:  </w:t>
+      </w:r>
+      <w:r>
+        <w:rPr>
+          <w:sz w:val="21"/>
+          <w:szCs w:val="21"/>
+        </w:rPr>
+        <w:t xml:space="preserve">Dividend</w:t>
+      </w:r>
+    </w:p>
+    <w:p>
+      <w:pPr>
+        <w:spacing w:after="80"/>
+      </w:pPr>
+      <w:r>
+        <w:rPr>
+          <w:b/>
+          <w:bCs/>
+          <w:sz w:val="21"/>
+          <w:szCs w:val="21"/>
+        </w:rPr>
+        <w:t xml:space="preserve">Notes 2:  </w:t>
+      </w:r>
+      <w:r>
+        <w:rPr>
+          <w:sz w:val="21"/>
+          <w:szCs w:val="21"/>
+        </w:rPr>
+        <w:t xml:space="preserve">Divisor</w:t>
+      </w:r>
+    </w:p>
+    <w:p>
+      <w:pPr>
+        <w:spacing w:after="80"/>
+      </w:pPr>
+      <w:r>
+        <w:rPr>
+          <w:b/>
+          <w:bCs/>
+          <w:sz w:val="21"/>
+          <w:szCs w:val="21"/>
+        </w:rPr>
+        <w:t xml:space="preserve">Notes 3:  </w:t>
+      </w:r>
+      <w:r>
+        <w:rPr>
+          <w:sz w:val="21"/>
+          <w:szCs w:val="21"/>
+        </w:rPr>
+        <w:t xml:space="preserve">Quotient</w:t>
+      </w:r>
+    </w:p>
+    <w:p>
+      <w:pPr>
+        <w:spacing w:after="80"/>
+      </w:pPr>
+      <w:r>
+        <w:rPr>
+          <w:b/>
+          <w:bCs/>
+          <w:sz w:val="21"/>
+          <w:szCs w:val="21"/>
+        </w:rPr>
+        <w:t xml:space="preserve">Notes 4:  </w:t>
+      </w:r>
+      <w:r>
+        <w:rPr>
+          <w:sz w:val="21"/>
+          <w:szCs w:val="21"/>
+        </w:rPr>
+        <w:t xml:space="preserve">Remainder</w:t>
+      </w:r>
+    </w:p>
+    <w:p>
+      <w:pPr>
+        <w:spacing w:after="80"/>
+      </w:pPr>
+      <w:r>
+        <w:rPr>
+          <w:b/>
+          <w:bCs/>
+          <w:sz w:val="21"/>
+          <w:szCs w:val="21"/>
+        </w:rPr>
+        <w:t xml:space="preserve">Notes 5:  </w:t>
+      </w:r>
+      <w:r>
+        <w:rPr>
+          <w:sz w:val="21"/>
+          <w:szCs w:val="21"/>
+        </w:rPr>
+        <w:t xml:space="preserve">Partial quotients</w:t>
+      </w:r>
+    </w:p>
+    <w:p>
+      <w:pPr>
+        <w:pStyle w:val="Heading2"/>
+        <w:spacing w:after="80" w:before="180"/>
+      </w:pPr>
+      <w:r>
+        <w:rPr>
+          <w:b/>
+          <w:bCs/>
+          <w:color w:val="12355B"/>
+          <w:sz w:val="24"/>
+          <w:szCs w:val="24"/>
+        </w:rPr>
+        <w:t xml:space="preserve">Worked Notes (I Do / We Do)</w:t>
+      </w:r>
+    </w:p>
+    <w:p>
+      <w:pPr>
+        <w:spacing w:after="80"/>
+      </w:pPr>
+      <w:r>
+        <w:rPr>
+          <w:b/>
+          <w:bCs/>
+          <w:sz w:val="21"/>
+          <w:szCs w:val="21"/>
+        </w:rPr>
+        <w:t xml:space="preserve">I Do:  </w:t>
+      </w:r>
+      <w:r>
+        <w:rPr>
+          <w:sz w:val="21"/>
+          <w:szCs w:val="21"/>
+        </w:rPr>
+        <w:t xml:space="preserve">A. 78</w:t>
+      </w:r>
+    </w:p>
+    <w:p>
+      <w:pPr>
+        <w:spacing w:after="80"/>
+      </w:pPr>
+      <w:r>
+        <w:rPr>
+          <w:b/>
+          <w:bCs/>
+          <w:sz w:val="21"/>
+          <w:szCs w:val="21"/>
+        </w:rPr>
+        <w:t xml:space="preserve">We Do:  </w:t>
+      </w:r>
+      <w:r>
+        <w:rPr>
+          <w:sz w:val="21"/>
+          <w:szCs w:val="21"/>
+        </w:rPr>
+        <w:t xml:space="preserve">A. 497</w:t>
+      </w:r>
+    </w:p>
+    <w:p>
+      <w:pPr>
+        <w:pStyle w:val="Heading2"/>
+        <w:spacing w:after="80" w:before="180"/>
+      </w:pPr>
+      <w:r>
+        <w:rPr>
+          <w:b/>
+          <w:bCs/>
+          <w:color w:val="12355B"/>
+          <w:sz w:val="24"/>
+          <w:szCs w:val="24"/>
+        </w:rPr>
+        <w:t xml:space="preserve">Independent Practice</w:t>
+      </w:r>
+    </w:p>
+    <w:p>
+      <w:pPr>
+        <w:spacing w:after="80"/>
+      </w:pPr>
+      <w:r>
+        <w:rPr>
+          <w:b/>
+          <w:bCs/>
+          <w:sz w:val="21"/>
+          <w:szCs w:val="21"/>
+        </w:rPr>
+        <w:t xml:space="preserve">1.  </w:t>
+      </w:r>
+      <w:r>
+        <w:rPr>
+          <w:sz w:val="21"/>
+          <w:szCs w:val="21"/>
+        </w:rPr>
+        <w:t xml:space="preserve">A)  84</w:t>
+      </w:r>
       <w:r>
         <w:rPr>
           <w:i/>
@@ -3313,23 +3338,7 @@
           <w:sz w:val="19"/>
           <w:szCs w:val="19"/>
         </w:rPr>
-        <w:t xml:space="preserve">Teacher reference — remove or fold back before distributing to students.</w:t>
-      </w:r>
-    </w:p>
-    <w:p>
-      <w:pPr>
-        <w:pStyle w:val="Heading2"/>
-        <w:spacing w:after="80" w:before="180"/>
-      </w:pPr>
-      <w:r>
-        <w:rPr>
-          <w:b/>
-          <w:bCs/>
-          <w:color w:val="12355B"/>
-          <w:sz w:val="24"/>
-          <w:szCs w:val="24"/>
-        </w:rPr>
-        <w:t xml:space="preserve">Worked Notes (I Do / We Do)</w:t>
+        <w:t xml:space="preserve">  — 9 × 84 = 756. Check: 9 × 80 = 720, 9 × 4 = 36, 720 + 36 = 756.</w:t>
       </w:r>
     </w:p>
     <w:p>
@@ -3343,72 +3352,14 @@
           <w:sz w:val="21"/>
           <w:szCs w:val="21"/>
         </w:rPr>
-        <w:t xml:space="preserve">I Do:  </w:t>
-      </w:r>
-      <w:r>
-        <w:rPr>
-          <w:sz w:val="21"/>
-          <w:szCs w:val="21"/>
-        </w:rPr>
-        <w:t xml:space="preserve">A. 78</w:t>
-      </w:r>
-    </w:p>
-    <w:p>
-      <w:pPr>
-        <w:spacing w:after="80"/>
-      </w:pPr>
-      <w:r>
-        <w:rPr>
-          <w:b/>
-          <w:bCs/>
-          <w:sz w:val="21"/>
-          <w:szCs w:val="21"/>
-        </w:rPr>
-        <w:t xml:space="preserve">We Do:  </w:t>
-      </w:r>
-      <w:r>
-        <w:rPr>
-          <w:sz w:val="21"/>
-          <w:szCs w:val="21"/>
-        </w:rPr>
-        <w:t xml:space="preserve">A. 497</w:t>
-      </w:r>
-    </w:p>
-    <w:p>
-      <w:pPr>
-        <w:pStyle w:val="Heading2"/>
-        <w:spacing w:after="80" w:before="180"/>
-      </w:pPr>
-      <w:r>
-        <w:rPr>
-          <w:b/>
-          <w:bCs/>
-          <w:color w:val="12355B"/>
-          <w:sz w:val="24"/>
-          <w:szCs w:val="24"/>
-        </w:rPr>
-        <w:t xml:space="preserve">Independent Practice</w:t>
-      </w:r>
-    </w:p>
-    <w:p>
-      <w:pPr>
-        <w:spacing w:after="80"/>
-      </w:pPr>
-      <w:r>
-        <w:rPr>
-          <w:b/>
-          <w:bCs/>
-          <w:sz w:val="21"/>
-          <w:szCs w:val="21"/>
-        </w:rPr>
-        <w:t xml:space="preserve">1.  </w:t>
-      </w:r>
-      <w:r>
-        <w:rPr>
-          <w:sz w:val="21"/>
-          <w:szCs w:val="21"/>
-        </w:rPr>
-        <w:t xml:space="preserve">A)  84</w:t>
+        <w:t xml:space="preserve">2.  </w:t>
+      </w:r>
+      <w:r>
+        <w:rPr>
+          <w:sz w:val="21"/>
+          <w:szCs w:val="21"/>
+        </w:rPr>
+        <w:t xml:space="preserve">A)  125</w:t>
       </w:r>
       <w:r>
         <w:rPr>
@@ -3418,7 +3369,7 @@
           <w:sz w:val="19"/>
           <w:szCs w:val="19"/>
         </w:rPr>
-        <w:t xml:space="preserve">  — 9 × 84 = 756. Check: 9 × 80 = 720, 9 × 4 = 36, 720 + 36 = 756.</w:t>
+        <w:t xml:space="preserve">  — 9 × 125 = 1,125. Check: 9 × 100 = 900, 9 × 25 = 225, 900 + 225 = 1,125.</w:t>
       </w:r>
     </w:p>
     <w:p>
@@ -3432,14 +3383,14 @@
           <w:sz w:val="21"/>
           <w:szCs w:val="21"/>
         </w:rPr>
-        <w:t xml:space="preserve">2.  </w:t>
-      </w:r>
-      <w:r>
-        <w:rPr>
-          <w:sz w:val="21"/>
-          <w:szCs w:val="21"/>
-        </w:rPr>
-        <w:t xml:space="preserve">A)  125</w:t>
+        <w:t xml:space="preserve">3.  </w:t>
+      </w:r>
+      <w:r>
+        <w:rPr>
+          <w:sz w:val="21"/>
+          <w:szCs w:val="21"/>
+        </w:rPr>
+        <w:t xml:space="preserve">A)  156 boxes</w:t>
       </w:r>
       <w:r>
         <w:rPr>
@@ -3449,7 +3400,7 @@
           <w:sz w:val="19"/>
           <w:szCs w:val="19"/>
         </w:rPr>
-        <w:t xml:space="preserve">  — 9 × 125 = 1,125. Check: 9 × 100 = 900, 9 × 25 = 225, 900 + 225 = 1,125.</w:t>
+        <w:t xml:space="preserve">  — 2,184 ÷ 14 = 156. Check: 14 × 156 = 14 × 150 + 14 × 6 = 2,100 + 84 = 2,184.</w:t>
       </w:r>
     </w:p>
     <w:p>
@@ -3463,14 +3414,14 @@
           <w:sz w:val="21"/>
           <w:szCs w:val="21"/>
         </w:rPr>
-        <w:t xml:space="preserve">3.  </w:t>
-      </w:r>
-      <w:r>
-        <w:rPr>
-          <w:sz w:val="21"/>
-          <w:szCs w:val="21"/>
-        </w:rPr>
-        <w:t xml:space="preserve">A)  156 boxes</w:t>
+        <w:t xml:space="preserve">4.  </w:t>
+      </w:r>
+      <w:r>
+        <w:rPr>
+          <w:sz w:val="21"/>
+          <w:szCs w:val="21"/>
+        </w:rPr>
+        <w:t xml:space="preserve">A)  408</w:t>
       </w:r>
       <w:r>
         <w:rPr>
@@ -3480,7 +3431,23 @@
           <w:sz w:val="19"/>
           <w:szCs w:val="19"/>
         </w:rPr>
-        <w:t xml:space="preserve">  — 2,184 ÷ 14 = 156. Check: 14 × 156 = 14 × 150 + 14 × 6 = 2,100 + 84 = 2,184.</w:t>
+        <w:t xml:space="preserve">  — 12 × 408 = 4,896.</w:t>
+      </w:r>
+    </w:p>
+    <w:p>
+      <w:pPr>
+        <w:pStyle w:val="Heading2"/>
+        <w:spacing w:after="80" w:before="180"/>
+      </w:pPr>
+      <w:r>
+        <w:rPr>
+          <w:b/>
+          <w:bCs/>
+          <w:color w:val="12355B"/>
+          <w:sz w:val="24"/>
+          <w:szCs w:val="24"/>
+        </w:rPr>
+        <w:t xml:space="preserve">Exit Ticket</w:t>
       </w:r>
     </w:p>
     <w:p>
@@ -3489,19 +3456,10 @@
       </w:pPr>
       <w:r>
         <w:rPr>
-          <w:b/>
-          <w:bCs/>
-          <w:sz w:val="21"/>
-          <w:szCs w:val="21"/>
-        </w:rPr>
-        <w:t xml:space="preserve">4.  </w:t>
-      </w:r>
-      <w:r>
-        <w:rPr>
-          <w:sz w:val="21"/>
-          <w:szCs w:val="21"/>
-        </w:rPr>
-        <w:t xml:space="preserve">A)  408</w:t>
+          <w:sz w:val="21"/>
+          <w:szCs w:val="21"/>
+        </w:rPr>
+        <w:t xml:space="preserve">A)  147</w:t>
       </w:r>
       <w:r>
         <w:rPr>
@@ -3511,197 +3469,7 @@
           <w:sz w:val="19"/>
           <w:szCs w:val="19"/>
         </w:rPr>
-        <w:t xml:space="preserve">  — 12 × 408 = 4,896.</w:t>
-      </w:r>
-    </w:p>
-    <w:p>
-      <w:pPr>
-        <w:pStyle w:val="Heading2"/>
-        <w:spacing w:after="80" w:before="180"/>
-      </w:pPr>
-      <w:r>
-        <w:rPr>
-          <w:b/>
-          <w:bCs/>
-          <w:color w:val="12355B"/>
-          <w:sz w:val="24"/>
-          <w:szCs w:val="24"/>
-        </w:rPr>
-        <w:t xml:space="preserve">Exit Ticket</w:t>
-      </w:r>
-    </w:p>
-    <w:p>
-      <w:pPr>
-        <w:spacing w:after="80"/>
-      </w:pPr>
-      <w:r>
-        <w:rPr>
-          <w:sz w:val="21"/>
-          <w:szCs w:val="21"/>
-        </w:rPr>
-        <w:t xml:space="preserve">A)  147</w:t>
-      </w:r>
-      <w:r>
-        <w:rPr>
-          <w:i/>
-          <w:iCs/>
-          <w:color w:val="5F6F80"/>
-          <w:sz w:val="19"/>
-          <w:szCs w:val="19"/>
-        </w:rPr>
         <w:t xml:space="preserve">  — 16 × 147 = 2,352. Check: 16 × 100 = 1,600, 16 × 40 = 640, 16 × 7 = 112. 1,600 + 640 + 112 = 2,352.</w:t>
-      </w:r>
-    </w:p>
-    <w:p>
-      <w:pPr>
-        <w:pStyle w:val="Heading2"/>
-        <w:spacing w:after="80" w:before="180"/>
-      </w:pPr>
-      <w:r>
-        <w:rPr>
-          <w:b/>
-          <w:bCs/>
-          <w:color w:val="12355B"/>
-          <w:sz w:val="24"/>
-          <w:szCs w:val="24"/>
-        </w:rPr>
-        <w:t xml:space="preserve">Writing (TWR) — what to look for</w:t>
-      </w:r>
-    </w:p>
-    <w:p>
-      <w:pPr>
-        <w:spacing w:after="80"/>
-      </w:pPr>
-      <w:r>
-        <w:rPr>
-          <w:sz w:val="20"/>
-          <w:szCs w:val="20"/>
-        </w:rPr>
-        <w:t xml:space="preserve">Kernel sentence: a complete sentence needs a subject and a verb. Example: Partial quotients is a way to divide by breaking the problem into smaller, easier steps.</w:t>
-      </w:r>
-    </w:p>
-    <w:p>
-      <w:pPr>
-        <w:spacing w:after="80"/>
-      </w:pPr>
-      <w:r>
-        <w:rPr>
-          <w:sz w:val="20"/>
-          <w:szCs w:val="20"/>
-        </w:rPr>
-        <w:t xml:space="preserve">Expansion: because = reason, but = contrast/exception, so = result. Answers vary; each must keep the kernel idea.</w:t>
-      </w:r>
-    </w:p>
-    <w:p>
-      <w:pPr>
-        <w:pStyle w:val="Heading2"/>
-        <w:spacing w:after="80" w:before="180"/>
-      </w:pPr>
-      <w:r>
-        <w:rPr>
-          <w:b/>
-          <w:bCs/>
-          <w:color w:val="12355B"/>
-          <w:sz w:val="24"/>
-          <w:szCs w:val="24"/>
-        </w:rPr>
-        <w:t xml:space="preserve">Turn &amp; Talk — listen for</w:t>
-      </w:r>
-    </w:p>
-    <w:p>
-      <w:pPr>
-        <w:spacing w:after="80"/>
-      </w:pPr>
-      <w:r>
-        <w:rPr>
-          <w:b/>
-          <w:bCs/>
-          <w:sz w:val="19"/>
-          <w:szCs w:val="19"/>
-        </w:rPr>
-        <w:t xml:space="preserve">1.  </w:t>
-      </w:r>
-      <w:r>
-        <w:rPr>
-          <w:i/>
-          <w:iCs/>
-          <w:color w:val="5F6F80"/>
-          <w:sz w:val="19"/>
-          <w:szCs w:val="19"/>
-        </w:rPr>
-        <w:t xml:space="preserve">Students estimate using 1,200 ÷ 12 = 100 (or similar) to predict roughly 100+ bars per section, identifying 1,344 as the dividend and 12 as the divisor.</w:t>
-      </w:r>
-    </w:p>
-    <w:p>
-      <w:pPr>
-        <w:spacing w:after="80"/>
-      </w:pPr>
-      <w:r>
-        <w:rPr>
-          <w:b/>
-          <w:bCs/>
-          <w:sz w:val="19"/>
-          <w:szCs w:val="19"/>
-        </w:rPr>
-        <w:t xml:space="preserve">2.  </w:t>
-      </w:r>
-      <w:r>
-        <w:rPr>
-          <w:i/>
-          <w:iCs/>
-          <w:color w:val="5F6F80"/>
-          <w:sz w:val="19"/>
-          <w:szCs w:val="19"/>
-        </w:rPr>
-        <w:t xml:space="preserve">Students explain 12 × 100 = 1,200, then 144 left, 12 × 12 = 144, so the quotient is 100 + 12 = 112 with no remainder.</w:t>
-      </w:r>
-    </w:p>
-    <w:p>
-      <w:pPr>
-        <w:spacing w:after="80"/>
-      </w:pPr>
-      <w:r>
-        <w:rPr>
-          <w:b/>
-          <w:bCs/>
-          <w:sz w:val="19"/>
-          <w:szCs w:val="19"/>
-        </w:rPr>
-        <w:t xml:space="preserve">3.  </w:t>
-      </w:r>
-      <w:r>
-        <w:rPr>
-          <w:i/>
-          <w:iCs/>
-          <w:color w:val="5F6F80"/>
-          <w:sz w:val="19"/>
-          <w:szCs w:val="19"/>
-        </w:rPr>
-        <w:t xml:space="preserve">Students compute 1,680 ÷ 24 = 70 and verify with 24 × 70 = 1,680, explaining the quotient is the per-classroom amount.</w:t>
-      </w:r>
-    </w:p>
-    <w:p>
-      <w:pPr>
-        <w:spacing w:after="80"/>
-      </w:pPr>
-      <w:r>
-        <w:rPr>
-          <w:b/>
-          <w:bCs/>
-          <w:sz w:val="19"/>
-          <w:szCs w:val="19"/>
-        </w:rPr>
-        <w:t xml:space="preserve">4.  </w:t>
-      </w:r>
-      <w:r>
-        <w:rPr>
-          <w:i/>
-          <w:iCs/>
-          <w:color w:val="5F6F80"/>
-          <w:sz w:val="19"/>
-          <w:szCs w:val="19"/>
-        </w:rPr>
-        <w:t xml:space="preserve">Students explain the quotient is the number in each group while the remainder is the amount left that cannot be shared equally, and a remainder of 0 means it divides evenly.</w:t>
       </w:r>
     </w:p>
     <w:sectPr>

--- a/lessons/1-4/downloads/1-4-notes.docx
+++ b/lessons/1-4/downloads/1-4-notes.docx
@@ -3078,398 +3078,6 @@
       </w:pPr>
       <w:r>
         <w:t xml:space="preserve"/>
-      </w:r>
-    </w:p>
-    <w:p>
-      <w:pPr>
-        <w:pStyle w:val="Heading1"/>
-        <w:pageBreakBefore/>
-        <w:pBdr>
-          <w:bottom w:val="single" w:color="1FA6A2" w:sz="14" w:space="6"/>
-        </w:pBdr>
-        <w:spacing w:after="140" w:before="0"/>
-      </w:pPr>
-      <w:r>
-        <w:rPr>
-          <w:b/>
-          <w:bCs/>
-          <w:color w:val="12355B"/>
-          <w:sz w:val="30"/>
-          <w:szCs w:val="30"/>
-        </w:rPr>
-        <w:t xml:space="preserve">Answer Key &amp; Teacher Guide</w:t>
-      </w:r>
-    </w:p>
-    <w:p>
-      <w:pPr>
-        <w:spacing w:after="100"/>
-      </w:pPr>
-      <w:r>
-        <w:rPr>
-          <w:i/>
-          <w:iCs/>
-          <w:color w:val="5F6F80"/>
-          <w:sz w:val="19"/>
-          <w:szCs w:val="19"/>
-        </w:rPr>
-        <w:t xml:space="preserve">Teacher reference — remove or fold back before distributing to students.</w:t>
-      </w:r>
-    </w:p>
-    <w:p>
-      <w:pPr>
-        <w:pStyle w:val="Heading2"/>
-        <w:spacing w:after="80" w:before="180"/>
-      </w:pPr>
-      <w:r>
-        <w:rPr>
-          <w:b/>
-          <w:bCs/>
-          <w:color w:val="12355B"/>
-          <w:sz w:val="24"/>
-          <w:szCs w:val="24"/>
-        </w:rPr>
-        <w:t xml:space="preserve">Guided Notes (Fill-in)</w:t>
-      </w:r>
-    </w:p>
-    <w:p>
-      <w:pPr>
-        <w:spacing w:after="80"/>
-      </w:pPr>
-      <w:r>
-        <w:rPr>
-          <w:b/>
-          <w:bCs/>
-          <w:sz w:val="21"/>
-          <w:szCs w:val="21"/>
-        </w:rPr>
-        <w:t xml:space="preserve">Notes 1:  </w:t>
-      </w:r>
-      <w:r>
-        <w:rPr>
-          <w:sz w:val="21"/>
-          <w:szCs w:val="21"/>
-        </w:rPr>
-        <w:t xml:space="preserve">Dividend</w:t>
-      </w:r>
-    </w:p>
-    <w:p>
-      <w:pPr>
-        <w:spacing w:after="80"/>
-      </w:pPr>
-      <w:r>
-        <w:rPr>
-          <w:b/>
-          <w:bCs/>
-          <w:sz w:val="21"/>
-          <w:szCs w:val="21"/>
-        </w:rPr>
-        <w:t xml:space="preserve">Notes 2:  </w:t>
-      </w:r>
-      <w:r>
-        <w:rPr>
-          <w:sz w:val="21"/>
-          <w:szCs w:val="21"/>
-        </w:rPr>
-        <w:t xml:space="preserve">Divisor</w:t>
-      </w:r>
-    </w:p>
-    <w:p>
-      <w:pPr>
-        <w:spacing w:after="80"/>
-      </w:pPr>
-      <w:r>
-        <w:rPr>
-          <w:b/>
-          <w:bCs/>
-          <w:sz w:val="21"/>
-          <w:szCs w:val="21"/>
-        </w:rPr>
-        <w:t xml:space="preserve">Notes 3:  </w:t>
-      </w:r>
-      <w:r>
-        <w:rPr>
-          <w:sz w:val="21"/>
-          <w:szCs w:val="21"/>
-        </w:rPr>
-        <w:t xml:space="preserve">Quotient</w:t>
-      </w:r>
-    </w:p>
-    <w:p>
-      <w:pPr>
-        <w:spacing w:after="80"/>
-      </w:pPr>
-      <w:r>
-        <w:rPr>
-          <w:b/>
-          <w:bCs/>
-          <w:sz w:val="21"/>
-          <w:szCs w:val="21"/>
-        </w:rPr>
-        <w:t xml:space="preserve">Notes 4:  </w:t>
-      </w:r>
-      <w:r>
-        <w:rPr>
-          <w:sz w:val="21"/>
-          <w:szCs w:val="21"/>
-        </w:rPr>
-        <w:t xml:space="preserve">Remainder</w:t>
-      </w:r>
-    </w:p>
-    <w:p>
-      <w:pPr>
-        <w:spacing w:after="80"/>
-      </w:pPr>
-      <w:r>
-        <w:rPr>
-          <w:b/>
-          <w:bCs/>
-          <w:sz w:val="21"/>
-          <w:szCs w:val="21"/>
-        </w:rPr>
-        <w:t xml:space="preserve">Notes 5:  </w:t>
-      </w:r>
-      <w:r>
-        <w:rPr>
-          <w:sz w:val="21"/>
-          <w:szCs w:val="21"/>
-        </w:rPr>
-        <w:t xml:space="preserve">Partial quotients</w:t>
-      </w:r>
-    </w:p>
-    <w:p>
-      <w:pPr>
-        <w:pStyle w:val="Heading2"/>
-        <w:spacing w:after="80" w:before="180"/>
-      </w:pPr>
-      <w:r>
-        <w:rPr>
-          <w:b/>
-          <w:bCs/>
-          <w:color w:val="12355B"/>
-          <w:sz w:val="24"/>
-          <w:szCs w:val="24"/>
-        </w:rPr>
-        <w:t xml:space="preserve">Worked Notes (I Do / We Do)</w:t>
-      </w:r>
-    </w:p>
-    <w:p>
-      <w:pPr>
-        <w:spacing w:after="80"/>
-      </w:pPr>
-      <w:r>
-        <w:rPr>
-          <w:b/>
-          <w:bCs/>
-          <w:sz w:val="21"/>
-          <w:szCs w:val="21"/>
-        </w:rPr>
-        <w:t xml:space="preserve">I Do:  </w:t>
-      </w:r>
-      <w:r>
-        <w:rPr>
-          <w:sz w:val="21"/>
-          <w:szCs w:val="21"/>
-        </w:rPr>
-        <w:t xml:space="preserve">A. 78</w:t>
-      </w:r>
-    </w:p>
-    <w:p>
-      <w:pPr>
-        <w:spacing w:after="80"/>
-      </w:pPr>
-      <w:r>
-        <w:rPr>
-          <w:b/>
-          <w:bCs/>
-          <w:sz w:val="21"/>
-          <w:szCs w:val="21"/>
-        </w:rPr>
-        <w:t xml:space="preserve">We Do:  </w:t>
-      </w:r>
-      <w:r>
-        <w:rPr>
-          <w:sz w:val="21"/>
-          <w:szCs w:val="21"/>
-        </w:rPr>
-        <w:t xml:space="preserve">A. 497</w:t>
-      </w:r>
-    </w:p>
-    <w:p>
-      <w:pPr>
-        <w:pStyle w:val="Heading2"/>
-        <w:spacing w:after="80" w:before="180"/>
-      </w:pPr>
-      <w:r>
-        <w:rPr>
-          <w:b/>
-          <w:bCs/>
-          <w:color w:val="12355B"/>
-          <w:sz w:val="24"/>
-          <w:szCs w:val="24"/>
-        </w:rPr>
-        <w:t xml:space="preserve">Independent Practice</w:t>
-      </w:r>
-    </w:p>
-    <w:p>
-      <w:pPr>
-        <w:spacing w:after="80"/>
-      </w:pPr>
-      <w:r>
-        <w:rPr>
-          <w:b/>
-          <w:bCs/>
-          <w:sz w:val="21"/>
-          <w:szCs w:val="21"/>
-        </w:rPr>
-        <w:t xml:space="preserve">1.  </w:t>
-      </w:r>
-      <w:r>
-        <w:rPr>
-          <w:sz w:val="21"/>
-          <w:szCs w:val="21"/>
-        </w:rPr>
-        <w:t xml:space="preserve">A)  84</w:t>
-      </w:r>
-      <w:r>
-        <w:rPr>
-          <w:i/>
-          <w:iCs/>
-          <w:color w:val="5F6F80"/>
-          <w:sz w:val="19"/>
-          <w:szCs w:val="19"/>
-        </w:rPr>
-        <w:t xml:space="preserve">  — 9 × 84 = 756. Check: 9 × 80 = 720, 9 × 4 = 36, 720 + 36 = 756.</w:t>
-      </w:r>
-    </w:p>
-    <w:p>
-      <w:pPr>
-        <w:spacing w:after="80"/>
-      </w:pPr>
-      <w:r>
-        <w:rPr>
-          <w:b/>
-          <w:bCs/>
-          <w:sz w:val="21"/>
-          <w:szCs w:val="21"/>
-        </w:rPr>
-        <w:t xml:space="preserve">2.  </w:t>
-      </w:r>
-      <w:r>
-        <w:rPr>
-          <w:sz w:val="21"/>
-          <w:szCs w:val="21"/>
-        </w:rPr>
-        <w:t xml:space="preserve">A)  125</w:t>
-      </w:r>
-      <w:r>
-        <w:rPr>
-          <w:i/>
-          <w:iCs/>
-          <w:color w:val="5F6F80"/>
-          <w:sz w:val="19"/>
-          <w:szCs w:val="19"/>
-        </w:rPr>
-        <w:t xml:space="preserve">  — 9 × 125 = 1,125. Check: 9 × 100 = 900, 9 × 25 = 225, 900 + 225 = 1,125.</w:t>
-      </w:r>
-    </w:p>
-    <w:p>
-      <w:pPr>
-        <w:spacing w:after="80"/>
-      </w:pPr>
-      <w:r>
-        <w:rPr>
-          <w:b/>
-          <w:bCs/>
-          <w:sz w:val="21"/>
-          <w:szCs w:val="21"/>
-        </w:rPr>
-        <w:t xml:space="preserve">3.  </w:t>
-      </w:r>
-      <w:r>
-        <w:rPr>
-          <w:sz w:val="21"/>
-          <w:szCs w:val="21"/>
-        </w:rPr>
-        <w:t xml:space="preserve">A)  156 boxes</w:t>
-      </w:r>
-      <w:r>
-        <w:rPr>
-          <w:i/>
-          <w:iCs/>
-          <w:color w:val="5F6F80"/>
-          <w:sz w:val="19"/>
-          <w:szCs w:val="19"/>
-        </w:rPr>
-        <w:t xml:space="preserve">  — 2,184 ÷ 14 = 156. Check: 14 × 156 = 14 × 150 + 14 × 6 = 2,100 + 84 = 2,184.</w:t>
-      </w:r>
-    </w:p>
-    <w:p>
-      <w:pPr>
-        <w:spacing w:after="80"/>
-      </w:pPr>
-      <w:r>
-        <w:rPr>
-          <w:b/>
-          <w:bCs/>
-          <w:sz w:val="21"/>
-          <w:szCs w:val="21"/>
-        </w:rPr>
-        <w:t xml:space="preserve">4.  </w:t>
-      </w:r>
-      <w:r>
-        <w:rPr>
-          <w:sz w:val="21"/>
-          <w:szCs w:val="21"/>
-        </w:rPr>
-        <w:t xml:space="preserve">A)  408</w:t>
-      </w:r>
-      <w:r>
-        <w:rPr>
-          <w:i/>
-          <w:iCs/>
-          <w:color w:val="5F6F80"/>
-          <w:sz w:val="19"/>
-          <w:szCs w:val="19"/>
-        </w:rPr>
-        <w:t xml:space="preserve">  — 12 × 408 = 4,896.</w:t>
-      </w:r>
-    </w:p>
-    <w:p>
-      <w:pPr>
-        <w:pStyle w:val="Heading2"/>
-        <w:spacing w:after="80" w:before="180"/>
-      </w:pPr>
-      <w:r>
-        <w:rPr>
-          <w:b/>
-          <w:bCs/>
-          <w:color w:val="12355B"/>
-          <w:sz w:val="24"/>
-          <w:szCs w:val="24"/>
-        </w:rPr>
-        <w:t xml:space="preserve">Exit Ticket</w:t>
-      </w:r>
-    </w:p>
-    <w:p>
-      <w:pPr>
-        <w:spacing w:after="80"/>
-      </w:pPr>
-      <w:r>
-        <w:rPr>
-          <w:sz w:val="21"/>
-          <w:szCs w:val="21"/>
-        </w:rPr>
-        <w:t xml:space="preserve">A)  147</w:t>
-      </w:r>
-      <w:r>
-        <w:rPr>
-          <w:i/>
-          <w:iCs/>
-          <w:color w:val="5F6F80"/>
-          <w:sz w:val="19"/>
-          <w:szCs w:val="19"/>
-        </w:rPr>
-        <w:t xml:space="preserve">  — 16 × 147 = 2,352. Check: 16 × 100 = 1,600, 16 × 40 = 640, 16 × 7 = 112. 1,600 + 640 + 112 = 2,352.</w:t>
       </w:r>
     </w:p>
     <w:sectPr>

--- a/lessons/1-4/downloads/1-4-notes.docx
+++ b/lessons/1-4/downloads/1-4-notes.docx
@@ -14,7 +14,7 @@
           <w:sz w:val="18"/>
           <w:szCs w:val="18"/>
         </w:rPr>
-        <w:t xml:space="preserve">UNIT 1  ·  LESSON 4      STANDARD 6.NS.2</w:t>
+        <w:t xml:space="preserve">UNIT 1  ·  LESSON 4      STANDARD 6.NOS.2</w:t>
       </w:r>
     </w:p>
     <w:p>
@@ -2170,7 +2170,7 @@
           <w:sz w:val="21"/>
           <w:szCs w:val="21"/>
         </w:rPr>
-        <w:t xml:space="preserve">A school divides 1,680 pencils equally among 24 classrooms. How does multi-digit division tell each classroom's share, and how can you check it?</w:t>
+        <w:t xml:space="preserve">The station's observation deck seats 2,160 visitors equally across 18 viewing sections. How does multi-digit division tell each section's seat count, and how can you check it?</w:t>
       </w:r>
     </w:p>
     <w:p>
@@ -2183,7 +2183,7 @@
           <w:sz w:val="21"/>
           <w:szCs w:val="21"/>
         </w:rPr>
-        <w:t xml:space="preserve">Start with:  Each classroom gets ___ pencils because 1,680 ÷ 24 = ___.</w:t>
+        <w:t xml:space="preserve">Start with:  Each section gets ___ seats because 2,160 ÷ 18 = ___.</w:t>
       </w:r>
       <w:r>
         <w:rPr>
@@ -2194,7 +2194,7 @@
           <w:szCs w:val="19"/>
         </w:rPr>
         <w:br/>
-        <w:t xml:space="preserve">Cada salón recibe ___ lápices porque 1,680 ÷ 24 = ___.</w:t>
+        <w:t xml:space="preserve">Cada sección recibe ___ asientos porque 2,160 ÷ 18 = ___.</w:t>
       </w:r>
     </w:p>
     <w:p>
@@ -2441,6 +2441,32 @@
           <w:szCs w:val="19"/>
         </w:rPr>
         <w:t xml:space="preserve">Solve each problem. Show your thinking in the work box.</w:t>
+      </w:r>
+    </w:p>
+    <w:p>
+      <w:pPr>
+        <w:pStyle w:val="Heading2"/>
+        <w:spacing w:after="80" w:before="180"/>
+      </w:pPr>
+      <w:r>
+        <w:rPr>
+          <w:b/>
+          <w:bCs/>
+          <w:color w:val="12355B"/>
+          <w:sz w:val="24"/>
+          <w:szCs w:val="24"/>
+        </w:rPr>
+        <w:t xml:space="preserve">Level 1 Support</w:t>
+      </w:r>
+      <w:r>
+        <w:rPr>
+          <w:i/>
+          <w:iCs/>
+          <w:color w:val="1FA6A2"/>
+          <w:sz w:val="19"/>
+          <w:szCs w:val="19"/>
+        </w:rPr>
+        <w:t xml:space="preserve">   extra scaffolding</w:t>
       </w:r>
     </w:p>
     <w:p>
@@ -2705,6 +2731,32 @@
     </w:tbl>
     <w:p>
       <w:pPr>
+        <w:pStyle w:val="Heading2"/>
+        <w:spacing w:after="80" w:before="180"/>
+      </w:pPr>
+      <w:r>
+        <w:rPr>
+          <w:b/>
+          <w:bCs/>
+          <w:color w:val="12355B"/>
+          <w:sz w:val="24"/>
+          <w:szCs w:val="24"/>
+        </w:rPr>
+        <w:t xml:space="preserve">On Level</w:t>
+      </w:r>
+      <w:r>
+        <w:rPr>
+          <w:i/>
+          <w:iCs/>
+          <w:color w:val="12355B"/>
+          <w:sz w:val="19"/>
+          <w:szCs w:val="19"/>
+        </w:rPr>
+        <w:t xml:space="preserve">   grade-level practice</w:t>
+      </w:r>
+    </w:p>
+    <w:p>
+      <w:pPr>
         <w:keepNext/>
         <w:spacing w:after="60" w:before="160"/>
       </w:pPr>
@@ -2778,136 +2830,6 @@
           <w:szCs w:val="20"/>
         </w:rPr>
         <w:t xml:space="preserve">D)  155 boxes</w:t>
-      </w:r>
-    </w:p>
-    <w:p>
-      <w:pPr>
-        <w:spacing w:after="20"/>
-      </w:pPr>
-      <w:r>
-        <w:t xml:space="preserve"/>
-      </w:r>
-    </w:p>
-    <w:tbl>
-      <w:tblPr>
-        <w:tblW w:type="pct" w:w="100%"/>
-        <w:tblBorders>
-          <w:top w:val="single" w:color="C7D2DD" w:sz="6"/>
-          <w:left w:val="single" w:color="C7D2DD" w:sz="6"/>
-          <w:bottom w:val="single" w:color="C7D2DD" w:sz="6"/>
-          <w:right w:val="single" w:color="C7D2DD" w:sz="6"/>
-          <w:insideH w:val="single" w:color="auto" w:sz="4"/>
-          <w:insideV w:val="single" w:color="auto" w:sz="4"/>
-        </w:tblBorders>
-      </w:tblPr>
-      <w:tblGrid>
-        <w:gridCol w:w="100"/>
-      </w:tblGrid>
-      <w:tr>
-        <w:tc>
-          <w:tcPr>
-            <w:shd w:fill="FBF3E2" w:color="auto" w:val="clear"/>
-            <w:tcMar>
-              <w:top w:type="dxa" w:w="60"/>
-              <w:left w:type="dxa" w:w="120"/>
-              <w:bottom w:type="dxa" w:w="60"/>
-              <w:right w:type="dxa" w:w="120"/>
-            </w:tcMar>
-          </w:tcPr>
-          <w:p>
-            <w:pPr>
-              <w:spacing w:after="0" w:line="320"/>
-            </w:pPr>
-            <w:r>
-              <w:t xml:space="preserve"/>
-            </w:r>
-          </w:p>
-          <w:p>
-            <w:pPr>
-              <w:spacing w:after="0" w:line="320"/>
-            </w:pPr>
-            <w:r>
-              <w:t xml:space="preserve"/>
-            </w:r>
-          </w:p>
-        </w:tc>
-      </w:tr>
-    </w:tbl>
-    <w:p>
-      <w:pPr>
-        <w:keepNext/>
-        <w:spacing w:after="60" w:before="160"/>
-      </w:pPr>
-      <w:r>
-        <w:rPr>
-          <w:b/>
-          <w:bCs/>
-          <w:color w:val="12355B"/>
-          <w:sz w:val="22"/>
-          <w:szCs w:val="22"/>
-        </w:rPr>
-        <w:t xml:space="preserve">4.  </w:t>
-      </w:r>
-      <w:r>
-        <w:rPr>
-          <w:b/>
-          <w:bCs/>
-          <w:sz w:val="21"/>
-          <w:szCs w:val="21"/>
-        </w:rPr>
-        <w:t xml:space="preserve">What is 4,896 ÷ 12?</w:t>
-      </w:r>
-    </w:p>
-    <w:p>
-      <w:pPr>
-        <w:spacing w:after="40"/>
-        <w:ind w:left="420"/>
-      </w:pPr>
-      <w:r>
-        <w:rPr>
-          <w:sz w:val="20"/>
-          <w:szCs w:val="20"/>
-        </w:rPr>
-        <w:t xml:space="preserve">A)  408</w:t>
-      </w:r>
-    </w:p>
-    <w:p>
-      <w:pPr>
-        <w:spacing w:after="40"/>
-        <w:ind w:left="420"/>
-      </w:pPr>
-      <w:r>
-        <w:rPr>
-          <w:sz w:val="20"/>
-          <w:szCs w:val="20"/>
-        </w:rPr>
-        <w:t xml:space="preserve">B)  48</w:t>
-      </w:r>
-    </w:p>
-    <w:p>
-      <w:pPr>
-        <w:spacing w:after="40"/>
-        <w:ind w:left="420"/>
-      </w:pPr>
-      <w:r>
-        <w:rPr>
-          <w:sz w:val="20"/>
-          <w:szCs w:val="20"/>
-        </w:rPr>
-        <w:t xml:space="preserve">C)  480</w:t>
-      </w:r>
-    </w:p>
-    <w:p>
-      <w:pPr>
-        <w:spacing w:after="40"/>
-        <w:ind w:left="420"/>
-      </w:pPr>
-      <w:r>
-        <w:rPr>
-          <w:sz w:val="20"/>
-          <w:szCs w:val="20"/>
-        </w:rPr>
-        <w:t xml:space="preserve">D)  380</w:t>
       </w:r>
     </w:p>
     <w:p>

--- a/lessons/1-4/downloads/1-4-notes.docx
+++ b/lessons/1-4/downloads/1-4-notes.docx
@@ -1228,6 +1228,1302 @@
           <w:szCs w:val="22"/>
         </w:rPr>
         <w:t xml:space="preserve">Breaking division into easier chunks and adding the pieces uses ___.</w:t>
+      </w:r>
+    </w:p>
+    <w:p>
+      <w:pPr>
+        <w:pStyle w:val="Heading1"/>
+        <w:pageBreakBefore/>
+        <w:pBdr>
+          <w:bottom w:val="single" w:color="1FA6A2" w:sz="14" w:space="6"/>
+        </w:pBdr>
+        <w:spacing w:after="140" w:before="0"/>
+      </w:pPr>
+      <w:r>
+        <w:rPr>
+          <w:b/>
+          <w:bCs/>
+          <w:color w:val="12355B"/>
+          <w:sz w:val="30"/>
+          <w:szCs w:val="30"/>
+        </w:rPr>
+        <w:t xml:space="preserve">Write About the Math</w:t>
+      </w:r>
+    </w:p>
+    <w:p>
+      <w:pPr>
+        <w:spacing w:after="100"/>
+      </w:pPr>
+      <w:r>
+        <w:rPr>
+          <w:i/>
+          <w:iCs/>
+          <w:color w:val="5F6F80"/>
+          <w:sz w:val="19"/>
+          <w:szCs w:val="19"/>
+        </w:rPr>
+        <w:t xml:space="preserve">Use the support level you need. Every level answers the same math question.</w:t>
+      </w:r>
+    </w:p>
+    <w:p>
+      <w:pPr>
+        <w:pStyle w:val="Heading2"/>
+        <w:spacing w:after="80" w:before="180"/>
+      </w:pPr>
+      <w:r>
+        <w:rPr>
+          <w:b/>
+          <w:bCs/>
+          <w:color w:val="12355B"/>
+          <w:sz w:val="24"/>
+          <w:szCs w:val="24"/>
+        </w:rPr>
+        <w:t xml:space="preserve">1. Understand the Question</w:t>
+      </w:r>
+      <w:r>
+        <w:rPr>
+          <w:i/>
+          <w:iCs/>
+          <w:color w:val="B97A12"/>
+          <w:sz w:val="19"/>
+          <w:szCs w:val="19"/>
+        </w:rPr>
+        <w:t xml:space="preserve">   explain</w:t>
+      </w:r>
+    </w:p>
+    <w:tbl>
+      <w:tblPr>
+        <w:tblW w:type="pct" w:w="100%"/>
+        <w:tblBorders>
+          <w:top w:val="single" w:color="1FA6A2" w:sz="8"/>
+          <w:left w:val="single" w:color="1FA6A2" w:sz="8"/>
+          <w:bottom w:val="single" w:color="1FA6A2" w:sz="8"/>
+          <w:right w:val="single" w:color="1FA6A2" w:sz="8"/>
+          <w:insideH w:val="single" w:color="auto" w:sz="4"/>
+          <w:insideV w:val="single" w:color="auto" w:sz="4"/>
+        </w:tblBorders>
+      </w:tblPr>
+      <w:tblGrid>
+        <w:gridCol w:w="100"/>
+      </w:tblGrid>
+      <w:tr>
+        <w:tc>
+          <w:tcPr>
+            <w:shd w:fill="E6F4F3" w:color="auto" w:val="clear"/>
+            <w:tcMar>
+              <w:top w:type="dxa" w:w="120"/>
+              <w:left w:type="dxa" w:w="180"/>
+              <w:bottom w:type="dxa" w:w="120"/>
+              <w:right w:type="dxa" w:w="180"/>
+            </w:tcMar>
+          </w:tcPr>
+          <w:p>
+            <w:pPr>
+              <w:spacing w:after="60"/>
+            </w:pPr>
+            <w:r>
+              <w:rPr>
+                <w:color w:val="1A2733"/>
+                <w:sz w:val="21"/>
+                <w:szCs w:val="21"/>
+              </w:rPr>
+              <w:t xml:space="preserve">You used partial quotients for 1,344 ÷ 12. What steps did you use, and how do they build to the final quotient?</w:t>
+            </w:r>
+          </w:p>
+          <w:p>
+            <w:pPr>
+              <w:spacing w:after="0"/>
+            </w:pPr>
+            <w:r>
+              <w:rPr>
+                <w:b/>
+                <w:bCs/>
+                <w:color w:val="12355B"/>
+                <w:sz w:val="20"/>
+                <w:szCs w:val="20"/>
+              </w:rPr>
+              <w:t xml:space="preserve">Your job:  </w:t>
+            </w:r>
+            <w:r>
+              <w:rPr>
+                <w:sz w:val="20"/>
+                <w:szCs w:val="20"/>
+              </w:rPr>
+              <w:t xml:space="preserve">Answer the question. Use math evidence. Explain how the evidence proves your answer.</w:t>
+            </w:r>
+            <w:r>
+              <w:rPr>
+                <w:i/>
+                <w:iCs/>
+                <w:color w:val="5F6F80"/>
+                <w:sz w:val="18"/>
+                <w:szCs w:val="18"/>
+              </w:rPr>
+              <w:br/>
+              <w:t xml:space="preserve">Responde la pregunta. Usa evidencia matemática. Explica cómo la evidencia demuestra tu respuesta.</w:t>
+            </w:r>
+          </w:p>
+        </w:tc>
+      </w:tr>
+    </w:tbl>
+    <w:p>
+      <w:pPr>
+        <w:pStyle w:val="Heading2"/>
+        <w:spacing w:after="80" w:before="180"/>
+      </w:pPr>
+      <w:r>
+        <w:rPr>
+          <w:b/>
+          <w:bCs/>
+          <w:color w:val="12355B"/>
+          <w:sz w:val="24"/>
+          <w:szCs w:val="24"/>
+        </w:rPr>
+        <w:t xml:space="preserve">2. Plan Your Math Words</w:t>
+      </w:r>
+      <w:r>
+        <w:rPr>
+          <w:i/>
+          <w:iCs/>
+          <w:color w:val="1FA6A2"/>
+          <w:sz w:val="19"/>
+          <w:szCs w:val="19"/>
+        </w:rPr>
+        <w:t xml:space="preserve">   check at least two</w:t>
+      </w:r>
+    </w:p>
+    <w:p>
+      <w:pPr>
+        <w:spacing w:after="60"/>
+      </w:pPr>
+      <w:r>
+        <w:rPr>
+          <w:b/>
+          <w:bCs/>
+          <w:color w:val="1FA6A2"/>
+          <w:sz w:val="22"/>
+          <w:szCs w:val="22"/>
+        </w:rPr>
+        <w:t xml:space="preserve">☐  </w:t>
+      </w:r>
+      <w:r>
+        <w:rPr>
+          <w:b/>
+          <w:bCs/>
+          <w:color w:val="12355B"/>
+          <w:sz w:val="20"/>
+          <w:szCs w:val="20"/>
+        </w:rPr>
+        <w:t xml:space="preserve">Dividend — </w:t>
+      </w:r>
+      <w:r>
+        <w:rPr>
+          <w:sz w:val="20"/>
+          <w:szCs w:val="20"/>
+        </w:rPr>
+        <w:t xml:space="preserve">The number you are splitting up in a division problem.</w:t>
+      </w:r>
+      <w:r>
+        <w:rPr>
+          <w:i/>
+          <w:iCs/>
+          <w:color w:val="5F6F80"/>
+          <w:sz w:val="18"/>
+          <w:szCs w:val="18"/>
+        </w:rPr>
+        <w:br/>
+        <w:t xml:space="preserve">Dividendo — El número que estás repartiendo en una división.</w:t>
+      </w:r>
+    </w:p>
+    <w:p>
+      <w:pPr>
+        <w:spacing w:after="60"/>
+      </w:pPr>
+      <w:r>
+        <w:rPr>
+          <w:b/>
+          <w:bCs/>
+          <w:color w:val="1FA6A2"/>
+          <w:sz w:val="22"/>
+          <w:szCs w:val="22"/>
+        </w:rPr>
+        <w:t xml:space="preserve">☐  </w:t>
+      </w:r>
+      <w:r>
+        <w:rPr>
+          <w:b/>
+          <w:bCs/>
+          <w:color w:val="12355B"/>
+          <w:sz w:val="20"/>
+          <w:szCs w:val="20"/>
+        </w:rPr>
+        <w:t xml:space="preserve">Divisor — </w:t>
+      </w:r>
+      <w:r>
+        <w:rPr>
+          <w:sz w:val="20"/>
+          <w:szCs w:val="20"/>
+        </w:rPr>
+        <w:t xml:space="preserve">The number you split by in a division problem.</w:t>
+      </w:r>
+      <w:r>
+        <w:rPr>
+          <w:i/>
+          <w:iCs/>
+          <w:color w:val="5F6F80"/>
+          <w:sz w:val="18"/>
+          <w:szCs w:val="18"/>
+        </w:rPr>
+        <w:br/>
+        <w:t xml:space="preserve">Divisor — El número entre el que divides en una división.</w:t>
+      </w:r>
+    </w:p>
+    <w:p>
+      <w:pPr>
+        <w:spacing w:after="60"/>
+      </w:pPr>
+      <w:r>
+        <w:rPr>
+          <w:b/>
+          <w:bCs/>
+          <w:color w:val="1FA6A2"/>
+          <w:sz w:val="22"/>
+          <w:szCs w:val="22"/>
+        </w:rPr>
+        <w:t xml:space="preserve">☐  </w:t>
+      </w:r>
+      <w:r>
+        <w:rPr>
+          <w:b/>
+          <w:bCs/>
+          <w:color w:val="12355B"/>
+          <w:sz w:val="20"/>
+          <w:szCs w:val="20"/>
+        </w:rPr>
+        <w:t xml:space="preserve">Quotient — </w:t>
+      </w:r>
+      <w:r>
+        <w:rPr>
+          <w:sz w:val="20"/>
+          <w:szCs w:val="20"/>
+        </w:rPr>
+        <w:t xml:space="preserve">The answer when you divide.</w:t>
+      </w:r>
+      <w:r>
+        <w:rPr>
+          <w:i/>
+          <w:iCs/>
+          <w:color w:val="5F6F80"/>
+          <w:sz w:val="18"/>
+          <w:szCs w:val="18"/>
+        </w:rPr>
+        <w:br/>
+        <w:t xml:space="preserve">Cociente — La respuesta cuando divides.</w:t>
+      </w:r>
+    </w:p>
+    <w:p>
+      <w:pPr>
+        <w:spacing w:after="60"/>
+      </w:pPr>
+      <w:r>
+        <w:rPr>
+          <w:b/>
+          <w:bCs/>
+          <w:color w:val="1FA6A2"/>
+          <w:sz w:val="22"/>
+          <w:szCs w:val="22"/>
+        </w:rPr>
+        <w:t xml:space="preserve">☐  </w:t>
+      </w:r>
+      <w:r>
+        <w:rPr>
+          <w:b/>
+          <w:bCs/>
+          <w:color w:val="12355B"/>
+          <w:sz w:val="20"/>
+          <w:szCs w:val="20"/>
+        </w:rPr>
+        <w:t xml:space="preserve">Remainder — </w:t>
+      </w:r>
+      <w:r>
+        <w:rPr>
+          <w:sz w:val="20"/>
+          <w:szCs w:val="20"/>
+        </w:rPr>
+        <w:t xml:space="preserve">What is left over when a number does not divide evenly.</w:t>
+      </w:r>
+      <w:r>
+        <w:rPr>
+          <w:i/>
+          <w:iCs/>
+          <w:color w:val="5F6F80"/>
+          <w:sz w:val="18"/>
+          <w:szCs w:val="18"/>
+        </w:rPr>
+        <w:br/>
+        <w:t xml:space="preserve">Residuo — Lo que sobra cuando un número no se divide de forma exacta.</w:t>
+      </w:r>
+    </w:p>
+    <w:p>
+      <w:pPr>
+        <w:spacing w:after="60"/>
+      </w:pPr>
+      <w:r>
+        <w:rPr>
+          <w:b/>
+          <w:bCs/>
+          <w:color w:val="1FA6A2"/>
+          <w:sz w:val="22"/>
+          <w:szCs w:val="22"/>
+        </w:rPr>
+        <w:t xml:space="preserve">☐  </w:t>
+      </w:r>
+      <w:r>
+        <w:rPr>
+          <w:b/>
+          <w:bCs/>
+          <w:color w:val="12355B"/>
+          <w:sz w:val="20"/>
+          <w:szCs w:val="20"/>
+        </w:rPr>
+        <w:t xml:space="preserve">Partial quotients — </w:t>
+      </w:r>
+      <w:r>
+        <w:rPr>
+          <w:sz w:val="20"/>
+          <w:szCs w:val="20"/>
+        </w:rPr>
+        <w:t xml:space="preserve">A way to divide by breaking the problem into smaller, easier steps.</w:t>
+      </w:r>
+      <w:r>
+        <w:rPr>
+          <w:i/>
+          <w:iCs/>
+          <w:color w:val="5F6F80"/>
+          <w:sz w:val="18"/>
+          <w:szCs w:val="18"/>
+        </w:rPr>
+        <w:br/>
+        <w:t xml:space="preserve">Cocientes parciales — Una manera de dividir separando el problema en pasos más fáciles.</w:t>
+      </w:r>
+    </w:p>
+    <w:tbl>
+      <w:tblPr>
+        <w:tblW w:type="pct" w:w="100%"/>
+        <w:tblBorders>
+          <w:top w:val="single" w:color="1FA6A2" w:sz="8"/>
+          <w:left w:val="single" w:color="1FA6A2" w:sz="8"/>
+          <w:bottom w:val="single" w:color="1FA6A2" w:sz="8"/>
+          <w:right w:val="single" w:color="1FA6A2" w:sz="8"/>
+          <w:insideH w:val="single" w:color="auto" w:sz="4"/>
+          <w:insideV w:val="single" w:color="auto" w:sz="4"/>
+        </w:tblBorders>
+      </w:tblPr>
+      <w:tblGrid>
+        <w:gridCol w:w="100"/>
+      </w:tblGrid>
+      <w:tr>
+        <w:tc>
+          <w:tcPr>
+            <w:shd w:fill="F7FFFD" w:color="auto" w:val="clear"/>
+            <w:tcMar>
+              <w:top w:type="dxa" w:w="120"/>
+              <w:left w:type="dxa" w:w="180"/>
+              <w:bottom w:type="dxa" w:w="120"/>
+              <w:right w:type="dxa" w:w="180"/>
+            </w:tcMar>
+          </w:tcPr>
+          <w:p>
+            <w:pPr>
+              <w:spacing w:after="50"/>
+            </w:pPr>
+            <w:r>
+              <w:rPr>
+                <w:b/>
+                <w:bCs/>
+                <w:color w:val="1FA6A2"/>
+                <w:sz w:val="20"/>
+                <w:szCs w:val="20"/>
+              </w:rPr>
+              <w:t xml:space="preserve">Say it first:  </w:t>
+            </w:r>
+            <w:r>
+              <w:rPr>
+                <w:sz w:val="20"/>
+                <w:szCs w:val="20"/>
+              </w:rPr>
+              <w:t xml:space="preserve">Say your idea to a partner or quietly to yourself before you write.</w:t>
+            </w:r>
+          </w:p>
+          <w:p>
+            <w:pPr>
+              <w:spacing w:after="60"/>
+            </w:pPr>
+            <w:r>
+              <w:rPr>
+                <w:color w:val="1A2733"/>
+                <w:sz w:val="21"/>
+                <w:szCs w:val="21"/>
+              </w:rPr>
+              <w:t xml:space="preserve">First I took 12 × ___ = 1,200, then 12 × ___ = 144.</w:t>
+            </w:r>
+            <w:r>
+              <w:rPr>
+                <w:i/>
+                <w:iCs/>
+                <w:color w:val="5F6F80"/>
+                <w:sz w:val="19"/>
+                <w:szCs w:val="19"/>
+              </w:rPr>
+              <w:br/>
+              <w:t xml:space="preserve">Primero usé 12 × ___ = 1,200, luego 12 × ___ = 144.</w:t>
+            </w:r>
+          </w:p>
+        </w:tc>
+      </w:tr>
+    </w:tbl>
+    <w:p>
+      <w:pPr>
+        <w:pStyle w:val="Heading2"/>
+        <w:spacing w:after="80" w:before="180"/>
+      </w:pPr>
+      <w:r>
+        <w:rPr>
+          <w:b/>
+          <w:bCs/>
+          <w:color w:val="12355B"/>
+          <w:sz w:val="24"/>
+          <w:szCs w:val="24"/>
+        </w:rPr>
+        <w:t xml:space="preserve">3. Build Your Explanation</w:t>
+      </w:r>
+      <w:r>
+        <w:rPr>
+          <w:i/>
+          <w:iCs/>
+          <w:color w:val="B97A12"/>
+          <w:sz w:val="19"/>
+          <w:szCs w:val="19"/>
+        </w:rPr>
+        <w:t xml:space="preserve">   choose your support</w:t>
+      </w:r>
+    </w:p>
+    <w:tbl>
+      <w:tblPr>
+        <w:tblW w:type="pct" w:w="100%"/>
+        <w:tblBorders>
+          <w:top w:val="single" w:color="BBD0DE" w:sz="8"/>
+          <w:left w:val="single" w:color="BBD0DE" w:sz="8"/>
+          <w:bottom w:val="single" w:color="BBD0DE" w:sz="8"/>
+          <w:right w:val="single" w:color="BBD0DE" w:sz="8"/>
+          <w:insideH w:val="single" w:color="auto" w:sz="4"/>
+          <w:insideV w:val="single" w:color="auto" w:sz="4"/>
+        </w:tblBorders>
+      </w:tblPr>
+      <w:tblGrid>
+        <w:gridCol w:w="100"/>
+      </w:tblGrid>
+      <w:tr>
+        <w:tc>
+          <w:tcPr>
+            <w:shd w:fill="EEF4F8" w:color="auto" w:val="clear"/>
+            <w:tcMar>
+              <w:top w:type="dxa" w:w="120"/>
+              <w:left w:type="dxa" w:w="180"/>
+              <w:bottom w:type="dxa" w:w="120"/>
+              <w:right w:type="dxa" w:w="180"/>
+            </w:tcMar>
+          </w:tcPr>
+          <w:p>
+            <w:pPr>
+              <w:spacing w:after="50"/>
+            </w:pPr>
+            <w:r>
+              <w:rPr>
+                <w:i/>
+                <w:iCs/>
+                <w:color w:val="5F6F80"/>
+                <w:sz w:val="19"/>
+                <w:szCs w:val="19"/>
+              </w:rPr>
+              <w:t xml:space="preserve">This model shows the parts of an explanation. It does not answer your writing question.</w:t>
+            </w:r>
+          </w:p>
+          <w:p>
+            <w:pPr>
+              <w:spacing w:after="80"/>
+            </w:pPr>
+            <w:r>
+              <w:rPr>
+                <w:b/>
+                <w:bCs/>
+                <w:color w:val="12355B"/>
+                <w:sz w:val="19"/>
+                <w:szCs w:val="19"/>
+              </w:rPr>
+              <w:t xml:space="preserve">Claim:  </w:t>
+            </w:r>
+            <w:r>
+              <w:rPr>
+                <w:sz w:val="19"/>
+                <w:szCs w:val="19"/>
+              </w:rPr>
+              <w:t xml:space="preserve">Estimating with friendly numbers checks whether the quotient is reasonable.</w:t>
+            </w:r>
+          </w:p>
+          <w:p>
+            <w:pPr>
+              <w:spacing w:after="80"/>
+            </w:pPr>
+            <w:r>
+              <w:rPr>
+                <w:b/>
+                <w:bCs/>
+                <w:color w:val="12355B"/>
+                <w:sz w:val="19"/>
+                <w:szCs w:val="19"/>
+              </w:rPr>
+              <w:t xml:space="preserve">Evidence:  </w:t>
+            </w:r>
+            <w:r>
+              <w:rPr>
+                <w:sz w:val="19"/>
+                <w:szCs w:val="19"/>
+              </w:rPr>
+              <w:t xml:space="preserve">Students estimate using 1,200 ÷ 12 = 100 (or similar) to predict roughly 100+ bars per section, identifying 1,344 as the dividend and 12 as the divisor.</w:t>
+            </w:r>
+          </w:p>
+          <w:p>
+            <w:pPr>
+              <w:spacing w:after="80"/>
+            </w:pPr>
+            <w:r>
+              <w:rPr>
+                <w:b/>
+                <w:bCs/>
+                <w:color w:val="12355B"/>
+                <w:sz w:val="19"/>
+                <w:szCs w:val="19"/>
+              </w:rPr>
+              <w:t xml:space="preserve">Reasoning:  </w:t>
+            </w:r>
+            <w:r>
+              <w:rPr>
+                <w:sz w:val="19"/>
+                <w:szCs w:val="19"/>
+              </w:rPr>
+              <w:t xml:space="preserve">This evidence connects the definition of dividend to the mathematical claim.</w:t>
+            </w:r>
+          </w:p>
+        </w:tc>
+      </w:tr>
+    </w:tbl>
+    <w:p>
+      <w:pPr>
+        <w:pStyle w:val="Heading2"/>
+        <w:spacing w:after="80" w:before="180"/>
+      </w:pPr>
+      <w:r>
+        <w:rPr>
+          <w:b/>
+          <w:bCs/>
+          <w:color w:val="12355B"/>
+          <w:sz w:val="24"/>
+          <w:szCs w:val="24"/>
+        </w:rPr>
+        <w:t xml:space="preserve">Start</w:t>
+      </w:r>
+      <w:r>
+        <w:rPr>
+          <w:i/>
+          <w:iCs/>
+          <w:color w:val="1FA6A2"/>
+          <w:sz w:val="19"/>
+          <w:szCs w:val="19"/>
+        </w:rPr>
+        <w:t xml:space="preserve">   Most language support</w:t>
+      </w:r>
+    </w:p>
+    <w:p>
+      <w:pPr>
+        <w:spacing w:after="60"/>
+      </w:pPr>
+      <w:r>
+        <w:rPr>
+          <w:color w:val="1A2733"/>
+          <w:sz w:val="21"/>
+          <w:szCs w:val="21"/>
+        </w:rPr>
+        <w:t xml:space="preserve">Complete the frames. Use the word bank.</w:t>
+      </w:r>
+      <w:r>
+        <w:rPr>
+          <w:i/>
+          <w:iCs/>
+          <w:color w:val="5F6F80"/>
+          <w:sz w:val="19"/>
+          <w:szCs w:val="19"/>
+        </w:rPr>
+        <w:br/>
+        <w:t xml:space="preserve">Completa las oraciones. Usa el banco de palabras.</w:t>
+      </w:r>
+    </w:p>
+    <w:p>
+      <w:pPr>
+        <w:spacing w:after="60"/>
+      </w:pPr>
+      <w:r>
+        <w:rPr>
+          <w:color w:val="1A2733"/>
+          <w:sz w:val="21"/>
+          <w:szCs w:val="21"/>
+        </w:rPr>
+        <w:t xml:space="preserve">First I took 12 × ___ = 1,200, then 12 × ___ = 144.</w:t>
+      </w:r>
+      <w:r>
+        <w:rPr>
+          <w:i/>
+          <w:iCs/>
+          <w:color w:val="5F6F80"/>
+          <w:sz w:val="19"/>
+          <w:szCs w:val="19"/>
+        </w:rPr>
+        <w:br/>
+        <w:t xml:space="preserve">Primero usé 12 × ___ = 1,200, luego 12 × ___ = 144.</w:t>
+      </w:r>
+    </w:p>
+    <w:p>
+      <w:pPr>
+        <w:spacing w:after="60"/>
+      </w:pPr>
+      <w:r>
+        <w:rPr>
+          <w:color w:val="1A2733"/>
+          <w:sz w:val="21"/>
+          <w:szCs w:val="21"/>
+        </w:rPr>
+        <w:t xml:space="preserve">The quotient is ___ because I added the partial quotients ___.</w:t>
+      </w:r>
+      <w:r>
+        <w:rPr>
+          <w:i/>
+          <w:iCs/>
+          <w:color w:val="5F6F80"/>
+          <w:sz w:val="19"/>
+          <w:szCs w:val="19"/>
+        </w:rPr>
+        <w:br/>
+        <w:t xml:space="preserve">El cociente es ___ porque sumé los cocientes parciales ___.</w:t>
+      </w:r>
+    </w:p>
+    <w:tbl>
+      <w:tblPr>
+        <w:tblW w:type="pct" w:w="100%"/>
+        <w:tblBorders>
+          <w:top w:val="single" w:color="C7D2DD" w:sz="6"/>
+          <w:left w:val="single" w:color="C7D2DD" w:sz="6"/>
+          <w:bottom w:val="single" w:color="C7D2DD" w:sz="6"/>
+          <w:right w:val="single" w:color="C7D2DD" w:sz="6"/>
+          <w:insideH w:val="single" w:color="auto" w:sz="4"/>
+          <w:insideV w:val="single" w:color="auto" w:sz="4"/>
+        </w:tblBorders>
+      </w:tblPr>
+      <w:tblGrid>
+        <w:gridCol w:w="100"/>
+      </w:tblGrid>
+      <w:tr>
+        <w:tc>
+          <w:tcPr>
+            <w:shd w:fill="FBF3E2" w:color="auto" w:val="clear"/>
+            <w:tcMar>
+              <w:top w:type="dxa" w:w="60"/>
+              <w:left w:type="dxa" w:w="120"/>
+              <w:bottom w:type="dxa" w:w="60"/>
+              <w:right w:type="dxa" w:w="120"/>
+            </w:tcMar>
+          </w:tcPr>
+          <w:p>
+            <w:pPr>
+              <w:spacing w:after="0" w:line="320"/>
+            </w:pPr>
+            <w:r>
+              <w:t xml:space="preserve"/>
+            </w:r>
+          </w:p>
+          <w:p>
+            <w:pPr>
+              <w:spacing w:after="0" w:line="320"/>
+            </w:pPr>
+            <w:r>
+              <w:t xml:space="preserve"/>
+            </w:r>
+          </w:p>
+          <w:p>
+            <w:pPr>
+              <w:spacing w:after="0" w:line="320"/>
+            </w:pPr>
+            <w:r>
+              <w:t xml:space="preserve"/>
+            </w:r>
+          </w:p>
+        </w:tc>
+      </w:tr>
+    </w:tbl>
+    <w:p>
+      <w:pPr>
+        <w:pStyle w:val="Heading2"/>
+        <w:spacing w:after="80" w:before="180"/>
+      </w:pPr>
+      <w:r>
+        <w:rPr>
+          <w:b/>
+          <w:bCs/>
+          <w:color w:val="12355B"/>
+          <w:sz w:val="24"/>
+          <w:szCs w:val="24"/>
+        </w:rPr>
+        <w:t xml:space="preserve">Build</w:t>
+      </w:r>
+      <w:r>
+        <w:rPr>
+          <w:i/>
+          <w:iCs/>
+          <w:color w:val="B97A12"/>
+          <w:sz w:val="19"/>
+          <w:szCs w:val="19"/>
+        </w:rPr>
+        <w:t xml:space="preserve">   Some language support</w:t>
+      </w:r>
+    </w:p>
+    <w:p>
+      <w:pPr>
+        <w:spacing w:after="60"/>
+      </w:pPr>
+      <w:r>
+        <w:rPr>
+          <w:color w:val="1A2733"/>
+          <w:sz w:val="21"/>
+          <w:szCs w:val="21"/>
+        </w:rPr>
+        <w:t xml:space="preserve">Write two connected sentences. Use because, so, or but.</w:t>
+      </w:r>
+      <w:r>
+        <w:rPr>
+          <w:i/>
+          <w:iCs/>
+          <w:color w:val="5F6F80"/>
+          <w:sz w:val="19"/>
+          <w:szCs w:val="19"/>
+        </w:rPr>
+        <w:br/>
+        <w:t xml:space="preserve">Escribe dos oraciones conectadas. Usa porque, entonces o pero.</w:t>
+      </w:r>
+    </w:p>
+    <w:p>
+      <w:pPr>
+        <w:spacing w:after="60"/>
+      </w:pPr>
+      <w:r>
+        <w:rPr>
+          <w:color w:val="1A2733"/>
+          <w:sz w:val="21"/>
+          <w:szCs w:val="21"/>
+        </w:rPr>
+        <w:t xml:space="preserve">My claim is ___.</w:t>
+      </w:r>
+      <w:r>
+        <w:rPr>
+          <w:i/>
+          <w:iCs/>
+          <w:color w:val="5F6F80"/>
+          <w:sz w:val="19"/>
+          <w:szCs w:val="19"/>
+        </w:rPr>
+        <w:br/>
+        <w:t xml:space="preserve">Mi afirmación es ___.</w:t>
+      </w:r>
+    </w:p>
+    <w:p>
+      <w:pPr>
+        <w:spacing w:after="60"/>
+      </w:pPr>
+      <w:r>
+        <w:rPr>
+          <w:color w:val="1A2733"/>
+          <w:sz w:val="21"/>
+          <w:szCs w:val="21"/>
+        </w:rPr>
+        <w:t xml:space="preserve">I know because ___.</w:t>
+      </w:r>
+      <w:r>
+        <w:rPr>
+          <w:i/>
+          <w:iCs/>
+          <w:color w:val="5F6F80"/>
+          <w:sz w:val="19"/>
+          <w:szCs w:val="19"/>
+        </w:rPr>
+        <w:br/>
+        <w:t xml:space="preserve">Lo sé porque ___.</w:t>
+      </w:r>
+    </w:p>
+    <w:p>
+      <w:pPr>
+        <w:spacing w:after="60"/>
+      </w:pPr>
+      <w:r>
+        <w:rPr>
+          <w:color w:val="1A2733"/>
+          <w:sz w:val="21"/>
+          <w:szCs w:val="21"/>
+        </w:rPr>
+        <w:t xml:space="preserve">So ___.</w:t>
+      </w:r>
+      <w:r>
+        <w:rPr>
+          <w:i/>
+          <w:iCs/>
+          <w:color w:val="5F6F80"/>
+          <w:sz w:val="19"/>
+          <w:szCs w:val="19"/>
+        </w:rPr>
+        <w:br/>
+        <w:t xml:space="preserve">Entonces ___.</w:t>
+      </w:r>
+    </w:p>
+    <w:tbl>
+      <w:tblPr>
+        <w:tblW w:type="pct" w:w="100%"/>
+        <w:tblBorders>
+          <w:top w:val="single" w:color="C7D2DD" w:sz="6"/>
+          <w:left w:val="single" w:color="C7D2DD" w:sz="6"/>
+          <w:bottom w:val="single" w:color="C7D2DD" w:sz="6"/>
+          <w:right w:val="single" w:color="C7D2DD" w:sz="6"/>
+          <w:insideH w:val="single" w:color="auto" w:sz="4"/>
+          <w:insideV w:val="single" w:color="auto" w:sz="4"/>
+        </w:tblBorders>
+      </w:tblPr>
+      <w:tblGrid>
+        <w:gridCol w:w="100"/>
+      </w:tblGrid>
+      <w:tr>
+        <w:tc>
+          <w:tcPr>
+            <w:shd w:fill="FBF3E2" w:color="auto" w:val="clear"/>
+            <w:tcMar>
+              <w:top w:type="dxa" w:w="60"/>
+              <w:left w:type="dxa" w:w="120"/>
+              <w:bottom w:type="dxa" w:w="60"/>
+              <w:right w:type="dxa" w:w="120"/>
+            </w:tcMar>
+          </w:tcPr>
+          <w:p>
+            <w:pPr>
+              <w:spacing w:after="0" w:line="320"/>
+            </w:pPr>
+            <w:r>
+              <w:t xml:space="preserve"/>
+            </w:r>
+          </w:p>
+          <w:p>
+            <w:pPr>
+              <w:spacing w:after="0" w:line="320"/>
+            </w:pPr>
+            <w:r>
+              <w:t xml:space="preserve"/>
+            </w:r>
+          </w:p>
+          <w:p>
+            <w:pPr>
+              <w:spacing w:after="0" w:line="320"/>
+            </w:pPr>
+            <w:r>
+              <w:t xml:space="preserve"/>
+            </w:r>
+          </w:p>
+        </w:tc>
+      </w:tr>
+    </w:tbl>
+    <w:p>
+      <w:pPr>
+        <w:pStyle w:val="Heading2"/>
+        <w:spacing w:after="80" w:before="180"/>
+      </w:pPr>
+      <w:r>
+        <w:rPr>
+          <w:b/>
+          <w:bCs/>
+          <w:color w:val="12355B"/>
+          <w:sz w:val="24"/>
+          <w:szCs w:val="24"/>
+        </w:rPr>
+        <w:t xml:space="preserve">Explain</w:t>
+      </w:r>
+      <w:r>
+        <w:rPr>
+          <w:i/>
+          <w:iCs/>
+          <w:color w:val="B97A12"/>
+          <w:sz w:val="19"/>
+          <w:szCs w:val="19"/>
+        </w:rPr>
+        <w:t xml:space="preserve">   Light language support</w:t>
+      </w:r>
+    </w:p>
+    <w:p>
+      <w:pPr>
+        <w:spacing w:after="60"/>
+      </w:pPr>
+      <w:r>
+        <w:rPr>
+          <w:color w:val="1A2733"/>
+          <w:sz w:val="21"/>
+          <w:szCs w:val="21"/>
+        </w:rPr>
+        <w:t xml:space="preserve">Write a claim, give math evidence, and explain your reasoning.</w:t>
+      </w:r>
+      <w:r>
+        <w:rPr>
+          <w:i/>
+          <w:iCs/>
+          <w:color w:val="5F6F80"/>
+          <w:sz w:val="19"/>
+          <w:szCs w:val="19"/>
+        </w:rPr>
+        <w:br/>
+        <w:t xml:space="preserve">Escribe una afirmación, da evidencia matemática y explica tu razonamiento.</w:t>
+      </w:r>
+    </w:p>
+    <w:p>
+      <w:pPr>
+        <w:spacing w:after="60"/>
+      </w:pPr>
+      <w:r>
+        <w:rPr>
+          <w:color w:val="1A2733"/>
+          <w:sz w:val="21"/>
+          <w:szCs w:val="21"/>
+        </w:rPr>
+        <w:t xml:space="preserve">My claim is ___.</w:t>
+      </w:r>
+      <w:r>
+        <w:rPr>
+          <w:i/>
+          <w:iCs/>
+          <w:color w:val="5F6F80"/>
+          <w:sz w:val="19"/>
+          <w:szCs w:val="19"/>
+        </w:rPr>
+        <w:br/>
+        <w:t xml:space="preserve">Mi afirmación es ___.</w:t>
+      </w:r>
+    </w:p>
+    <w:p>
+      <w:pPr>
+        <w:spacing w:after="60"/>
+      </w:pPr>
+      <w:r>
+        <w:rPr>
+          <w:color w:val="1A2733"/>
+          <w:sz w:val="21"/>
+          <w:szCs w:val="21"/>
+        </w:rPr>
+        <w:t xml:space="preserve">My math evidence is ___.</w:t>
+      </w:r>
+      <w:r>
+        <w:rPr>
+          <w:i/>
+          <w:iCs/>
+          <w:color w:val="5F6F80"/>
+          <w:sz w:val="19"/>
+          <w:szCs w:val="19"/>
+        </w:rPr>
+        <w:br/>
+        <w:t xml:space="preserve">Mi evidencia matemática es ___.</w:t>
+      </w:r>
+    </w:p>
+    <w:p>
+      <w:pPr>
+        <w:spacing w:after="60"/>
+      </w:pPr>
+      <w:r>
+        <w:rPr>
+          <w:color w:val="1A2733"/>
+          <w:sz w:val="21"/>
+          <w:szCs w:val="21"/>
+        </w:rPr>
+        <w:t xml:space="preserve">This proves ___ because ___.</w:t>
+      </w:r>
+      <w:r>
+        <w:rPr>
+          <w:i/>
+          <w:iCs/>
+          <w:color w:val="5F6F80"/>
+          <w:sz w:val="19"/>
+          <w:szCs w:val="19"/>
+        </w:rPr>
+        <w:br/>
+        <w:t xml:space="preserve">Esto demuestra ___ porque ___.</w:t>
+      </w:r>
+    </w:p>
+    <w:tbl>
+      <w:tblPr>
+        <w:tblW w:type="pct" w:w="100%"/>
+        <w:tblBorders>
+          <w:top w:val="single" w:color="C7D2DD" w:sz="6"/>
+          <w:left w:val="single" w:color="C7D2DD" w:sz="6"/>
+          <w:bottom w:val="single" w:color="C7D2DD" w:sz="6"/>
+          <w:right w:val="single" w:color="C7D2DD" w:sz="6"/>
+          <w:insideH w:val="single" w:color="auto" w:sz="4"/>
+          <w:insideV w:val="single" w:color="auto" w:sz="4"/>
+        </w:tblBorders>
+      </w:tblPr>
+      <w:tblGrid>
+        <w:gridCol w:w="100"/>
+      </w:tblGrid>
+      <w:tr>
+        <w:tc>
+          <w:tcPr>
+            <w:shd w:fill="FBF3E2" w:color="auto" w:val="clear"/>
+            <w:tcMar>
+              <w:top w:type="dxa" w:w="60"/>
+              <w:left w:type="dxa" w:w="120"/>
+              <w:bottom w:type="dxa" w:w="60"/>
+              <w:right w:type="dxa" w:w="120"/>
+            </w:tcMar>
+          </w:tcPr>
+          <w:p>
+            <w:pPr>
+              <w:spacing w:after="0" w:line="320"/>
+            </w:pPr>
+            <w:r>
+              <w:t xml:space="preserve"/>
+            </w:r>
+          </w:p>
+          <w:p>
+            <w:pPr>
+              <w:spacing w:after="0" w:line="320"/>
+            </w:pPr>
+            <w:r>
+              <w:t xml:space="preserve"/>
+            </w:r>
+          </w:p>
+          <w:p>
+            <w:pPr>
+              <w:spacing w:after="0" w:line="320"/>
+            </w:pPr>
+            <w:r>
+              <w:t xml:space="preserve"/>
+            </w:r>
+          </w:p>
+          <w:p>
+            <w:pPr>
+              <w:spacing w:after="0" w:line="320"/>
+            </w:pPr>
+            <w:r>
+              <w:t xml:space="preserve"/>
+            </w:r>
+          </w:p>
+          <w:p>
+            <w:pPr>
+              <w:spacing w:after="0" w:line="320"/>
+            </w:pPr>
+            <w:r>
+              <w:t xml:space="preserve"/>
+            </w:r>
+          </w:p>
+        </w:tc>
+      </w:tr>
+    </w:tbl>
+    <w:p>
+      <w:pPr>
+        <w:pStyle w:val="Heading2"/>
+        <w:spacing w:after="80" w:before="180"/>
+      </w:pPr>
+      <w:r>
+        <w:rPr>
+          <w:b/>
+          <w:bCs/>
+          <w:color w:val="12355B"/>
+          <w:sz w:val="24"/>
+          <w:szCs w:val="24"/>
+        </w:rPr>
+        <w:t xml:space="preserve">4. Check Your Explanation</w:t>
+      </w:r>
+      <w:r>
+        <w:rPr>
+          <w:i/>
+          <w:iCs/>
+          <w:color w:val="1FA6A2"/>
+          <w:sz w:val="19"/>
+          <w:szCs w:val="19"/>
+        </w:rPr>
+        <w:t xml:space="preserve">   five quick checks</w:t>
+      </w:r>
+    </w:p>
+    <w:p>
+      <w:pPr>
+        <w:spacing w:after="80"/>
+      </w:pPr>
+      <w:r>
+        <w:rPr>
+          <w:b/>
+          <w:bCs/>
+          <w:color w:val="1FA6A2"/>
+          <w:sz w:val="22"/>
+          <w:szCs w:val="22"/>
+        </w:rPr>
+        <w:t xml:space="preserve">☐  </w:t>
+      </w:r>
+      <w:r>
+        <w:rPr>
+          <w:sz w:val="20"/>
+          <w:szCs w:val="20"/>
+        </w:rPr>
+        <w:t xml:space="preserve">I answered the question.</w:t>
+      </w:r>
+      <w:r>
+        <w:rPr>
+          <w:i/>
+          <w:iCs/>
+          <w:color w:val="5F6F80"/>
+          <w:sz w:val="18"/>
+          <w:szCs w:val="18"/>
+        </w:rPr>
+        <w:br/>
+        <w:t xml:space="preserve">Respondí la pregunta.</w:t>
+      </w:r>
+    </w:p>
+    <w:p>
+      <w:pPr>
+        <w:spacing w:after="80"/>
+      </w:pPr>
+      <w:r>
+        <w:rPr>
+          <w:b/>
+          <w:bCs/>
+          <w:color w:val="1FA6A2"/>
+          <w:sz w:val="22"/>
+          <w:szCs w:val="22"/>
+        </w:rPr>
+        <w:t xml:space="preserve">☐  </w:t>
+      </w:r>
+      <w:r>
+        <w:rPr>
+          <w:sz w:val="20"/>
+          <w:szCs w:val="20"/>
+        </w:rPr>
+        <w:t xml:space="preserve">I used math evidence: numbers, an equation, a model, or a comparison.</w:t>
+      </w:r>
+      <w:r>
+        <w:rPr>
+          <w:i/>
+          <w:iCs/>
+          <w:color w:val="5F6F80"/>
+          <w:sz w:val="18"/>
+          <w:szCs w:val="18"/>
+        </w:rPr>
+        <w:br/>
+        <w:t xml:space="preserve">Usé evidencia matemática: números, una ecuación, un modelo o una comparación.</w:t>
+      </w:r>
+    </w:p>
+    <w:p>
+      <w:pPr>
+        <w:spacing w:after="80"/>
+      </w:pPr>
+      <w:r>
+        <w:rPr>
+          <w:b/>
+          <w:bCs/>
+          <w:color w:val="1FA6A2"/>
+          <w:sz w:val="22"/>
+          <w:szCs w:val="22"/>
+        </w:rPr>
+        <w:t xml:space="preserve">☐  </w:t>
+      </w:r>
+      <w:r>
+        <w:rPr>
+          <w:sz w:val="20"/>
+          <w:szCs w:val="20"/>
+        </w:rPr>
+        <w:t xml:space="preserve">I explained how the evidence proves my answer.</w:t>
+      </w:r>
+      <w:r>
+        <w:rPr>
+          <w:i/>
+          <w:iCs/>
+          <w:color w:val="5F6F80"/>
+          <w:sz w:val="18"/>
+          <w:szCs w:val="18"/>
+        </w:rPr>
+        <w:br/>
+        <w:t xml:space="preserve">Expliqué cómo la evidencia demuestra mi respuesta.</w:t>
+      </w:r>
+    </w:p>
+    <w:p>
+      <w:pPr>
+        <w:spacing w:after="80"/>
+      </w:pPr>
+      <w:r>
+        <w:rPr>
+          <w:b/>
+          <w:bCs/>
+          <w:color w:val="1FA6A2"/>
+          <w:sz w:val="22"/>
+          <w:szCs w:val="22"/>
+        </w:rPr>
+        <w:t xml:space="preserve">☐  </w:t>
+      </w:r>
+      <w:r>
+        <w:rPr>
+          <w:sz w:val="20"/>
+          <w:szCs w:val="20"/>
+        </w:rPr>
+        <w:t xml:space="preserve">I used at least two math words.</w:t>
+      </w:r>
+      <w:r>
+        <w:rPr>
+          <w:i/>
+          <w:iCs/>
+          <w:color w:val="5F6F80"/>
+          <w:sz w:val="18"/>
+          <w:szCs w:val="18"/>
+        </w:rPr>
+        <w:br/>
+        <w:t xml:space="preserve">Usé por lo menos dos palabras matemáticas.</w:t>
+      </w:r>
+    </w:p>
+    <w:p>
+      <w:pPr>
+        <w:spacing w:after="80"/>
+      </w:pPr>
+      <w:r>
+        <w:rPr>
+          <w:b/>
+          <w:bCs/>
+          <w:color w:val="1FA6A2"/>
+          <w:sz w:val="22"/>
+          <w:szCs w:val="22"/>
+        </w:rPr>
+        <w:t xml:space="preserve">☐  </w:t>
+      </w:r>
+      <w:r>
+        <w:rPr>
+          <w:sz w:val="20"/>
+          <w:szCs w:val="20"/>
+        </w:rPr>
+        <w:t xml:space="preserve">I reread complete sentences and punctuation.</w:t>
+      </w:r>
+      <w:r>
+        <w:rPr>
+          <w:i/>
+          <w:iCs/>
+          <w:color w:val="5F6F80"/>
+          <w:sz w:val="18"/>
+          <w:szCs w:val="18"/>
+        </w:rPr>
+        <w:br/>
+        <w:t xml:space="preserve">Volví a leer mis oraciones completas y la puntuación.</w:t>
       </w:r>
     </w:p>
     <w:p>

--- a/lessons/1-4/downloads/1-4-notes.docx
+++ b/lessons/1-4/downloads/1-4-notes.docx
@@ -366,7 +366,7 @@
           </w:p>
           <w:p>
             <w:pPr>
-              <w:spacing w:after="0"/>
+              <w:spacing w:after="40"/>
             </w:pPr>
             <w:r>
               <w:rPr>
@@ -376,262 +376,29 @@
               <w:t xml:space="preserve">A chain of reasons — equations, drawings, or words — used to defend your thinking.</w:t>
             </w:r>
           </w:p>
-        </w:tc>
-      </w:tr>
-    </w:tbl>
-    <w:tbl>
-      <w:tblPr>
-        <w:tblW w:type="pct" w:w="100%"/>
-        <w:tblBorders>
-          <w:top w:val="none" w:color="FFFFFF" w:sz="0"/>
-          <w:left w:val="none" w:color="FFFFFF" w:sz="0"/>
-          <w:bottom w:val="single" w:color="C7D2DD" w:sz="4"/>
-          <w:right w:val="none" w:color="FFFFFF" w:sz="0"/>
-          <w:insideH w:val="none" w:color="FFFFFF" w:sz="0"/>
-          <w:insideV w:val="none" w:color="FFFFFF" w:sz="0"/>
-        </w:tblBorders>
-      </w:tblPr>
-      <w:tblGrid>
-        <w:gridCol w:w="1800"/>
-        <w:gridCol w:w="7560"/>
-      </w:tblGrid>
-      <w:tr>
-        <w:trPr>
-          <w:cantSplit/>
-        </w:trPr>
-        <w:tc>
-          <w:tcPr>
-            <w:tcW w:type="dxa" w:w="1800"/>
-            <w:tcMar>
-              <w:top w:type="dxa" w:w="100"/>
-              <w:left w:type="dxa" w:w="40"/>
-              <w:bottom w:type="dxa" w:w="100"/>
-              <w:right w:type="dxa" w:w="120"/>
-            </w:tcMar>
-            <w:vAlign w:val="center"/>
-          </w:tcPr>
           <w:p>
             <w:pPr>
               <w:spacing w:after="0"/>
-              <w:jc w:val="center"/>
-            </w:pPr>
-            <w:r>
-              <w:drawing>
-                <wp:inline distT="0" distB="0" distL="0" distR="0">
-                  <wp:extent cx="1047750" cy="790575"/>
-                  <wp:effectExtent t="0" r="0" b="0" l="0"/>
-                  <wp:docPr id="1" name="" descr="" title=""/>
-                  <wp:cNvGraphicFramePr>
-                    <a:graphicFrameLocks xmlns:a="http://schemas.openxmlformats.org/drawingml/2006/main" noChangeAspect="1"/>
-                  </wp:cNvGraphicFramePr>
-                  <a:graphic xmlns:a="http://schemas.openxmlformats.org/drawingml/2006/main">
-                    <a:graphicData uri="http://schemas.openxmlformats.org/drawingml/2006/picture">
-                      <pic:pic xmlns:pic="http://schemas.openxmlformats.org/drawingml/2006/picture">
-                        <pic:nvPicPr>
-                          <pic:cNvPr id="0" name="" descr=""/>
-                          <pic:cNvPicPr>
-                            <a:picLocks noChangeAspect="1" noChangeArrowheads="1"/>
-                          </pic:cNvPicPr>
-                        </pic:nvPicPr>
-                        <pic:blipFill>
-                          <a:blip r:embed="rId9" cstate="none"/>
-                          <a:srcRect/>
-                          <a:stretch>
-                            <a:fillRect/>
-                          </a:stretch>
-                        </pic:blipFill>
-                        <pic:spPr bwMode="auto">
-                          <a:xfrm>
-                            <a:off x="0" y="0"/>
-                            <a:ext cx="1047750" cy="790575"/>
-                          </a:xfrm>
-                          <a:prstGeom prst="rect">
-                            <a:avLst/>
-                          </a:prstGeom>
-                        </pic:spPr>
-                      </pic:pic>
-                    </a:graphicData>
-                  </a:graphic>
-                </wp:inline>
-              </w:drawing>
-            </w:r>
-          </w:p>
-        </w:tc>
-        <w:tc>
-          <w:tcPr>
-            <w:tcW w:type="dxa" w:w="7560"/>
-            <w:tcMar>
-              <w:top w:type="dxa" w:w="100"/>
-              <w:left w:type="dxa" w:w="40"/>
-              <w:bottom w:type="dxa" w:w="100"/>
-              <w:right w:type="dxa" w:w="40"/>
-            </w:tcMar>
-            <w:vAlign w:val="center"/>
-          </w:tcPr>
-          <w:p>
-            <w:pPr>
-              <w:spacing w:after="50"/>
             </w:pPr>
             <w:r>
               <w:rPr>
                 <w:b/>
                 <w:bCs/>
-                <w:color w:val="12355B"/>
-                <w:sz w:val="24"/>
-                <w:szCs w:val="24"/>
-              </w:rPr>
-              <w:t xml:space="preserve">conjecture</w:t>
+                <w:color w:val="1FA6A2"/>
+                <w:sz w:val="18"/>
+                <w:szCs w:val="18"/>
+              </w:rPr>
+              <w:t xml:space="preserve">Example:  </w:t>
             </w:r>
             <w:r>
               <w:rPr>
                 <w:i/>
                 <w:iCs/>
                 <w:color w:val="5F6F80"/>
-                <w:sz w:val="19"/>
-                <w:szCs w:val="19"/>
-              </w:rPr>
-              <w:t xml:space="preserve">   conjetura</w:t>
-            </w:r>
-          </w:p>
-          <w:p>
-            <w:pPr>
-              <w:spacing w:after="0"/>
-            </w:pPr>
-            <w:r>
-              <w:rPr>
-                <w:sz w:val="21"/>
-                <w:szCs w:val="21"/>
-              </w:rPr>
-              <w:t xml:space="preserve">A mathematical statement you believe is true but have not yet proven.</w:t>
-            </w:r>
-          </w:p>
-        </w:tc>
-      </w:tr>
-    </w:tbl>
-    <w:tbl>
-      <w:tblPr>
-        <w:tblW w:type="pct" w:w="100%"/>
-        <w:tblBorders>
-          <w:top w:val="none" w:color="FFFFFF" w:sz="0"/>
-          <w:left w:val="none" w:color="FFFFFF" w:sz="0"/>
-          <w:bottom w:val="single" w:color="C7D2DD" w:sz="4"/>
-          <w:right w:val="none" w:color="FFFFFF" w:sz="0"/>
-          <w:insideH w:val="none" w:color="FFFFFF" w:sz="0"/>
-          <w:insideV w:val="none" w:color="FFFFFF" w:sz="0"/>
-        </w:tblBorders>
-      </w:tblPr>
-      <w:tblGrid>
-        <w:gridCol w:w="1800"/>
-        <w:gridCol w:w="7560"/>
-      </w:tblGrid>
-      <w:tr>
-        <w:trPr>
-          <w:cantSplit/>
-        </w:trPr>
-        <w:tc>
-          <w:tcPr>
-            <w:tcW w:type="dxa" w:w="1800"/>
-            <w:tcMar>
-              <w:top w:type="dxa" w:w="100"/>
-              <w:left w:type="dxa" w:w="40"/>
-              <w:bottom w:type="dxa" w:w="100"/>
-              <w:right w:type="dxa" w:w="120"/>
-            </w:tcMar>
-            <w:vAlign w:val="center"/>
-          </w:tcPr>
-          <w:p>
-            <w:pPr>
-              <w:spacing w:after="0"/>
-              <w:jc w:val="center"/>
-            </w:pPr>
-            <w:r>
-              <w:drawing>
-                <wp:inline distT="0" distB="0" distL="0" distR="0">
-                  <wp:extent cx="1047750" cy="790575"/>
-                  <wp:effectExtent t="0" r="0" b="0" l="0"/>
-                  <wp:docPr id="1" name="" descr="" title=""/>
-                  <wp:cNvGraphicFramePr>
-                    <a:graphicFrameLocks xmlns:a="http://schemas.openxmlformats.org/drawingml/2006/main" noChangeAspect="1"/>
-                  </wp:cNvGraphicFramePr>
-                  <a:graphic xmlns:a="http://schemas.openxmlformats.org/drawingml/2006/main">
-                    <a:graphicData uri="http://schemas.openxmlformats.org/drawingml/2006/picture">
-                      <pic:pic xmlns:pic="http://schemas.openxmlformats.org/drawingml/2006/picture">
-                        <pic:nvPicPr>
-                          <pic:cNvPr id="0" name="" descr=""/>
-                          <pic:cNvPicPr>
-                            <a:picLocks noChangeAspect="1" noChangeArrowheads="1"/>
-                          </pic:cNvPicPr>
-                        </pic:nvPicPr>
-                        <pic:blipFill>
-                          <a:blip r:embed="rId9" cstate="none"/>
-                          <a:srcRect/>
-                          <a:stretch>
-                            <a:fillRect/>
-                          </a:stretch>
-                        </pic:blipFill>
-                        <pic:spPr bwMode="auto">
-                          <a:xfrm>
-                            <a:off x="0" y="0"/>
-                            <a:ext cx="1047750" cy="790575"/>
-                          </a:xfrm>
-                          <a:prstGeom prst="rect">
-                            <a:avLst/>
-                          </a:prstGeom>
-                        </pic:spPr>
-                      </pic:pic>
-                    </a:graphicData>
-                  </a:graphic>
-                </wp:inline>
-              </w:drawing>
-            </w:r>
-          </w:p>
-        </w:tc>
-        <w:tc>
-          <w:tcPr>
-            <w:tcW w:type="dxa" w:w="7560"/>
-            <w:tcMar>
-              <w:top w:type="dxa" w:w="100"/>
-              <w:left w:type="dxa" w:w="40"/>
-              <w:bottom w:type="dxa" w:w="100"/>
-              <w:right w:type="dxa" w:w="40"/>
-            </w:tcMar>
-            <w:vAlign w:val="center"/>
-          </w:tcPr>
-          <w:p>
-            <w:pPr>
-              <w:spacing w:after="50"/>
-            </w:pPr>
-            <w:r>
-              <w:rPr>
-                <w:b/>
-                <w:bCs/>
-                <w:color w:val="12355B"/>
-                <w:sz w:val="24"/>
-                <w:szCs w:val="24"/>
-              </w:rPr>
-              <w:t xml:space="preserve">counterexample</w:t>
-            </w:r>
-            <w:r>
-              <w:rPr>
-                <w:i/>
-                <w:iCs/>
-                <w:color w:val="5F6F80"/>
-                <w:sz w:val="19"/>
-                <w:szCs w:val="19"/>
-              </w:rPr>
-              <w:t xml:space="preserve">   contraejemplo</w:t>
-            </w:r>
-          </w:p>
-          <w:p>
-            <w:pPr>
-              <w:spacing w:after="0"/>
-            </w:pPr>
-            <w:r>
-              <w:rPr>
-                <w:sz w:val="21"/>
-                <w:szCs w:val="21"/>
-              </w:rPr>
-              <w:t xml:space="preserve">A single example that shows a statement is not always true.</w:t>
+                <w:sz w:val="18"/>
+                <w:szCs w:val="18"/>
+              </w:rPr>
+              <w:t xml:space="preserve">“Two jumbo boxes hold more, because 400 × 2 = 800 &gt; 720.”</w:t>
             </w:r>
           </w:p>
         </w:tc>
@@ -738,7 +505,7 @@
                 <w:sz w:val="24"/>
                 <w:szCs w:val="24"/>
               </w:rPr>
-              <w:t xml:space="preserve">volume</w:t>
+              <w:t xml:space="preserve">conjecture</w:t>
             </w:r>
             <w:r>
               <w:rPr>
@@ -748,19 +515,44 @@
                 <w:sz w:val="19"/>
                 <w:szCs w:val="19"/>
               </w:rPr>
-              <w:t xml:space="preserve">   volumen</w:t>
-            </w:r>
-          </w:p>
-          <w:p>
-            <w:pPr>
-              <w:spacing w:after="0"/>
+              <w:t xml:space="preserve">   conjetura</w:t>
+            </w:r>
+          </w:p>
+          <w:p>
+            <w:pPr>
+              <w:spacing w:after="40"/>
             </w:pPr>
             <w:r>
               <w:rPr>
                 <w:sz w:val="21"/>
                 <w:szCs w:val="21"/>
               </w:rPr>
-              <w:t xml:space="preserve">The amount of space a solid figure takes up, measured in cubic units.</w:t>
+              <w:t xml:space="preserve">A mathematical statement you believe is true but have not yet proven.</w:t>
+            </w:r>
+          </w:p>
+          <w:p>
+            <w:pPr>
+              <w:spacing w:after="0"/>
+            </w:pPr>
+            <w:r>
+              <w:rPr>
+                <w:b/>
+                <w:bCs/>
+                <w:color w:val="1FA6A2"/>
+                <w:sz w:val="18"/>
+                <w:szCs w:val="18"/>
+              </w:rPr>
+              <w:t xml:space="preserve">Example:  </w:t>
+            </w:r>
+            <w:r>
+              <w:rPr>
+                <w:i/>
+                <w:iCs/>
+                <w:color w:val="5F6F80"/>
+                <w:sz w:val="18"/>
+                <w:szCs w:val="18"/>
+              </w:rPr>
+              <w:t xml:space="preserve">“A bigger box ALWAYS holds more cereal” — believed, not yet proven.</w:t>
             </w:r>
           </w:p>
         </w:tc>
@@ -867,7 +659,7 @@
                 <w:sz w:val="24"/>
                 <w:szCs w:val="24"/>
               </w:rPr>
-              <w:t xml:space="preserve">cubic unit</w:t>
+              <w:t xml:space="preserve">counterexample</w:t>
             </w:r>
             <w:r>
               <w:rPr>
@@ -877,19 +669,352 @@
                 <w:sz w:val="19"/>
                 <w:szCs w:val="19"/>
               </w:rPr>
-              <w:t xml:space="preserve">   unidad cúbica</w:t>
-            </w:r>
-          </w:p>
-          <w:p>
-            <w:pPr>
-              <w:spacing w:after="0"/>
+              <w:t xml:space="preserve">   contraejemplo</w:t>
+            </w:r>
+          </w:p>
+          <w:p>
+            <w:pPr>
+              <w:spacing w:after="40"/>
             </w:pPr>
             <w:r>
               <w:rPr>
                 <w:sz w:val="21"/>
                 <w:szCs w:val="21"/>
               </w:rPr>
+              <w:t xml:space="preserve">A single example that shows a statement is not always true.</w:t>
+            </w:r>
+          </w:p>
+          <w:p>
+            <w:pPr>
+              <w:spacing w:after="0"/>
+            </w:pPr>
+            <w:r>
+              <w:rPr>
+                <w:b/>
+                <w:bCs/>
+                <w:color w:val="1FA6A2"/>
+                <w:sz w:val="18"/>
+                <w:szCs w:val="18"/>
+              </w:rPr>
+              <w:t xml:space="preserve">Example:  </w:t>
+            </w:r>
+            <w:r>
+              <w:rPr>
+                <w:i/>
+                <w:iCs/>
+                <w:color w:val="5F6F80"/>
+                <w:sz w:val="18"/>
+                <w:szCs w:val="18"/>
+              </w:rPr>
+              <w:t xml:space="preserve">One jumbo box sold half full of air breaks “bigger always holds more”.</w:t>
+            </w:r>
+          </w:p>
+        </w:tc>
+      </w:tr>
+    </w:tbl>
+    <w:tbl>
+      <w:tblPr>
+        <w:tblW w:type="pct" w:w="100%"/>
+        <w:tblBorders>
+          <w:top w:val="none" w:color="FFFFFF" w:sz="0"/>
+          <w:left w:val="none" w:color="FFFFFF" w:sz="0"/>
+          <w:bottom w:val="single" w:color="C7D2DD" w:sz="4"/>
+          <w:right w:val="none" w:color="FFFFFF" w:sz="0"/>
+          <w:insideH w:val="none" w:color="FFFFFF" w:sz="0"/>
+          <w:insideV w:val="none" w:color="FFFFFF" w:sz="0"/>
+        </w:tblBorders>
+      </w:tblPr>
+      <w:tblGrid>
+        <w:gridCol w:w="1800"/>
+        <w:gridCol w:w="7560"/>
+      </w:tblGrid>
+      <w:tr>
+        <w:trPr>
+          <w:cantSplit/>
+        </w:trPr>
+        <w:tc>
+          <w:tcPr>
+            <w:tcW w:type="dxa" w:w="1800"/>
+            <w:tcMar>
+              <w:top w:type="dxa" w:w="100"/>
+              <w:left w:type="dxa" w:w="40"/>
+              <w:bottom w:type="dxa" w:w="100"/>
+              <w:right w:type="dxa" w:w="120"/>
+            </w:tcMar>
+            <w:vAlign w:val="center"/>
+          </w:tcPr>
+          <w:p>
+            <w:pPr>
+              <w:spacing w:after="0"/>
+              <w:jc w:val="center"/>
+            </w:pPr>
+            <w:r>
+              <w:drawing>
+                <wp:inline distT="0" distB="0" distL="0" distR="0">
+                  <wp:extent cx="1047750" cy="790575"/>
+                  <wp:effectExtent t="0" r="0" b="0" l="0"/>
+                  <wp:docPr id="1" name="" descr="" title=""/>
+                  <wp:cNvGraphicFramePr>
+                    <a:graphicFrameLocks xmlns:a="http://schemas.openxmlformats.org/drawingml/2006/main" noChangeAspect="1"/>
+                  </wp:cNvGraphicFramePr>
+                  <a:graphic xmlns:a="http://schemas.openxmlformats.org/drawingml/2006/main">
+                    <a:graphicData uri="http://schemas.openxmlformats.org/drawingml/2006/picture">
+                      <pic:pic xmlns:pic="http://schemas.openxmlformats.org/drawingml/2006/picture">
+                        <pic:nvPicPr>
+                          <pic:cNvPr id="0" name="" descr=""/>
+                          <pic:cNvPicPr>
+                            <a:picLocks noChangeAspect="1" noChangeArrowheads="1"/>
+                          </pic:cNvPicPr>
+                        </pic:nvPicPr>
+                        <pic:blipFill>
+                          <a:blip r:embed="rId12" cstate="none"/>
+                          <a:srcRect/>
+                          <a:stretch>
+                            <a:fillRect/>
+                          </a:stretch>
+                        </pic:blipFill>
+                        <pic:spPr bwMode="auto">
+                          <a:xfrm>
+                            <a:off x="0" y="0"/>
+                            <a:ext cx="1047750" cy="790575"/>
+                          </a:xfrm>
+                          <a:prstGeom prst="rect">
+                            <a:avLst/>
+                          </a:prstGeom>
+                        </pic:spPr>
+                      </pic:pic>
+                    </a:graphicData>
+                  </a:graphic>
+                </wp:inline>
+              </w:drawing>
+            </w:r>
+          </w:p>
+        </w:tc>
+        <w:tc>
+          <w:tcPr>
+            <w:tcW w:type="dxa" w:w="7560"/>
+            <w:tcMar>
+              <w:top w:type="dxa" w:w="100"/>
+              <w:left w:type="dxa" w:w="40"/>
+              <w:bottom w:type="dxa" w:w="100"/>
+              <w:right w:type="dxa" w:w="40"/>
+            </w:tcMar>
+            <w:vAlign w:val="center"/>
+          </w:tcPr>
+          <w:p>
+            <w:pPr>
+              <w:spacing w:after="50"/>
+            </w:pPr>
+            <w:r>
+              <w:rPr>
+                <w:b/>
+                <w:bCs/>
+                <w:color w:val="12355B"/>
+                <w:sz w:val="24"/>
+                <w:szCs w:val="24"/>
+              </w:rPr>
+              <w:t xml:space="preserve">volume</w:t>
+            </w:r>
+            <w:r>
+              <w:rPr>
+                <w:i/>
+                <w:iCs/>
+                <w:color w:val="5F6F80"/>
+                <w:sz w:val="19"/>
+                <w:szCs w:val="19"/>
+              </w:rPr>
+              <w:t xml:space="preserve">   volumen</w:t>
+            </w:r>
+          </w:p>
+          <w:p>
+            <w:pPr>
+              <w:spacing w:after="40"/>
+            </w:pPr>
+            <w:r>
+              <w:rPr>
+                <w:sz w:val="21"/>
+                <w:szCs w:val="21"/>
+              </w:rPr>
+              <w:t xml:space="preserve">The amount of space a solid figure takes up, measured in cubic units.</w:t>
+            </w:r>
+          </w:p>
+          <w:p>
+            <w:pPr>
+              <w:spacing w:after="0"/>
+            </w:pPr>
+            <w:r>
+              <w:rPr>
+                <w:b/>
+                <w:bCs/>
+                <w:color w:val="1FA6A2"/>
+                <w:sz w:val="18"/>
+                <w:szCs w:val="18"/>
+              </w:rPr>
+              <w:t xml:space="preserve">Example:  </w:t>
+            </w:r>
+            <w:r>
+              <w:rPr>
+                <w:i/>
+                <w:iCs/>
+                <w:color w:val="5F6F80"/>
+                <w:sz w:val="18"/>
+                <w:szCs w:val="18"/>
+              </w:rPr>
+              <w:t xml:space="preserve">8 in × 3 in × 10 in = 240 cubic inches of cereal space.</w:t>
+            </w:r>
+          </w:p>
+        </w:tc>
+      </w:tr>
+    </w:tbl>
+    <w:tbl>
+      <w:tblPr>
+        <w:tblW w:type="pct" w:w="100%"/>
+        <w:tblBorders>
+          <w:top w:val="none" w:color="FFFFFF" w:sz="0"/>
+          <w:left w:val="none" w:color="FFFFFF" w:sz="0"/>
+          <w:bottom w:val="single" w:color="C7D2DD" w:sz="4"/>
+          <w:right w:val="none" w:color="FFFFFF" w:sz="0"/>
+          <w:insideH w:val="none" w:color="FFFFFF" w:sz="0"/>
+          <w:insideV w:val="none" w:color="FFFFFF" w:sz="0"/>
+        </w:tblBorders>
+      </w:tblPr>
+      <w:tblGrid>
+        <w:gridCol w:w="1800"/>
+        <w:gridCol w:w="7560"/>
+      </w:tblGrid>
+      <w:tr>
+        <w:trPr>
+          <w:cantSplit/>
+        </w:trPr>
+        <w:tc>
+          <w:tcPr>
+            <w:tcW w:type="dxa" w:w="1800"/>
+            <w:tcMar>
+              <w:top w:type="dxa" w:w="100"/>
+              <w:left w:type="dxa" w:w="40"/>
+              <w:bottom w:type="dxa" w:w="100"/>
+              <w:right w:type="dxa" w:w="120"/>
+            </w:tcMar>
+            <w:vAlign w:val="center"/>
+          </w:tcPr>
+          <w:p>
+            <w:pPr>
+              <w:spacing w:after="0"/>
+              <w:jc w:val="center"/>
+            </w:pPr>
+            <w:r>
+              <w:drawing>
+                <wp:inline distT="0" distB="0" distL="0" distR="0">
+                  <wp:extent cx="1047750" cy="790575"/>
+                  <wp:effectExtent t="0" r="0" b="0" l="0"/>
+                  <wp:docPr id="1" name="" descr="" title=""/>
+                  <wp:cNvGraphicFramePr>
+                    <a:graphicFrameLocks xmlns:a="http://schemas.openxmlformats.org/drawingml/2006/main" noChangeAspect="1"/>
+                  </wp:cNvGraphicFramePr>
+                  <a:graphic xmlns:a="http://schemas.openxmlformats.org/drawingml/2006/main">
+                    <a:graphicData uri="http://schemas.openxmlformats.org/drawingml/2006/picture">
+                      <pic:pic xmlns:pic="http://schemas.openxmlformats.org/drawingml/2006/picture">
+                        <pic:nvPicPr>
+                          <pic:cNvPr id="0" name="" descr=""/>
+                          <pic:cNvPicPr>
+                            <a:picLocks noChangeAspect="1" noChangeArrowheads="1"/>
+                          </pic:cNvPicPr>
+                        </pic:nvPicPr>
+                        <pic:blipFill>
+                          <a:blip r:embed="rId13" cstate="none"/>
+                          <a:srcRect/>
+                          <a:stretch>
+                            <a:fillRect/>
+                          </a:stretch>
+                        </pic:blipFill>
+                        <pic:spPr bwMode="auto">
+                          <a:xfrm>
+                            <a:off x="0" y="0"/>
+                            <a:ext cx="1047750" cy="790575"/>
+                          </a:xfrm>
+                          <a:prstGeom prst="rect">
+                            <a:avLst/>
+                          </a:prstGeom>
+                        </pic:spPr>
+                      </pic:pic>
+                    </a:graphicData>
+                  </a:graphic>
+                </wp:inline>
+              </w:drawing>
+            </w:r>
+          </w:p>
+        </w:tc>
+        <w:tc>
+          <w:tcPr>
+            <w:tcW w:type="dxa" w:w="7560"/>
+            <w:tcMar>
+              <w:top w:type="dxa" w:w="100"/>
+              <w:left w:type="dxa" w:w="40"/>
+              <w:bottom w:type="dxa" w:w="100"/>
+              <w:right w:type="dxa" w:w="40"/>
+            </w:tcMar>
+            <w:vAlign w:val="center"/>
+          </w:tcPr>
+          <w:p>
+            <w:pPr>
+              <w:spacing w:after="50"/>
+            </w:pPr>
+            <w:r>
+              <w:rPr>
+                <w:b/>
+                <w:bCs/>
+                <w:color w:val="12355B"/>
+                <w:sz w:val="24"/>
+                <w:szCs w:val="24"/>
+              </w:rPr>
+              <w:t xml:space="preserve">cubic unit</w:t>
+            </w:r>
+            <w:r>
+              <w:rPr>
+                <w:i/>
+                <w:iCs/>
+                <w:color w:val="5F6F80"/>
+                <w:sz w:val="19"/>
+                <w:szCs w:val="19"/>
+              </w:rPr>
+              <w:t xml:space="preserve">   unidad cúbica</w:t>
+            </w:r>
+          </w:p>
+          <w:p>
+            <w:pPr>
+              <w:spacing w:after="40"/>
+            </w:pPr>
+            <w:r>
+              <w:rPr>
+                <w:sz w:val="21"/>
+                <w:szCs w:val="21"/>
+              </w:rPr>
               <w:t xml:space="preserve">A cube with edges 1 unit long — the unit used to measure volume.</w:t>
+            </w:r>
+          </w:p>
+          <w:p>
+            <w:pPr>
+              <w:spacing w:after="0"/>
+            </w:pPr>
+            <w:r>
+              <w:rPr>
+                <w:b/>
+                <w:bCs/>
+                <w:color w:val="1FA6A2"/>
+                <w:sz w:val="18"/>
+                <w:szCs w:val="18"/>
+              </w:rPr>
+              <w:t xml:space="preserve">Example:  </w:t>
+            </w:r>
+            <w:r>
+              <w:rPr>
+                <w:i/>
+                <w:iCs/>
+                <w:color w:val="5F6F80"/>
+                <w:sz w:val="18"/>
+                <w:szCs w:val="18"/>
+              </w:rPr>
+              <w:t xml:space="preserve">One cube, 1 unit on every edge — the block volume is counted in.</w:t>
             </w:r>
           </w:p>
         </w:tc>
@@ -1014,7 +1139,7 @@
           <w:sz w:val="22"/>
           <w:szCs w:val="22"/>
         </w:rPr>
-        <w:t xml:space="preserve">__________  —  A chain of reasons — equations, drawings, or words — used to defend your thinking.</w:t>
+        <w:t xml:space="preserve">A chain of reasons used to defend your thinking is an ___.</w:t>
       </w:r>
     </w:p>
     <w:p>
@@ -1036,7 +1161,7 @@
           <w:sz w:val="22"/>
           <w:szCs w:val="22"/>
         </w:rPr>
-        <w:t xml:space="preserve">__________  —  A mathematical statement you believe is true but have not yet proven.</w:t>
+        <w:t xml:space="preserve">A statement you believe is true but have not yet proven is a ___.</w:t>
       </w:r>
     </w:p>
     <w:p>
@@ -1058,7 +1183,7 @@
           <w:sz w:val="22"/>
           <w:szCs w:val="22"/>
         </w:rPr>
-        <w:t xml:space="preserve">__________  —  A single example that shows a statement is not always true.</w:t>
+        <w:t xml:space="preserve">A single case that shows a statement is not always true is a ___.</w:t>
       </w:r>
     </w:p>
     <w:p>
@@ -1080,7 +1205,7 @@
           <w:sz w:val="22"/>
           <w:szCs w:val="22"/>
         </w:rPr>
-        <w:t xml:space="preserve">__________  —  The amount of space a solid figure takes up, measured in cubic units.</w:t>
+        <w:t xml:space="preserve">The amount of space a solid figure takes up, in cubic units, is its ___.</w:t>
       </w:r>
     </w:p>
     <w:p>
@@ -1102,7 +1227,7 @@
           <w:sz w:val="22"/>
           <w:szCs w:val="22"/>
         </w:rPr>
-        <w:t xml:space="preserve">__________  —  A cube with edges 1 unit long — the unit used to measure volume.</w:t>
+        <w:t xml:space="preserve">A cube with edges 1 unit long, used to measure volume, is a ___ ___.</w:t>
       </w:r>
     </w:p>
     <w:p>

--- a/lessons/1-4/downloads/1-4-notes.docx
+++ b/lessons/1-4/downloads/1-4-notes.docx
@@ -219,10 +219,12 @@
     <w:p>
       <w:pPr>
         <w:pStyle w:val="Heading1"/>
+        <w:keepNext/>
+        <w:keepLines/>
         <w:pBdr>
           <w:bottom w:val="single" w:color="1FA6A2" w:sz="14" w:space="6"/>
         </w:pBdr>
-        <w:spacing w:after="140" w:before="260"/>
+        <w:spacing w:after="140" w:before="300"/>
       </w:pPr>
       <w:r>
         <w:rPr>
@@ -1023,10 +1025,12 @@
     <w:p>
       <w:pPr>
         <w:pStyle w:val="Heading1"/>
+        <w:keepNext/>
+        <w:keepLines/>
         <w:pBdr>
           <w:bottom w:val="single" w:color="1FA6A2" w:sz="14" w:space="6"/>
         </w:pBdr>
-        <w:spacing w:after="140" w:before="260"/>
+        <w:spacing w:after="140" w:before="300"/>
       </w:pPr>
       <w:r>
         <w:rPr>
@@ -1122,7 +1126,8 @@
     </w:p>
     <w:p>
       <w:pPr>
-        <w:spacing w:after="120" w:before="80"/>
+        <w:keepLines/>
+        <w:spacing w:after="260" w:before="200"/>
       </w:pPr>
       <w:r>
         <w:rPr>
@@ -1139,34 +1144,27 @@
           <w:sz w:val="22"/>
           <w:szCs w:val="22"/>
         </w:rPr>
-        <w:t xml:space="preserve">A chain of reasons used to defend your thinking is an ___.</w:t>
-      </w:r>
-    </w:p>
-    <w:p>
-      <w:pPr>
-        <w:spacing w:after="120" w:before="80"/>
-      </w:pPr>
-      <w:r>
-        <w:rPr>
-          <w:b/>
-          <w:bCs/>
-          <w:color w:val="12355B"/>
+        <w:t xml:space="preserve">A chain of reasons used to defend your thinking is an </w:t>
+      </w:r>
+      <w:r>
+        <w:rPr>
           <w:sz w:val="22"/>
           <w:szCs w:val="22"/>
         </w:rPr>
-        <w:t xml:space="preserve">2.  </w:t>
+        <w:t xml:space="preserve">________________</w:t>
       </w:r>
       <w:r>
         <w:rPr>
           <w:sz w:val="22"/>
           <w:szCs w:val="22"/>
         </w:rPr>
-        <w:t xml:space="preserve">A statement you believe is true but have not yet proven is a ___.</w:t>
-      </w:r>
-    </w:p>
-    <w:p>
-      <w:pPr>
-        <w:spacing w:after="120" w:before="80"/>
+        <w:t xml:space="preserve">.</w:t>
+      </w:r>
+    </w:p>
+    <w:p>
+      <w:pPr>
+        <w:keepLines/>
+        <w:spacing w:after="260" w:before="200"/>
       </w:pPr>
       <w:r>
         <w:rPr>
@@ -1176,41 +1174,34 @@
           <w:sz w:val="22"/>
           <w:szCs w:val="22"/>
         </w:rPr>
-        <w:t xml:space="preserve">3.  </w:t>
+        <w:t xml:space="preserve">2.  </w:t>
       </w:r>
       <w:r>
         <w:rPr>
           <w:sz w:val="22"/>
           <w:szCs w:val="22"/>
         </w:rPr>
-        <w:t xml:space="preserve">A single case that shows a statement is not always true is a ___.</w:t>
-      </w:r>
-    </w:p>
-    <w:p>
-      <w:pPr>
-        <w:spacing w:after="120" w:before="80"/>
-      </w:pPr>
-      <w:r>
-        <w:rPr>
-          <w:b/>
-          <w:bCs/>
-          <w:color w:val="12355B"/>
+        <w:t xml:space="preserve">A statement you believe is true but have not yet proven is a </w:t>
+      </w:r>
+      <w:r>
+        <w:rPr>
           <w:sz w:val="22"/>
           <w:szCs w:val="22"/>
         </w:rPr>
-        <w:t xml:space="preserve">4.  </w:t>
+        <w:t xml:space="preserve">________________</w:t>
       </w:r>
       <w:r>
         <w:rPr>
           <w:sz w:val="22"/>
           <w:szCs w:val="22"/>
         </w:rPr>
-        <w:t xml:space="preserve">The amount of space a solid figure takes up, in cubic units, is its ___.</w:t>
-      </w:r>
-    </w:p>
-    <w:p>
-      <w:pPr>
-        <w:spacing w:after="120" w:before="80"/>
+        <w:t xml:space="preserve">.</w:t>
+      </w:r>
+    </w:p>
+    <w:p>
+      <w:pPr>
+        <w:keepLines/>
+        <w:spacing w:after="260" w:before="200"/>
       </w:pPr>
       <w:r>
         <w:rPr>
@@ -1220,24 +1211,127 @@
           <w:sz w:val="22"/>
           <w:szCs w:val="22"/>
         </w:rPr>
-        <w:t xml:space="preserve">5.  </w:t>
+        <w:t xml:space="preserve">3.  </w:t>
       </w:r>
       <w:r>
         <w:rPr>
           <w:sz w:val="22"/>
           <w:szCs w:val="22"/>
         </w:rPr>
-        <w:t xml:space="preserve">A cube with edges 1 unit long, used to measure volume, is a ___ ___.</w:t>
+        <w:t xml:space="preserve">A single case that shows a statement is not always true is a </w:t>
+      </w:r>
+      <w:r>
+        <w:rPr>
+          <w:sz w:val="22"/>
+          <w:szCs w:val="22"/>
+        </w:rPr>
+        <w:t xml:space="preserve">________________</w:t>
+      </w:r>
+      <w:r>
+        <w:rPr>
+          <w:sz w:val="22"/>
+          <w:szCs w:val="22"/>
+        </w:rPr>
+        <w:t xml:space="preserve">.</w:t>
+      </w:r>
+    </w:p>
+    <w:p>
+      <w:pPr>
+        <w:keepLines/>
+        <w:spacing w:after="260" w:before="200"/>
+      </w:pPr>
+      <w:r>
+        <w:rPr>
+          <w:b/>
+          <w:bCs/>
+          <w:color w:val="12355B"/>
+          <w:sz w:val="22"/>
+          <w:szCs w:val="22"/>
+        </w:rPr>
+        <w:t xml:space="preserve">4.  </w:t>
+      </w:r>
+      <w:r>
+        <w:rPr>
+          <w:sz w:val="22"/>
+          <w:szCs w:val="22"/>
+        </w:rPr>
+        <w:t xml:space="preserve">The amount of space a solid figure takes up, in cubic units, is its </w:t>
+      </w:r>
+      <w:r>
+        <w:rPr>
+          <w:sz w:val="22"/>
+          <w:szCs w:val="22"/>
+        </w:rPr>
+        <w:t xml:space="preserve">________________</w:t>
+      </w:r>
+      <w:r>
+        <w:rPr>
+          <w:sz w:val="22"/>
+          <w:szCs w:val="22"/>
+        </w:rPr>
+        <w:t xml:space="preserve">.</w:t>
+      </w:r>
+    </w:p>
+    <w:p>
+      <w:pPr>
+        <w:keepLines/>
+        <w:spacing w:after="260" w:before="200"/>
+      </w:pPr>
+      <w:r>
+        <w:rPr>
+          <w:b/>
+          <w:bCs/>
+          <w:color w:val="12355B"/>
+          <w:sz w:val="22"/>
+          <w:szCs w:val="22"/>
+        </w:rPr>
+        <w:t xml:space="preserve">5.  </w:t>
+      </w:r>
+      <w:r>
+        <w:rPr>
+          <w:sz w:val="22"/>
+          <w:szCs w:val="22"/>
+        </w:rPr>
+        <w:t xml:space="preserve">A cube with edges 1 unit long, used to measure volume, is a </w:t>
+      </w:r>
+      <w:r>
+        <w:rPr>
+          <w:sz w:val="22"/>
+          <w:szCs w:val="22"/>
+        </w:rPr>
+        <w:t xml:space="preserve">________________</w:t>
+      </w:r>
+      <w:r>
+        <w:rPr>
+          <w:sz w:val="22"/>
+          <w:szCs w:val="22"/>
+        </w:rPr>
+        <w:t xml:space="preserve"> </w:t>
+      </w:r>
+      <w:r>
+        <w:rPr>
+          <w:sz w:val="22"/>
+          <w:szCs w:val="22"/>
+        </w:rPr>
+        <w:t xml:space="preserve">________________</w:t>
+      </w:r>
+      <w:r>
+        <w:rPr>
+          <w:sz w:val="22"/>
+          <w:szCs w:val="22"/>
+        </w:rPr>
+        <w:t xml:space="preserve">.</w:t>
       </w:r>
     </w:p>
     <w:p>
       <w:pPr>
         <w:pStyle w:val="Heading1"/>
-        <w:pageBreakBefore/>
+        <w:keepNext/>
+        <w:keepLines/>
         <w:pBdr>
           <w:bottom w:val="single" w:color="1FA6A2" w:sz="14" w:space="6"/>
         </w:pBdr>
-        <w:spacing w:after="140" w:before="0"/>
+        <w:spacing w:after="140" w:before="300"/>
       </w:pPr>
       <w:r>
         <w:rPr>
@@ -2518,11 +2612,12 @@
     <w:p>
       <w:pPr>
         <w:pStyle w:val="Heading1"/>
-        <w:pageBreakBefore/>
+        <w:keepNext/>
+        <w:keepLines/>
         <w:pBdr>
           <w:bottom w:val="single" w:color="1FA6A2" w:sz="14" w:space="6"/>
         </w:pBdr>
-        <w:spacing w:after="140" w:before="0"/>
+        <w:spacing w:after="140" w:before="300"/>
       </w:pPr>
       <w:r>
         <w:rPr>
@@ -2775,11 +2870,12 @@
     <w:p>
       <w:pPr>
         <w:pStyle w:val="Heading1"/>
-        <w:pageBreakBefore/>
+        <w:keepNext/>
+        <w:keepLines/>
         <w:pBdr>
           <w:bottom w:val="single" w:color="1FA6A2" w:sz="14" w:space="6"/>
         </w:pBdr>
-        <w:spacing w:after="140" w:before="0"/>
+        <w:spacing w:after="140" w:before="300"/>
       </w:pPr>
       <w:r>
         <w:rPr>
@@ -3500,11 +3596,12 @@
     <w:p>
       <w:pPr>
         <w:pStyle w:val="Heading1"/>
-        <w:pageBreakBefore/>
+        <w:keepNext/>
+        <w:keepLines/>
         <w:pBdr>
           <w:bottom w:val="single" w:color="1FA6A2" w:sz="14" w:space="6"/>
         </w:pBdr>
-        <w:spacing w:after="140" w:before="0"/>
+        <w:spacing w:after="140" w:before="300"/>
       </w:pPr>
       <w:r>
         <w:rPr>
@@ -4305,11 +4402,12 @@
     <w:p>
       <w:pPr>
         <w:pStyle w:val="Heading1"/>
-        <w:pageBreakBefore/>
+        <w:keepNext/>
+        <w:keepLines/>
         <w:pBdr>
           <w:bottom w:val="single" w:color="1FA6A2" w:sz="14" w:space="6"/>
         </w:pBdr>
-        <w:spacing w:after="140" w:before="0"/>
+        <w:spacing w:after="140" w:before="300"/>
       </w:pPr>
       <w:r>
         <w:rPr>

--- a/lessons/1-4/downloads/1-4-notes.docx
+++ b/lessons/1-4/downloads/1-4-notes.docx
@@ -1344,47 +1344,6 @@
         <w:t xml:space="preserve">Write About the Math</w:t>
       </w:r>
     </w:p>
-    <w:p>
-      <w:pPr>
-        <w:spacing w:after="100"/>
-      </w:pPr>
-      <w:r>
-        <w:rPr>
-          <w:i/>
-          <w:iCs/>
-          <w:color w:val="5F6F80"/>
-          <w:sz w:val="19"/>
-          <w:szCs w:val="19"/>
-        </w:rPr>
-        <w:t xml:space="preserve">Use the support level you need. Every level answers the same math question.</w:t>
-      </w:r>
-    </w:p>
-    <w:p>
-      <w:pPr>
-        <w:pStyle w:val="Heading2"/>
-        <w:spacing w:after="80" w:before="180"/>
-      </w:pPr>
-      <w:r>
-        <w:rPr>
-          <w:b/>
-          <w:bCs/>
-          <w:color w:val="12355B"/>
-          <w:sz w:val="24"/>
-          <w:szCs w:val="24"/>
-        </w:rPr>
-        <w:t xml:space="preserve">1. Understand the Question</w:t>
-      </w:r>
-      <w:r>
-        <w:rPr>
-          <w:i/>
-          <w:iCs/>
-          <w:color w:val="B97A12"/>
-          <w:sz w:val="19"/>
-          <w:szCs w:val="19"/>
-        </w:rPr>
-        <w:t xml:space="preserve">   explain</w:t>
-      </w:r>
-    </w:p>
     <w:tbl>
       <w:tblPr>
         <w:tblW w:type="pct" w:w="100%"/>
@@ -1423,344 +1382,6 @@
               </w:rPr>
               <w:t xml:space="preserve">How can the group determine the amount of soil needed, and how can they check that their answer is accurate?</w:t>
             </w:r>
-          </w:p>
-          <w:p>
-            <w:pPr>
-              <w:spacing w:after="0"/>
-            </w:pPr>
-            <w:r>
-              <w:rPr>
-                <w:b/>
-                <w:bCs/>
-                <w:color w:val="12355B"/>
-                <w:sz w:val="20"/>
-                <w:szCs w:val="20"/>
-              </w:rPr>
-              <w:t xml:space="preserve">Your job:  </w:t>
-            </w:r>
-            <w:r>
-              <w:rPr>
-                <w:sz w:val="20"/>
-                <w:szCs w:val="20"/>
-              </w:rPr>
-              <w:t xml:space="preserve">Answer the question. Use math evidence. Explain how the evidence proves your answer.</w:t>
-            </w:r>
-            <w:r>
-              <w:rPr>
-                <w:i/>
-                <w:iCs/>
-                <w:color w:val="5F6F80"/>
-                <w:sz w:val="18"/>
-                <w:szCs w:val="18"/>
-              </w:rPr>
-              <w:br/>
-              <w:t xml:space="preserve">Responde la pregunta. Usa evidencia matemática. Explica cómo la evidencia demuestra tu respuesta.</w:t>
-            </w:r>
-          </w:p>
-        </w:tc>
-      </w:tr>
-    </w:tbl>
-    <w:p>
-      <w:pPr>
-        <w:pStyle w:val="Heading2"/>
-        <w:spacing w:after="80" w:before="180"/>
-      </w:pPr>
-      <w:r>
-        <w:rPr>
-          <w:b/>
-          <w:bCs/>
-          <w:color w:val="12355B"/>
-          <w:sz w:val="24"/>
-          <w:szCs w:val="24"/>
-        </w:rPr>
-        <w:t xml:space="preserve">2. Plan Your Math Words</w:t>
-      </w:r>
-      <w:r>
-        <w:rPr>
-          <w:i/>
-          <w:iCs/>
-          <w:color w:val="1FA6A2"/>
-          <w:sz w:val="19"/>
-          <w:szCs w:val="19"/>
-        </w:rPr>
-        <w:t xml:space="preserve">   check at least two</w:t>
-      </w:r>
-    </w:p>
-    <w:p>
-      <w:pPr>
-        <w:spacing w:after="60"/>
-      </w:pPr>
-      <w:r>
-        <w:rPr>
-          <w:b/>
-          <w:bCs/>
-          <w:color w:val="1FA6A2"/>
-          <w:sz w:val="22"/>
-          <w:szCs w:val="22"/>
-        </w:rPr>
-        <w:t xml:space="preserve">☐  </w:t>
-      </w:r>
-      <w:r>
-        <w:rPr>
-          <w:b/>
-          <w:bCs/>
-          <w:color w:val="12355B"/>
-          <w:sz w:val="20"/>
-          <w:szCs w:val="20"/>
-        </w:rPr>
-        <w:t xml:space="preserve">argument — </w:t>
-      </w:r>
-      <w:r>
-        <w:rPr>
-          <w:sz w:val="20"/>
-          <w:szCs w:val="20"/>
-        </w:rPr>
-        <w:t xml:space="preserve">A chain of reasons — equations, drawings, or words — used to defend your thinking.</w:t>
-      </w:r>
-      <w:r>
-        <w:rPr>
-          <w:i/>
-          <w:iCs/>
-          <w:color w:val="5F6F80"/>
-          <w:sz w:val="18"/>
-          <w:szCs w:val="18"/>
-        </w:rPr>
-        <w:br/>
-        <w:t xml:space="preserve">argumento — Una cadena de razones — ecuaciones, dibujos o palabras — que usas para defender tu pensamiento.</w:t>
-      </w:r>
-    </w:p>
-    <w:p>
-      <w:pPr>
-        <w:spacing w:after="60"/>
-      </w:pPr>
-      <w:r>
-        <w:rPr>
-          <w:b/>
-          <w:bCs/>
-          <w:color w:val="1FA6A2"/>
-          <w:sz w:val="22"/>
-          <w:szCs w:val="22"/>
-        </w:rPr>
-        <w:t xml:space="preserve">☐  </w:t>
-      </w:r>
-      <w:r>
-        <w:rPr>
-          <w:b/>
-          <w:bCs/>
-          <w:color w:val="12355B"/>
-          <w:sz w:val="20"/>
-          <w:szCs w:val="20"/>
-        </w:rPr>
-        <w:t xml:space="preserve">conjecture — </w:t>
-      </w:r>
-      <w:r>
-        <w:rPr>
-          <w:sz w:val="20"/>
-          <w:szCs w:val="20"/>
-        </w:rPr>
-        <w:t xml:space="preserve">A mathematical statement you believe is true but have not yet proven.</w:t>
-      </w:r>
-      <w:r>
-        <w:rPr>
-          <w:i/>
-          <w:iCs/>
-          <w:color w:val="5F6F80"/>
-          <w:sz w:val="18"/>
-          <w:szCs w:val="18"/>
-        </w:rPr>
-        <w:br/>
-        <w:t xml:space="preserve">conjetura — Una afirmación matemática que crees verdadera pero que aún no has probado.</w:t>
-      </w:r>
-    </w:p>
-    <w:p>
-      <w:pPr>
-        <w:spacing w:after="60"/>
-      </w:pPr>
-      <w:r>
-        <w:rPr>
-          <w:b/>
-          <w:bCs/>
-          <w:color w:val="1FA6A2"/>
-          <w:sz w:val="22"/>
-          <w:szCs w:val="22"/>
-        </w:rPr>
-        <w:t xml:space="preserve">☐  </w:t>
-      </w:r>
-      <w:r>
-        <w:rPr>
-          <w:b/>
-          <w:bCs/>
-          <w:color w:val="12355B"/>
-          <w:sz w:val="20"/>
-          <w:szCs w:val="20"/>
-        </w:rPr>
-        <w:t xml:space="preserve">counterexample — </w:t>
-      </w:r>
-      <w:r>
-        <w:rPr>
-          <w:sz w:val="20"/>
-          <w:szCs w:val="20"/>
-        </w:rPr>
-        <w:t xml:space="preserve">A single example that shows a statement is not always true.</w:t>
-      </w:r>
-      <w:r>
-        <w:rPr>
-          <w:i/>
-          <w:iCs/>
-          <w:color w:val="5F6F80"/>
-          <w:sz w:val="18"/>
-          <w:szCs w:val="18"/>
-        </w:rPr>
-        <w:br/>
-        <w:t xml:space="preserve">contraejemplo — Un solo ejemplo que muestra que una afirmación no siempre es verdadera.</w:t>
-      </w:r>
-    </w:p>
-    <w:p>
-      <w:pPr>
-        <w:spacing w:after="60"/>
-      </w:pPr>
-      <w:r>
-        <w:rPr>
-          <w:b/>
-          <w:bCs/>
-          <w:color w:val="1FA6A2"/>
-          <w:sz w:val="22"/>
-          <w:szCs w:val="22"/>
-        </w:rPr>
-        <w:t xml:space="preserve">☐  </w:t>
-      </w:r>
-      <w:r>
-        <w:rPr>
-          <w:b/>
-          <w:bCs/>
-          <w:color w:val="12355B"/>
-          <w:sz w:val="20"/>
-          <w:szCs w:val="20"/>
-        </w:rPr>
-        <w:t xml:space="preserve">volume — </w:t>
-      </w:r>
-      <w:r>
-        <w:rPr>
-          <w:sz w:val="20"/>
-          <w:szCs w:val="20"/>
-        </w:rPr>
-        <w:t xml:space="preserve">The amount of space a solid figure takes up, measured in cubic units.</w:t>
-      </w:r>
-      <w:r>
-        <w:rPr>
-          <w:i/>
-          <w:iCs/>
-          <w:color w:val="5F6F80"/>
-          <w:sz w:val="18"/>
-          <w:szCs w:val="18"/>
-        </w:rPr>
-        <w:br/>
-        <w:t xml:space="preserve">volumen — La cantidad de espacio que ocupa una figura sólida, medida en unidades cúbicas.</w:t>
-      </w:r>
-    </w:p>
-    <w:p>
-      <w:pPr>
-        <w:spacing w:after="60"/>
-      </w:pPr>
-      <w:r>
-        <w:rPr>
-          <w:b/>
-          <w:bCs/>
-          <w:color w:val="1FA6A2"/>
-          <w:sz w:val="22"/>
-          <w:szCs w:val="22"/>
-        </w:rPr>
-        <w:t xml:space="preserve">☐  </w:t>
-      </w:r>
-      <w:r>
-        <w:rPr>
-          <w:b/>
-          <w:bCs/>
-          <w:color w:val="12355B"/>
-          <w:sz w:val="20"/>
-          <w:szCs w:val="20"/>
-        </w:rPr>
-        <w:t xml:space="preserve">cubic unit — </w:t>
-      </w:r>
-      <w:r>
-        <w:rPr>
-          <w:sz w:val="20"/>
-          <w:szCs w:val="20"/>
-        </w:rPr>
-        <w:t xml:space="preserve">A cube with edges 1 unit long — the unit used to measure volume.</w:t>
-      </w:r>
-      <w:r>
-        <w:rPr>
-          <w:i/>
-          <w:iCs/>
-          <w:color w:val="5F6F80"/>
-          <w:sz w:val="18"/>
-          <w:szCs w:val="18"/>
-        </w:rPr>
-        <w:br/>
-        <w:t xml:space="preserve">unidad cúbica — Un cubo cuyas aristas miden 1 unidad — la unidad que se usa para medir el volumen.</w:t>
-      </w:r>
-    </w:p>
-    <w:tbl>
-      <w:tblPr>
-        <w:tblW w:type="pct" w:w="100%"/>
-        <w:tblBorders>
-          <w:top w:val="single" w:color="1FA6A2" w:sz="8"/>
-          <w:left w:val="single" w:color="1FA6A2" w:sz="8"/>
-          <w:bottom w:val="single" w:color="1FA6A2" w:sz="8"/>
-          <w:right w:val="single" w:color="1FA6A2" w:sz="8"/>
-          <w:insideH w:val="single" w:color="auto" w:sz="4"/>
-          <w:insideV w:val="single" w:color="auto" w:sz="4"/>
-        </w:tblBorders>
-      </w:tblPr>
-      <w:tblGrid>
-        <w:gridCol w:w="100"/>
-      </w:tblGrid>
-      <w:tr>
-        <w:tc>
-          <w:tcPr>
-            <w:shd w:fill="F7FFFD" w:color="auto" w:val="clear"/>
-            <w:tcMar>
-              <w:top w:type="dxa" w:w="120"/>
-              <w:left w:type="dxa" w:w="180"/>
-              <w:bottom w:type="dxa" w:w="120"/>
-              <w:right w:type="dxa" w:w="180"/>
-            </w:tcMar>
-          </w:tcPr>
-          <w:p>
-            <w:pPr>
-              <w:spacing w:after="50"/>
-            </w:pPr>
-            <w:r>
-              <w:rPr>
-                <w:b/>
-                <w:bCs/>
-                <w:color w:val="1FA6A2"/>
-                <w:sz w:val="20"/>
-                <w:szCs w:val="20"/>
-              </w:rPr>
-              <w:t xml:space="preserve">Say it first:  </w:t>
-            </w:r>
-            <w:r>
-              <w:rPr>
-                <w:sz w:val="20"/>
-                <w:szCs w:val="20"/>
-              </w:rPr>
-              <w:t xml:space="preserve">Say your idea to a partner or quietly to yourself before you write.</w:t>
-            </w:r>
-          </w:p>
-          <w:p>
-            <w:pPr>
-              <w:spacing w:after="60"/>
-            </w:pPr>
-            <w:r>
-              <w:rPr>
-                <w:color w:val="1A2733"/>
-                <w:sz w:val="21"/>
-                <w:szCs w:val="21"/>
-              </w:rPr>
-              <w:t xml:space="preserve">To find how much soil is needed, find the ___ of the garden beds. Because volume covers three dimensions, label the answer in ___ feet. Finding the volume two different ways and getting matching totals shows the solution is ___.</w:t>
-            </w:r>
             <w:r>
               <w:rPr>
                 <w:i/>
@@ -1770,7 +1391,7 @@
                 <w:szCs w:val="19"/>
               </w:rPr>
               <w:br/>
-              <w:t xml:space="preserve">Di tu respuesta primero: Mi respuesta es ___ porque ___.</w:t>
+              <w:t xml:space="preserve">¿Cómo puede el grupo determinar la cantidad de tierra necesaria, y cómo pueden comprobar que su respuesta es exacta?</w:t>
             </w:r>
           </w:p>
         </w:tc>
@@ -1778,28 +1399,192 @@
     </w:tbl>
     <w:p>
       <w:pPr>
-        <w:pStyle w:val="Heading2"/>
-        <w:spacing w:after="80" w:before="180"/>
-      </w:pPr>
-      <w:r>
-        <w:rPr>
-          <w:b/>
-          <w:bCs/>
-          <w:color w:val="12355B"/>
-          <w:sz w:val="24"/>
-          <w:szCs w:val="24"/>
-        </w:rPr>
-        <w:t xml:space="preserve">3. Build Your Explanation</w:t>
-      </w:r>
+        <w:spacing w:after="100"/>
+      </w:pPr>
       <w:r>
         <w:rPr>
           <w:i/>
           <w:iCs/>
-          <w:color w:val="B97A12"/>
+          <w:color w:val="5F6F80"/>
           <w:sz w:val="19"/>
           <w:szCs w:val="19"/>
         </w:rPr>
-        <w:t xml:space="preserve">   choose your support</w:t>
+        <w:t xml:space="preserve">Say your answer to a partner first. Then write it, using at least two of these words:</w:t>
+      </w:r>
+    </w:p>
+    <w:p>
+      <w:pPr>
+        <w:spacing w:after="40"/>
+      </w:pPr>
+      <w:r>
+        <w:rPr>
+          <w:b/>
+          <w:bCs/>
+          <w:color w:val="1FA6A2"/>
+          <w:sz w:val="22"/>
+          <w:szCs w:val="22"/>
+        </w:rPr>
+        <w:t xml:space="preserve">☐  </w:t>
+      </w:r>
+      <w:r>
+        <w:rPr>
+          <w:b/>
+          <w:bCs/>
+          <w:color w:val="12355B"/>
+          <w:sz w:val="20"/>
+          <w:szCs w:val="20"/>
+        </w:rPr>
+        <w:t xml:space="preserve">argument</w:t>
+      </w:r>
+      <w:r>
+        <w:rPr>
+          <w:i/>
+          <w:iCs/>
+          <w:color w:val="5F6F80"/>
+          <w:sz w:val="18"/>
+          <w:szCs w:val="18"/>
+        </w:rPr>
+        <w:t xml:space="preserve">  ·  argumento</w:t>
+      </w:r>
+    </w:p>
+    <w:p>
+      <w:pPr>
+        <w:spacing w:after="40"/>
+      </w:pPr>
+      <w:r>
+        <w:rPr>
+          <w:b/>
+          <w:bCs/>
+          <w:color w:val="1FA6A2"/>
+          <w:sz w:val="22"/>
+          <w:szCs w:val="22"/>
+        </w:rPr>
+        <w:t xml:space="preserve">☐  </w:t>
+      </w:r>
+      <w:r>
+        <w:rPr>
+          <w:b/>
+          <w:bCs/>
+          <w:color w:val="12355B"/>
+          <w:sz w:val="20"/>
+          <w:szCs w:val="20"/>
+        </w:rPr>
+        <w:t xml:space="preserve">conjecture</w:t>
+      </w:r>
+      <w:r>
+        <w:rPr>
+          <w:i/>
+          <w:iCs/>
+          <w:color w:val="5F6F80"/>
+          <w:sz w:val="18"/>
+          <w:szCs w:val="18"/>
+        </w:rPr>
+        <w:t xml:space="preserve">  ·  conjetura</w:t>
+      </w:r>
+    </w:p>
+    <w:p>
+      <w:pPr>
+        <w:spacing w:after="40"/>
+      </w:pPr>
+      <w:r>
+        <w:rPr>
+          <w:b/>
+          <w:bCs/>
+          <w:color w:val="1FA6A2"/>
+          <w:sz w:val="22"/>
+          <w:szCs w:val="22"/>
+        </w:rPr>
+        <w:t xml:space="preserve">☐  </w:t>
+      </w:r>
+      <w:r>
+        <w:rPr>
+          <w:b/>
+          <w:bCs/>
+          <w:color w:val="12355B"/>
+          <w:sz w:val="20"/>
+          <w:szCs w:val="20"/>
+        </w:rPr>
+        <w:t xml:space="preserve">counterexample</w:t>
+      </w:r>
+      <w:r>
+        <w:rPr>
+          <w:i/>
+          <w:iCs/>
+          <w:color w:val="5F6F80"/>
+          <w:sz w:val="18"/>
+          <w:szCs w:val="18"/>
+        </w:rPr>
+        <w:t xml:space="preserve">  ·  contraejemplo</w:t>
+      </w:r>
+    </w:p>
+    <w:p>
+      <w:pPr>
+        <w:spacing w:after="40"/>
+      </w:pPr>
+      <w:r>
+        <w:rPr>
+          <w:b/>
+          <w:bCs/>
+          <w:color w:val="1FA6A2"/>
+          <w:sz w:val="22"/>
+          <w:szCs w:val="22"/>
+        </w:rPr>
+        <w:t xml:space="preserve">☐  </w:t>
+      </w:r>
+      <w:r>
+        <w:rPr>
+          <w:b/>
+          <w:bCs/>
+          <w:color w:val="12355B"/>
+          <w:sz w:val="20"/>
+          <w:szCs w:val="20"/>
+        </w:rPr>
+        <w:t xml:space="preserve">volume</w:t>
+      </w:r>
+      <w:r>
+        <w:rPr>
+          <w:i/>
+          <w:iCs/>
+          <w:color w:val="5F6F80"/>
+          <w:sz w:val="18"/>
+          <w:szCs w:val="18"/>
+        </w:rPr>
+        <w:t xml:space="preserve">  ·  volumen</w:t>
+      </w:r>
+    </w:p>
+    <w:p>
+      <w:pPr>
+        <w:spacing w:after="40"/>
+      </w:pPr>
+      <w:r>
+        <w:rPr>
+          <w:b/>
+          <w:bCs/>
+          <w:color w:val="1FA6A2"/>
+          <w:sz w:val="22"/>
+          <w:szCs w:val="22"/>
+        </w:rPr>
+        <w:t xml:space="preserve">☐  </w:t>
+      </w:r>
+      <w:r>
+        <w:rPr>
+          <w:b/>
+          <w:bCs/>
+          <w:color w:val="12355B"/>
+          <w:sz w:val="20"/>
+          <w:szCs w:val="20"/>
+        </w:rPr>
+        <w:t xml:space="preserve">cubic unit</w:t>
+      </w:r>
+      <w:r>
+        <w:rPr>
+          <w:i/>
+          <w:iCs/>
+          <w:color w:val="5F6F80"/>
+          <w:sz w:val="18"/>
+          <w:szCs w:val="18"/>
+        </w:rPr>
+        <w:t xml:space="preserve">  ·  unidad cúbica</w:t>
       </w:r>
     </w:p>
     <w:tbl>
@@ -1830,21 +1615,6 @@
           </w:tcPr>
           <w:p>
             <w:pPr>
-              <w:spacing w:after="50"/>
-            </w:pPr>
-            <w:r>
-              <w:rPr>
-                <w:i/>
-                <w:iCs/>
-                <w:color w:val="5F6F80"/>
-                <w:sz w:val="19"/>
-                <w:szCs w:val="19"/>
-              </w:rPr>
-              <w:t xml:space="preserve">This model shows the parts of an explanation. It does not answer your writing question.</w:t>
-            </w:r>
-          </w:p>
-          <w:p>
-            <w:pPr>
               <w:spacing w:after="80"/>
             </w:pPr>
             <w:r>
@@ -1855,58 +1625,14 @@
                 <w:sz w:val="19"/>
                 <w:szCs w:val="19"/>
               </w:rPr>
-              <w:t xml:space="preserve">Claim:  </w:t>
+              <w:t xml:space="preserve">Model:  </w:t>
             </w:r>
             <w:r>
               <w:rPr>
                 <w:sz w:val="19"/>
                 <w:szCs w:val="19"/>
               </w:rPr>
-              <w:t xml:space="preserve">Three large boxes hold 240 × 3 = 720 cubic inches, and two jumbo boxes hold 400 × 2 = 800 cubic inches, so 800 &gt; 720.</w:t>
-            </w:r>
-          </w:p>
-          <w:p>
-            <w:pPr>
-              <w:spacing w:after="80"/>
-            </w:pPr>
-            <w:r>
-              <w:rPr>
-                <w:b/>
-                <w:bCs/>
-                <w:color w:val="12355B"/>
-                <w:sz w:val="19"/>
-                <w:szCs w:val="19"/>
-              </w:rPr>
-              <w:t xml:space="preserve">Evidence:  </w:t>
-            </w:r>
-            <w:r>
-              <w:rPr>
-                <w:sz w:val="19"/>
-                <w:szCs w:val="19"/>
-              </w:rPr>
-              <w:t xml:space="preserve">A strong answer calculates both totals (720 and 800) and compares them to recommend the jumbo boxes. A weak answer picks an option without computing and comparing both volumes.</w:t>
-            </w:r>
-          </w:p>
-          <w:p>
-            <w:pPr>
-              <w:spacing w:after="80"/>
-            </w:pPr>
-            <w:r>
-              <w:rPr>
-                <w:b/>
-                <w:bCs/>
-                <w:color w:val="12355B"/>
-                <w:sz w:val="19"/>
-                <w:szCs w:val="19"/>
-              </w:rPr>
-              <w:t xml:space="preserve">Reasoning:  </w:t>
-            </w:r>
-            <w:r>
-              <w:rPr>
-                <w:sz w:val="19"/>
-                <w:szCs w:val="19"/>
-              </w:rPr>
-              <w:t xml:space="preserve">This evidence connects the definition of argument to the mathematical claim.</w:t>
+              <w:t xml:space="preserve">Three large boxes hold 240 × 3 = 720 cubic inches, and two jumbo boxes hold 400 × 2 = 800 cubic inches, so 800 &gt; 720. — A strong answer calculates both totals (720 and 800) and compares them to recommend the jumbo boxes. A weak answer picks an option without computing and comparing both volumes.</w:t>
             </w:r>
           </w:p>
         </w:tc>
@@ -1985,7 +1711,7 @@
           <w:sz w:val="21"/>
           <w:szCs w:val="21"/>
         </w:rPr>
-        <w:t xml:space="preserve">My answer is ___.</w:t>
+        <w:t xml:space="preserve">My answer is ___ because ___.</w:t>
       </w:r>
       <w:r>
         <w:rPr>
@@ -1996,7 +1722,7 @@
           <w:szCs w:val="19"/>
         </w:rPr>
         <w:br/>
-        <w:t xml:space="preserve">Mi respuesta es ___.</w:t>
+        <w:t xml:space="preserve">Mi respuesta es ___ porque ___.</w:t>
       </w:r>
     </w:p>
     <w:tbl>
@@ -2136,7 +1862,7 @@
           <w:sz w:val="21"/>
           <w:szCs w:val="21"/>
         </w:rPr>
-        <w:t xml:space="preserve">I know because ___.</w:t>
+        <w:t xml:space="preserve">My evidence is ___, so ___.</w:t>
       </w:r>
       <w:r>
         <w:rPr>
@@ -2147,31 +1873,7 @@
           <w:szCs w:val="19"/>
         </w:rPr>
         <w:br/>
-        <w:t xml:space="preserve">Lo sé porque ___.</w:t>
-      </w:r>
-    </w:p>
-    <w:p>
-      <w:pPr>
-        <w:spacing w:after="60"/>
-      </w:pPr>
-      <w:r>
-        <w:rPr>
-          <w:color w:val="1A2733"/>
-          <w:sz w:val="21"/>
-          <w:szCs w:val="21"/>
-        </w:rPr>
-        <w:t xml:space="preserve">So ___.</w:t>
-      </w:r>
-      <w:r>
-        <w:rPr>
-          <w:i/>
-          <w:iCs/>
-          <w:color w:val="5F6F80"/>
-          <w:sz w:val="19"/>
-          <w:szCs w:val="19"/>
-        </w:rPr>
-        <w:br/>
-        <w:t xml:space="preserve">Entonces ___.</w:t>
+        <w:t xml:space="preserve">Mi evidencia es ___, entonces ___.</w:t>
       </w:r>
     </w:p>
     <w:tbl>
@@ -2277,78 +1979,6 @@
         <w:t xml:space="preserve">Escribe una afirmación, da evidencia matemática y explica tu razonamiento.</w:t>
       </w:r>
     </w:p>
-    <w:p>
-      <w:pPr>
-        <w:spacing w:after="60"/>
-      </w:pPr>
-      <w:r>
-        <w:rPr>
-          <w:color w:val="1A2733"/>
-          <w:sz w:val="21"/>
-          <w:szCs w:val="21"/>
-        </w:rPr>
-        <w:t xml:space="preserve">My claim is ___.</w:t>
-      </w:r>
-      <w:r>
-        <w:rPr>
-          <w:i/>
-          <w:iCs/>
-          <w:color w:val="5F6F80"/>
-          <w:sz w:val="19"/>
-          <w:szCs w:val="19"/>
-        </w:rPr>
-        <w:br/>
-        <w:t xml:space="preserve">Mi afirmación es ___.</w:t>
-      </w:r>
-    </w:p>
-    <w:p>
-      <w:pPr>
-        <w:spacing w:after="60"/>
-      </w:pPr>
-      <w:r>
-        <w:rPr>
-          <w:color w:val="1A2733"/>
-          <w:sz w:val="21"/>
-          <w:szCs w:val="21"/>
-        </w:rPr>
-        <w:t xml:space="preserve">My math evidence is ___.</w:t>
-      </w:r>
-      <w:r>
-        <w:rPr>
-          <w:i/>
-          <w:iCs/>
-          <w:color w:val="5F6F80"/>
-          <w:sz w:val="19"/>
-          <w:szCs w:val="19"/>
-        </w:rPr>
-        <w:br/>
-        <w:t xml:space="preserve">Mi evidencia matemática es ___.</w:t>
-      </w:r>
-    </w:p>
-    <w:p>
-      <w:pPr>
-        <w:spacing w:after="60"/>
-      </w:pPr>
-      <w:r>
-        <w:rPr>
-          <w:color w:val="1A2733"/>
-          <w:sz w:val="21"/>
-          <w:szCs w:val="21"/>
-        </w:rPr>
-        <w:t xml:space="preserve">This proves ___ because ___.</w:t>
-      </w:r>
-      <w:r>
-        <w:rPr>
-          <w:i/>
-          <w:iCs/>
-          <w:color w:val="5F6F80"/>
-          <w:sz w:val="19"/>
-          <w:szCs w:val="19"/>
-        </w:rPr>
-        <w:br/>
-        <w:t xml:space="preserve">Esto demuestra ___ porque ___.</w:t>
-      </w:r>
-    </w:p>
     <w:tbl>
       <w:tblPr>
         <w:tblW w:type="pct" w:w="100%"/>
@@ -2431,7 +2061,7 @@
           <w:sz w:val="24"/>
           <w:szCs w:val="24"/>
         </w:rPr>
-        <w:t xml:space="preserve">4. Check Your Explanation</w:t>
+        <w:t xml:space="preserve">Check Your Explanation</w:t>
       </w:r>
       <w:r>
         <w:rPr>
@@ -2441,7 +2071,7 @@
           <w:sz w:val="19"/>
           <w:szCs w:val="19"/>
         </w:rPr>
-        <w:t xml:space="preserve">   five quick checks</w:t>
+        <w:t xml:space="preserve">   three quick checks</w:t>
       </w:r>
     </w:p>
     <w:p>
@@ -2465,17 +2095,6 @@
         </w:rPr>
         <w:t xml:space="preserve">I answered the question.</w:t>
       </w:r>
-      <w:r>
-        <w:rPr>
-          <w:i/>
-          <w:iCs/>
-          <w:color w:val="5F6F80"/>
-          <w:sz w:val="18"/>
-          <w:szCs w:val="18"/>
-        </w:rPr>
-        <w:br/>
-        <w:t xml:space="preserve">Respondí la pregunta.</w:t>
-      </w:r>
     </w:p>
     <w:p>
       <w:pPr>
@@ -2496,18 +2115,7 @@
           <w:sz w:val="20"/>
           <w:szCs w:val="20"/>
         </w:rPr>
-        <w:t xml:space="preserve">I used math evidence: numbers, an equation, a model, or a comparison.</w:t>
-      </w:r>
-      <w:r>
-        <w:rPr>
-          <w:i/>
-          <w:iCs/>
-          <w:color w:val="5F6F80"/>
-          <w:sz w:val="18"/>
-          <w:szCs w:val="18"/>
-        </w:rPr>
-        <w:br/>
-        <w:t xml:space="preserve">Usé evidencia matemática: números, una ecuación, un modelo o una comparación.</w:t>
+        <w:t xml:space="preserve">I used math evidence: numbers, an equation, or a model.</w:t>
       </w:r>
     </w:p>
     <w:p>
@@ -2529,84 +2137,7 @@
           <w:sz w:val="20"/>
           <w:szCs w:val="20"/>
         </w:rPr>
-        <w:t xml:space="preserve">I explained how the evidence proves my answer.</w:t>
-      </w:r>
-      <w:r>
-        <w:rPr>
-          <w:i/>
-          <w:iCs/>
-          <w:color w:val="5F6F80"/>
-          <w:sz w:val="18"/>
-          <w:szCs w:val="18"/>
-        </w:rPr>
-        <w:br/>
-        <w:t xml:space="preserve">Expliqué cómo la evidencia demuestra mi respuesta.</w:t>
-      </w:r>
-    </w:p>
-    <w:p>
-      <w:pPr>
-        <w:spacing w:after="80"/>
-      </w:pPr>
-      <w:r>
-        <w:rPr>
-          <w:b/>
-          <w:bCs/>
-          <w:color w:val="1FA6A2"/>
-          <w:sz w:val="22"/>
-          <w:szCs w:val="22"/>
-        </w:rPr>
-        <w:t xml:space="preserve">☐  </w:t>
-      </w:r>
-      <w:r>
-        <w:rPr>
-          <w:sz w:val="20"/>
-          <w:szCs w:val="20"/>
-        </w:rPr>
         <w:t xml:space="preserve">I used at least two math words.</w:t>
-      </w:r>
-      <w:r>
-        <w:rPr>
-          <w:i/>
-          <w:iCs/>
-          <w:color w:val="5F6F80"/>
-          <w:sz w:val="18"/>
-          <w:szCs w:val="18"/>
-        </w:rPr>
-        <w:br/>
-        <w:t xml:space="preserve">Usé por lo menos dos palabras matemáticas.</w:t>
-      </w:r>
-    </w:p>
-    <w:p>
-      <w:pPr>
-        <w:spacing w:after="80"/>
-      </w:pPr>
-      <w:r>
-        <w:rPr>
-          <w:b/>
-          <w:bCs/>
-          <w:color w:val="1FA6A2"/>
-          <w:sz w:val="22"/>
-          <w:szCs w:val="22"/>
-        </w:rPr>
-        <w:t xml:space="preserve">☐  </w:t>
-      </w:r>
-      <w:r>
-        <w:rPr>
-          <w:sz w:val="20"/>
-          <w:szCs w:val="20"/>
-        </w:rPr>
-        <w:t xml:space="preserve">I reread complete sentences and punctuation.</w:t>
-      </w:r>
-      <w:r>
-        <w:rPr>
-          <w:i/>
-          <w:iCs/>
-          <w:color w:val="5F6F80"/>
-          <w:sz w:val="18"/>
-          <w:szCs w:val="18"/>
-        </w:rPr>
-        <w:br/>
-        <w:t xml:space="preserve">Volví a leer mis oraciones completas y la puntuación.</w:t>
       </w:r>
     </w:p>
     <w:p>
